--- a/report/assignment_report.docx
+++ b/report/assignment_report.docx
@@ -2,19 +2,59 @@
 <file path=word/document.xml><?xml version="1.0" encoding="utf-8"?>
 <w:document xmlns:wpc="http://schemas.microsoft.com/office/word/2010/wordprocessingCanvas" xmlns:cx="http://schemas.microsoft.com/office/drawing/2014/chartex" xmlns:cx1="http://schemas.microsoft.com/office/drawing/2015/9/8/chartex" xmlns:cx2="http://schemas.microsoft.com/office/drawing/2015/10/21/chartex" xmlns:cx3="http://schemas.microsoft.com/office/drawing/2016/5/9/chartex" xmlns:cx4="http://schemas.microsoft.com/office/drawing/2016/5/10/chartex" xmlns:cx5="http://schemas.microsoft.com/office/drawing/2016/5/11/chartex" xmlns:cx6="http://schemas.microsoft.com/office/drawing/2016/5/12/chartex" xmlns:cx7="http://schemas.microsoft.com/office/drawing/2016/5/13/chartex" xmlns:cx8="http://schemas.microsoft.com/office/drawing/2016/5/14/chartex" xmlns:mc="http://schemas.openxmlformats.org/markup-compatibility/2006" xmlns:aink="http://schemas.microsoft.com/office/drawing/2016/ink" xmlns:am3d="http://schemas.microsoft.com/office/drawing/2017/model3d" xmlns:o="urn:schemas-microsoft-com:office:office" xmlns:oel="http://schemas.microsoft.com/office/2019/extlst" xmlns:r="http://schemas.openxmlformats.org/officeDocument/2006/relationships" xmlns:m="http://schemas.openxmlformats.org/officeDocument/2006/math" xmlns:v="urn:schemas-microsoft-com:vml" xmlns:wp14="http://schemas.microsoft.com/office/word/2010/wordprocessingDrawing" xmlns:wp="http://schemas.openxmlformats.org/drawingml/2006/wordprocessingDrawing" xmlns:w10="urn:schemas-microsoft-com:office:word" xmlns:w="http://schemas.openxmlformats.org/wordprocessingml/2006/main" xmlns:w14="http://schemas.microsoft.com/office/word/2010/wordml" xmlns:w15="http://schemas.microsoft.com/office/word/2012/wordml" xmlns:w16cex="http://schemas.microsoft.com/office/word/2018/wordml/cex" xmlns:w16cid="http://schemas.microsoft.com/office/word/2016/wordml/cid" xmlns:w16="http://schemas.microsoft.com/office/word/2018/wordml" xmlns:w16du="http://schemas.microsoft.com/office/word/2023/wordml/word16du" xmlns:w16sdtdh="http://schemas.microsoft.com/office/word/2020/wordml/sdtdatahash" xmlns:w16sdtfl="http://schemas.microsoft.com/office/word/2024/wordml/sdtformatlock" xmlns:w16se="http://schemas.microsoft.com/office/word/2015/wordml/symex" xmlns:wpg="http://schemas.microsoft.com/office/word/2010/wordprocessingGroup" xmlns:wpi="http://schemas.microsoft.com/office/word/2010/wordprocessingInk" xmlns:wne="http://schemas.microsoft.com/office/word/2006/wordml" xmlns:wps="http://schemas.microsoft.com/office/word/2010/wordprocessingShape" mc:Ignorable="w14 w15 w16se w16cid w16 w16cex w16sdtdh w16sdtfl w16du wp14">
   <w:body>
-    <w:p/>
-    <w:p/>
-    <w:p/>
-    <w:p/>
-    <w:p/>
-    <w:p/>
+    <w:p>
+      <w:pPr>
+        <w:rPr>
+          <w:rFonts w:ascii="Calibri" w:hAnsi="Calibri" w:cs="Calibri"/>
+        </w:rPr>
+      </w:pPr>
+    </w:p>
+    <w:p>
+      <w:pPr>
+        <w:rPr>
+          <w:rFonts w:ascii="Calibri" w:hAnsi="Calibri" w:cs="Calibri"/>
+        </w:rPr>
+      </w:pPr>
+    </w:p>
+    <w:p>
+      <w:pPr>
+        <w:rPr>
+          <w:rFonts w:ascii="Calibri" w:hAnsi="Calibri" w:cs="Calibri"/>
+        </w:rPr>
+      </w:pPr>
+    </w:p>
+    <w:p>
+      <w:pPr>
+        <w:rPr>
+          <w:rFonts w:ascii="Calibri" w:hAnsi="Calibri" w:cs="Calibri"/>
+        </w:rPr>
+      </w:pPr>
+    </w:p>
+    <w:p>
+      <w:pPr>
+        <w:rPr>
+          <w:rFonts w:ascii="Calibri" w:hAnsi="Calibri" w:cs="Calibri"/>
+        </w:rPr>
+      </w:pPr>
+    </w:p>
+    <w:p>
+      <w:pPr>
+        <w:rPr>
+          <w:rFonts w:ascii="Calibri" w:hAnsi="Calibri" w:cs="Calibri"/>
+        </w:rPr>
+      </w:pPr>
+    </w:p>
     <w:p>
       <w:pPr>
         <w:jc w:val="center"/>
+        <w:rPr>
+          <w:rFonts w:ascii="Calibri" w:hAnsi="Calibri" w:cs="Calibri"/>
+        </w:rPr>
       </w:pPr>
       <w:proofErr w:type="spellStart"/>
       <w:r>
         <w:rPr>
+          <w:rFonts w:ascii="Calibri" w:hAnsi="Calibri" w:cs="Calibri"/>
           <w:b/>
           <w:sz w:val="56"/>
         </w:rPr>
@@ -23,6 +63,7 @@
       <w:proofErr w:type="spellEnd"/>
       <w:r>
         <w:rPr>
+          <w:rFonts w:ascii="Calibri" w:hAnsi="Calibri" w:cs="Calibri"/>
           <w:b/>
           <w:sz w:val="56"/>
         </w:rPr>
@@ -32,22 +73,36 @@
     <w:p>
       <w:pPr>
         <w:jc w:val="center"/>
-      </w:pPr>
-      <w:r>
-        <w:rPr>
+        <w:rPr>
+          <w:rFonts w:ascii="Calibri" w:hAnsi="Calibri" w:cs="Calibri"/>
+        </w:rPr>
+      </w:pPr>
+      <w:r>
+        <w:rPr>
+          <w:rFonts w:ascii="Calibri" w:hAnsi="Calibri" w:cs="Calibri"/>
           <w:color w:val="646464"/>
           <w:sz w:val="28"/>
         </w:rPr>
         <w:t>End-to-End ML Model Development, CI/CD, and Production Deployment</w:t>
       </w:r>
     </w:p>
-    <w:p/>
+    <w:p>
+      <w:pPr>
+        <w:rPr>
+          <w:rFonts w:ascii="Calibri" w:hAnsi="Calibri" w:cs="Calibri"/>
+        </w:rPr>
+      </w:pPr>
+    </w:p>
     <w:p>
       <w:pPr>
         <w:jc w:val="center"/>
-      </w:pPr>
-      <w:r>
-        <w:rPr>
+        <w:rPr>
+          <w:rFonts w:ascii="Calibri" w:hAnsi="Calibri" w:cs="Calibri"/>
+        </w:rPr>
+      </w:pPr>
+      <w:r>
+        <w:rPr>
+          <w:rFonts w:ascii="Calibri" w:hAnsi="Calibri" w:cs="Calibri"/>
           <w:sz w:val="24"/>
         </w:rPr>
         <w:t xml:space="preserve">Course: </w:t>
@@ -55,6 +110,7 @@
       <w:proofErr w:type="spellStart"/>
       <w:r>
         <w:rPr>
+          <w:rFonts w:ascii="Calibri" w:hAnsi="Calibri" w:cs="Calibri"/>
           <w:sz w:val="24"/>
         </w:rPr>
         <w:t>MLOps</w:t>
@@ -62,42 +118,79 @@
       <w:proofErr w:type="spellEnd"/>
       <w:r>
         <w:rPr>
+          <w:rFonts w:ascii="Calibri" w:hAnsi="Calibri" w:cs="Calibri"/>
           <w:sz w:val="24"/>
         </w:rPr>
         <w:t xml:space="preserve"> (S2-25_AMLCSZG523)</w:t>
       </w:r>
     </w:p>
-    <w:p/>
+    <w:p>
+      <w:pPr>
+        <w:rPr>
+          <w:rFonts w:ascii="Calibri" w:hAnsi="Calibri" w:cs="Calibri"/>
+        </w:rPr>
+      </w:pPr>
+    </w:p>
     <w:p>
       <w:pPr>
         <w:jc w:val="center"/>
-      </w:pPr>
-      <w:r>
-        <w:rPr>
+        <w:rPr>
+          <w:rFonts w:ascii="Calibri" w:hAnsi="Calibri" w:cs="Calibri"/>
+        </w:rPr>
+      </w:pPr>
+      <w:r>
+        <w:rPr>
+          <w:rFonts w:ascii="Calibri" w:hAnsi="Calibri" w:cs="Calibri"/>
           <w:sz w:val="24"/>
         </w:rPr>
         <w:t>Dataset: Heart Disease UCI (Cleveland)</w:t>
       </w:r>
     </w:p>
-    <w:p/>
+    <w:p>
+      <w:pPr>
+        <w:rPr>
+          <w:rFonts w:ascii="Calibri" w:hAnsi="Calibri" w:cs="Calibri"/>
+        </w:rPr>
+      </w:pPr>
+    </w:p>
     <w:p>
       <w:pPr>
         <w:jc w:val="center"/>
-      </w:pPr>
-      <w:r>
+        <w:rPr>
+          <w:rFonts w:ascii="Calibri" w:hAnsi="Calibri" w:cs="Calibri"/>
+        </w:rPr>
+      </w:pPr>
+      <w:r>
+        <w:rPr>
+          <w:rFonts w:ascii="Calibri" w:hAnsi="Calibri" w:cs="Calibri"/>
+        </w:rPr>
         <w:t>Date: May 08, 2026</w:t>
       </w:r>
     </w:p>
     <w:p>
-      <w:r>
+      <w:pPr>
+        <w:rPr>
+          <w:rFonts w:ascii="Calibri" w:hAnsi="Calibri" w:cs="Calibri"/>
+        </w:rPr>
+      </w:pPr>
+      <w:r>
+        <w:rPr>
+          <w:rFonts w:ascii="Calibri" w:hAnsi="Calibri" w:cs="Calibri"/>
+        </w:rPr>
         <w:br w:type="page"/>
       </w:r>
     </w:p>
     <w:p>
       <w:pPr>
         <w:pStyle w:val="Heading1"/>
-      </w:pPr>
-      <w:r>
+        <w:rPr>
+          <w:rFonts w:ascii="Calibri" w:hAnsi="Calibri" w:cs="Calibri"/>
+        </w:rPr>
+      </w:pPr>
+      <w:r>
+        <w:rPr>
+          <w:rFonts w:ascii="Calibri" w:hAnsi="Calibri" w:cs="Calibri"/>
+        </w:rPr>
         <w:lastRenderedPageBreak/>
         <w:t>Table of Contents</w:t>
       </w:r>
@@ -105,123 +198,223 @@
     <w:p>
       <w:pPr>
         <w:spacing w:after="120"/>
-      </w:pPr>
-      <w:r>
+        <w:rPr>
+          <w:rFonts w:ascii="Calibri" w:hAnsi="Calibri" w:cs="Calibri"/>
+        </w:rPr>
+      </w:pPr>
+      <w:r>
+        <w:rPr>
+          <w:rFonts w:ascii="Calibri" w:hAnsi="Calibri" w:cs="Calibri"/>
+        </w:rPr>
         <w:t>1. Setup &amp; Installation Instructions</w:t>
       </w:r>
     </w:p>
     <w:p>
       <w:pPr>
         <w:spacing w:after="120"/>
-      </w:pPr>
-      <w:r>
+        <w:rPr>
+          <w:rFonts w:ascii="Calibri" w:hAnsi="Calibri" w:cs="Calibri"/>
+        </w:rPr>
+      </w:pPr>
+      <w:r>
+        <w:rPr>
+          <w:rFonts w:ascii="Calibri" w:hAnsi="Calibri" w:cs="Calibri"/>
+        </w:rPr>
         <w:t>2. Data Acquisition &amp; Exploratory Data Analysis</w:t>
       </w:r>
     </w:p>
     <w:p>
       <w:pPr>
         <w:spacing w:after="120"/>
-      </w:pPr>
-      <w:r>
+        <w:rPr>
+          <w:rFonts w:ascii="Calibri" w:hAnsi="Calibri" w:cs="Calibri"/>
+        </w:rPr>
+      </w:pPr>
+      <w:r>
+        <w:rPr>
+          <w:rFonts w:ascii="Calibri" w:hAnsi="Calibri" w:cs="Calibri"/>
+        </w:rPr>
         <w:t>3. Feature Engineering &amp; Model Development</w:t>
       </w:r>
     </w:p>
     <w:p>
       <w:pPr>
         <w:spacing w:after="120"/>
-      </w:pPr>
-      <w:r>
+        <w:rPr>
+          <w:rFonts w:ascii="Calibri" w:hAnsi="Calibri" w:cs="Calibri"/>
+        </w:rPr>
+      </w:pPr>
+      <w:r>
+        <w:rPr>
+          <w:rFonts w:ascii="Calibri" w:hAnsi="Calibri" w:cs="Calibri"/>
+        </w:rPr>
         <w:t>4. Experiment Tracking (</w:t>
       </w:r>
       <w:proofErr w:type="spellStart"/>
       <w:r>
+        <w:rPr>
+          <w:rFonts w:ascii="Calibri" w:hAnsi="Calibri" w:cs="Calibri"/>
+        </w:rPr>
         <w:t>MLflow</w:t>
       </w:r>
       <w:proofErr w:type="spellEnd"/>
       <w:r>
+        <w:rPr>
+          <w:rFonts w:ascii="Calibri" w:hAnsi="Calibri" w:cs="Calibri"/>
+        </w:rPr>
         <w:t>)</w:t>
       </w:r>
     </w:p>
     <w:p>
       <w:pPr>
         <w:spacing w:after="120"/>
-      </w:pPr>
-      <w:r>
+        <w:rPr>
+          <w:rFonts w:ascii="Calibri" w:hAnsi="Calibri" w:cs="Calibri"/>
+        </w:rPr>
+      </w:pPr>
+      <w:r>
+        <w:rPr>
+          <w:rFonts w:ascii="Calibri" w:hAnsi="Calibri" w:cs="Calibri"/>
+        </w:rPr>
         <w:t>5. Model Packaging &amp; Reproducibility</w:t>
       </w:r>
     </w:p>
     <w:p>
       <w:pPr>
         <w:spacing w:after="120"/>
-      </w:pPr>
-      <w:r>
+        <w:rPr>
+          <w:rFonts w:ascii="Calibri" w:hAnsi="Calibri" w:cs="Calibri"/>
+        </w:rPr>
+      </w:pPr>
+      <w:r>
+        <w:rPr>
+          <w:rFonts w:ascii="Calibri" w:hAnsi="Calibri" w:cs="Calibri"/>
+        </w:rPr>
         <w:t>6. CI/CD Pipeline &amp; Automated Testing</w:t>
       </w:r>
     </w:p>
     <w:p>
       <w:pPr>
         <w:spacing w:after="120"/>
-      </w:pPr>
-      <w:r>
+        <w:rPr>
+          <w:rFonts w:ascii="Calibri" w:hAnsi="Calibri" w:cs="Calibri"/>
+        </w:rPr>
+      </w:pPr>
+      <w:r>
+        <w:rPr>
+          <w:rFonts w:ascii="Calibri" w:hAnsi="Calibri" w:cs="Calibri"/>
+        </w:rPr>
         <w:t>7. Model Containerization (Docker)</w:t>
       </w:r>
     </w:p>
     <w:p>
       <w:pPr>
         <w:spacing w:after="120"/>
-      </w:pPr>
-      <w:r>
+        <w:rPr>
+          <w:rFonts w:ascii="Calibri" w:hAnsi="Calibri" w:cs="Calibri"/>
+        </w:rPr>
+      </w:pPr>
+      <w:r>
+        <w:rPr>
+          <w:rFonts w:ascii="Calibri" w:hAnsi="Calibri" w:cs="Calibri"/>
+        </w:rPr>
         <w:t>8. Production Deployment (GKE)</w:t>
       </w:r>
     </w:p>
     <w:p>
       <w:pPr>
         <w:spacing w:after="120"/>
-      </w:pPr>
-      <w:r>
+        <w:rPr>
+          <w:rFonts w:ascii="Calibri" w:hAnsi="Calibri" w:cs="Calibri"/>
+        </w:rPr>
+      </w:pPr>
+      <w:r>
+        <w:rPr>
+          <w:rFonts w:ascii="Calibri" w:hAnsi="Calibri" w:cs="Calibri"/>
+        </w:rPr>
         <w:t>9. Monitoring &amp; Logging</w:t>
       </w:r>
     </w:p>
     <w:p>
       <w:pPr>
         <w:spacing w:after="120"/>
-      </w:pPr>
-      <w:r>
+        <w:rPr>
+          <w:rFonts w:ascii="Calibri" w:hAnsi="Calibri" w:cs="Calibri"/>
+        </w:rPr>
+      </w:pPr>
+      <w:r>
+        <w:rPr>
+          <w:rFonts w:ascii="Calibri" w:hAnsi="Calibri" w:cs="Calibri"/>
+        </w:rPr>
         <w:t>10. Architecture Diagram &amp; Conclusion</w:t>
       </w:r>
     </w:p>
     <w:p>
-      <w:r>
+      <w:pPr>
+        <w:rPr>
+          <w:rFonts w:ascii="Calibri" w:hAnsi="Calibri" w:cs="Calibri"/>
+        </w:rPr>
+      </w:pPr>
+      <w:r>
+        <w:rPr>
+          <w:rFonts w:ascii="Calibri" w:hAnsi="Calibri" w:cs="Calibri"/>
+        </w:rPr>
         <w:br w:type="page"/>
       </w:r>
     </w:p>
     <w:p>
       <w:pPr>
         <w:pStyle w:val="Heading1"/>
-      </w:pPr>
-      <w:r>
+        <w:rPr>
+          <w:rFonts w:ascii="Calibri" w:hAnsi="Calibri" w:cs="Calibri"/>
+        </w:rPr>
+      </w:pPr>
+      <w:r>
+        <w:rPr>
+          <w:rFonts w:ascii="Calibri" w:hAnsi="Calibri" w:cs="Calibri"/>
+        </w:rPr>
         <w:lastRenderedPageBreak/>
         <w:t>1. Setup &amp; Installation Instructions</w:t>
       </w:r>
     </w:p>
     <w:p>
-      <w:r>
+      <w:pPr>
+        <w:rPr>
+          <w:rFonts w:ascii="Calibri" w:hAnsi="Calibri" w:cs="Calibri"/>
+        </w:rPr>
+      </w:pPr>
+      <w:r>
+        <w:rPr>
+          <w:rFonts w:ascii="Calibri" w:hAnsi="Calibri" w:cs="Calibri"/>
+        </w:rPr>
         <w:t xml:space="preserve">This project implements a complete </w:t>
       </w:r>
       <w:proofErr w:type="spellStart"/>
       <w:r>
+        <w:rPr>
+          <w:rFonts w:ascii="Calibri" w:hAnsi="Calibri" w:cs="Calibri"/>
+        </w:rPr>
         <w:t>MLOps</w:t>
       </w:r>
       <w:proofErr w:type="spellEnd"/>
       <w:r>
+        <w:rPr>
+          <w:rFonts w:ascii="Calibri" w:hAnsi="Calibri" w:cs="Calibri"/>
+        </w:rPr>
         <w:t xml:space="preserve"> pipeline for heart disease prediction using the Cleveland dataset from the UCI ML Repository.</w:t>
       </w:r>
     </w:p>
     <w:p>
       <w:pPr>
         <w:pStyle w:val="Heading2"/>
-      </w:pPr>
-      <w:r>
+        <w:rPr>
+          <w:rFonts w:ascii="Calibri" w:hAnsi="Calibri" w:cs="Calibri"/>
+        </w:rPr>
+      </w:pPr>
+      <w:r>
+        <w:rPr>
+          <w:rFonts w:ascii="Calibri" w:hAnsi="Calibri" w:cs="Calibri"/>
+        </w:rPr>
         <w:t>Technology Stack</w:t>
       </w:r>
     </w:p>
@@ -245,7 +438,15 @@
             <w:tcW w:w="4320" w:type="dxa"/>
           </w:tcPr>
           <w:p>
+            <w:pPr>
+              <w:rPr>
+                <w:rFonts w:ascii="Calibri" w:hAnsi="Calibri" w:cs="Calibri"/>
+              </w:rPr>
+            </w:pPr>
             <w:r>
+              <w:rPr>
+                <w:rFonts w:ascii="Calibri" w:hAnsi="Calibri" w:cs="Calibri"/>
+              </w:rPr>
               <w:t>Component</w:t>
             </w:r>
           </w:p>
@@ -255,7 +456,15 @@
             <w:tcW w:w="4320" w:type="dxa"/>
           </w:tcPr>
           <w:p>
+            <w:pPr>
+              <w:rPr>
+                <w:rFonts w:ascii="Calibri" w:hAnsi="Calibri" w:cs="Calibri"/>
+              </w:rPr>
+            </w:pPr>
             <w:r>
+              <w:rPr>
+                <w:rFonts w:ascii="Calibri" w:hAnsi="Calibri" w:cs="Calibri"/>
+              </w:rPr>
               <w:t>Technology</w:t>
             </w:r>
           </w:p>
@@ -270,7 +479,15 @@
             <w:tcW w:w="4320" w:type="dxa"/>
           </w:tcPr>
           <w:p>
+            <w:pPr>
+              <w:rPr>
+                <w:rFonts w:ascii="Calibri" w:hAnsi="Calibri" w:cs="Calibri"/>
+              </w:rPr>
+            </w:pPr>
             <w:r>
+              <w:rPr>
+                <w:rFonts w:ascii="Calibri" w:hAnsi="Calibri" w:cs="Calibri"/>
+              </w:rPr>
               <w:t>Language</w:t>
             </w:r>
           </w:p>
@@ -280,7 +497,15 @@
             <w:tcW w:w="4320" w:type="dxa"/>
           </w:tcPr>
           <w:p>
+            <w:pPr>
+              <w:rPr>
+                <w:rFonts w:ascii="Calibri" w:hAnsi="Calibri" w:cs="Calibri"/>
+              </w:rPr>
+            </w:pPr>
             <w:r>
+              <w:rPr>
+                <w:rFonts w:ascii="Calibri" w:hAnsi="Calibri" w:cs="Calibri"/>
+              </w:rPr>
               <w:t>Python 3.11</w:t>
             </w:r>
           </w:p>
@@ -295,7 +520,15 @@
             <w:tcW w:w="4320" w:type="dxa"/>
           </w:tcPr>
           <w:p>
+            <w:pPr>
+              <w:rPr>
+                <w:rFonts w:ascii="Calibri" w:hAnsi="Calibri" w:cs="Calibri"/>
+              </w:rPr>
+            </w:pPr>
             <w:r>
+              <w:rPr>
+                <w:rFonts w:ascii="Calibri" w:hAnsi="Calibri" w:cs="Calibri"/>
+              </w:rPr>
               <w:t>ML Framework</w:t>
             </w:r>
           </w:p>
@@ -305,7 +538,15 @@
             <w:tcW w:w="4320" w:type="dxa"/>
           </w:tcPr>
           <w:p>
+            <w:pPr>
+              <w:rPr>
+                <w:rFonts w:ascii="Calibri" w:hAnsi="Calibri" w:cs="Calibri"/>
+              </w:rPr>
+            </w:pPr>
             <w:r>
+              <w:rPr>
+                <w:rFonts w:ascii="Calibri" w:hAnsi="Calibri" w:cs="Calibri"/>
+              </w:rPr>
               <w:t>scikit-learn</w:t>
             </w:r>
           </w:p>
@@ -320,7 +561,15 @@
             <w:tcW w:w="4320" w:type="dxa"/>
           </w:tcPr>
           <w:p>
+            <w:pPr>
+              <w:rPr>
+                <w:rFonts w:ascii="Calibri" w:hAnsi="Calibri" w:cs="Calibri"/>
+              </w:rPr>
+            </w:pPr>
             <w:r>
+              <w:rPr>
+                <w:rFonts w:ascii="Calibri" w:hAnsi="Calibri" w:cs="Calibri"/>
+              </w:rPr>
               <w:t>Experiment Tracking</w:t>
             </w:r>
           </w:p>
@@ -330,12 +579,23 @@
             <w:tcW w:w="4320" w:type="dxa"/>
           </w:tcPr>
           <w:p>
+            <w:pPr>
+              <w:rPr>
+                <w:rFonts w:ascii="Calibri" w:hAnsi="Calibri" w:cs="Calibri"/>
+              </w:rPr>
+            </w:pPr>
             <w:proofErr w:type="spellStart"/>
             <w:r>
+              <w:rPr>
+                <w:rFonts w:ascii="Calibri" w:hAnsi="Calibri" w:cs="Calibri"/>
+              </w:rPr>
               <w:t>MLflow</w:t>
             </w:r>
             <w:proofErr w:type="spellEnd"/>
             <w:r>
+              <w:rPr>
+                <w:rFonts w:ascii="Calibri" w:hAnsi="Calibri" w:cs="Calibri"/>
+              </w:rPr>
               <w:t xml:space="preserve"> (local)</w:t>
             </w:r>
           </w:p>
@@ -350,7 +610,15 @@
             <w:tcW w:w="4320" w:type="dxa"/>
           </w:tcPr>
           <w:p>
+            <w:pPr>
+              <w:rPr>
+                <w:rFonts w:ascii="Calibri" w:hAnsi="Calibri" w:cs="Calibri"/>
+              </w:rPr>
+            </w:pPr>
             <w:r>
+              <w:rPr>
+                <w:rFonts w:ascii="Calibri" w:hAnsi="Calibri" w:cs="Calibri"/>
+              </w:rPr>
               <w:t>API Framework</w:t>
             </w:r>
           </w:p>
@@ -360,8 +628,16 @@
             <w:tcW w:w="4320" w:type="dxa"/>
           </w:tcPr>
           <w:p>
+            <w:pPr>
+              <w:rPr>
+                <w:rFonts w:ascii="Calibri" w:hAnsi="Calibri" w:cs="Calibri"/>
+              </w:rPr>
+            </w:pPr>
             <w:proofErr w:type="spellStart"/>
             <w:r>
+              <w:rPr>
+                <w:rFonts w:ascii="Calibri" w:hAnsi="Calibri" w:cs="Calibri"/>
+              </w:rPr>
               <w:t>FastAPI</w:t>
             </w:r>
             <w:proofErr w:type="spellEnd"/>
@@ -377,7 +653,15 @@
             <w:tcW w:w="4320" w:type="dxa"/>
           </w:tcPr>
           <w:p>
+            <w:pPr>
+              <w:rPr>
+                <w:rFonts w:ascii="Calibri" w:hAnsi="Calibri" w:cs="Calibri"/>
+              </w:rPr>
+            </w:pPr>
             <w:r>
+              <w:rPr>
+                <w:rFonts w:ascii="Calibri" w:hAnsi="Calibri" w:cs="Calibri"/>
+              </w:rPr>
               <w:t>Containerization</w:t>
             </w:r>
           </w:p>
@@ -387,7 +671,15 @@
             <w:tcW w:w="4320" w:type="dxa"/>
           </w:tcPr>
           <w:p>
+            <w:pPr>
+              <w:rPr>
+                <w:rFonts w:ascii="Calibri" w:hAnsi="Calibri" w:cs="Calibri"/>
+              </w:rPr>
+            </w:pPr>
             <w:r>
+              <w:rPr>
+                <w:rFonts w:ascii="Calibri" w:hAnsi="Calibri" w:cs="Calibri"/>
+              </w:rPr>
               <w:t>Docker</w:t>
             </w:r>
           </w:p>
@@ -402,7 +694,15 @@
             <w:tcW w:w="4320" w:type="dxa"/>
           </w:tcPr>
           <w:p>
+            <w:pPr>
+              <w:rPr>
+                <w:rFonts w:ascii="Calibri" w:hAnsi="Calibri" w:cs="Calibri"/>
+              </w:rPr>
+            </w:pPr>
             <w:r>
+              <w:rPr>
+                <w:rFonts w:ascii="Calibri" w:hAnsi="Calibri" w:cs="Calibri"/>
+              </w:rPr>
               <w:t>Container Registry</w:t>
             </w:r>
           </w:p>
@@ -412,7 +712,15 @@
             <w:tcW w:w="4320" w:type="dxa"/>
           </w:tcPr>
           <w:p>
+            <w:pPr>
+              <w:rPr>
+                <w:rFonts w:ascii="Calibri" w:hAnsi="Calibri" w:cs="Calibri"/>
+              </w:rPr>
+            </w:pPr>
             <w:r>
+              <w:rPr>
+                <w:rFonts w:ascii="Calibri" w:hAnsi="Calibri" w:cs="Calibri"/>
+              </w:rPr>
               <w:t>GCP Artifact Registry</w:t>
             </w:r>
           </w:p>
@@ -427,7 +735,15 @@
             <w:tcW w:w="4320" w:type="dxa"/>
           </w:tcPr>
           <w:p>
+            <w:pPr>
+              <w:rPr>
+                <w:rFonts w:ascii="Calibri" w:hAnsi="Calibri" w:cs="Calibri"/>
+              </w:rPr>
+            </w:pPr>
             <w:r>
+              <w:rPr>
+                <w:rFonts w:ascii="Calibri" w:hAnsi="Calibri" w:cs="Calibri"/>
+              </w:rPr>
               <w:t>Orchestration</w:t>
             </w:r>
           </w:p>
@@ -437,7 +753,15 @@
             <w:tcW w:w="4320" w:type="dxa"/>
           </w:tcPr>
           <w:p>
+            <w:pPr>
+              <w:rPr>
+                <w:rFonts w:ascii="Calibri" w:hAnsi="Calibri" w:cs="Calibri"/>
+              </w:rPr>
+            </w:pPr>
             <w:r>
+              <w:rPr>
+                <w:rFonts w:ascii="Calibri" w:hAnsi="Calibri" w:cs="Calibri"/>
+              </w:rPr>
               <w:t>GKE (Google Kubernetes Engine)</w:t>
             </w:r>
           </w:p>
@@ -452,7 +776,15 @@
             <w:tcW w:w="4320" w:type="dxa"/>
           </w:tcPr>
           <w:p>
+            <w:pPr>
+              <w:rPr>
+                <w:rFonts w:ascii="Calibri" w:hAnsi="Calibri" w:cs="Calibri"/>
+              </w:rPr>
+            </w:pPr>
             <w:r>
+              <w:rPr>
+                <w:rFonts w:ascii="Calibri" w:hAnsi="Calibri" w:cs="Calibri"/>
+              </w:rPr>
               <w:t>CI/CD</w:t>
             </w:r>
           </w:p>
@@ -462,7 +794,15 @@
             <w:tcW w:w="4320" w:type="dxa"/>
           </w:tcPr>
           <w:p>
+            <w:pPr>
+              <w:rPr>
+                <w:rFonts w:ascii="Calibri" w:hAnsi="Calibri" w:cs="Calibri"/>
+              </w:rPr>
+            </w:pPr>
             <w:r>
+              <w:rPr>
+                <w:rFonts w:ascii="Calibri" w:hAnsi="Calibri" w:cs="Calibri"/>
+              </w:rPr>
               <w:t>GitHub Actions</w:t>
             </w:r>
           </w:p>
@@ -477,7 +817,15 @@
             <w:tcW w:w="4320" w:type="dxa"/>
           </w:tcPr>
           <w:p>
+            <w:pPr>
+              <w:rPr>
+                <w:rFonts w:ascii="Calibri" w:hAnsi="Calibri" w:cs="Calibri"/>
+              </w:rPr>
+            </w:pPr>
             <w:r>
+              <w:rPr>
+                <w:rFonts w:ascii="Calibri" w:hAnsi="Calibri" w:cs="Calibri"/>
+              </w:rPr>
               <w:t>Monitoring</w:t>
             </w:r>
           </w:p>
@@ -487,7 +835,15 @@
             <w:tcW w:w="4320" w:type="dxa"/>
           </w:tcPr>
           <w:p>
+            <w:pPr>
+              <w:rPr>
+                <w:rFonts w:ascii="Calibri" w:hAnsi="Calibri" w:cs="Calibri"/>
+              </w:rPr>
+            </w:pPr>
             <w:r>
+              <w:rPr>
+                <w:rFonts w:ascii="Calibri" w:hAnsi="Calibri" w:cs="Calibri"/>
+              </w:rPr>
               <w:t>Prometheus + Grafana</w:t>
             </w:r>
           </w:p>
@@ -502,7 +858,15 @@
             <w:tcW w:w="4320" w:type="dxa"/>
           </w:tcPr>
           <w:p>
+            <w:pPr>
+              <w:rPr>
+                <w:rFonts w:ascii="Calibri" w:hAnsi="Calibri" w:cs="Calibri"/>
+              </w:rPr>
+            </w:pPr>
             <w:r>
+              <w:rPr>
+                <w:rFonts w:ascii="Calibri" w:hAnsi="Calibri" w:cs="Calibri"/>
+              </w:rPr>
               <w:t>Testing</w:t>
             </w:r>
           </w:p>
@@ -512,8 +876,16 @@
             <w:tcW w:w="4320" w:type="dxa"/>
           </w:tcPr>
           <w:p>
+            <w:pPr>
+              <w:rPr>
+                <w:rFonts w:ascii="Calibri" w:hAnsi="Calibri" w:cs="Calibri"/>
+              </w:rPr>
+            </w:pPr>
             <w:proofErr w:type="spellStart"/>
             <w:r>
+              <w:rPr>
+                <w:rFonts w:ascii="Calibri" w:hAnsi="Calibri" w:cs="Calibri"/>
+              </w:rPr>
               <w:t>Pytest</w:t>
             </w:r>
             <w:proofErr w:type="spellEnd"/>
@@ -521,237 +893,471 @@
         </w:tc>
       </w:tr>
     </w:tbl>
-    <w:p/>
+    <w:p>
+      <w:pPr>
+        <w:rPr>
+          <w:rFonts w:ascii="Calibri" w:hAnsi="Calibri" w:cs="Calibri"/>
+        </w:rPr>
+      </w:pPr>
+    </w:p>
     <w:p>
       <w:pPr>
         <w:pStyle w:val="Heading2"/>
-      </w:pPr>
-      <w:r>
+        <w:rPr>
+          <w:rFonts w:ascii="Calibri" w:hAnsi="Calibri" w:cs="Calibri"/>
+        </w:rPr>
+      </w:pPr>
+      <w:r>
+        <w:rPr>
+          <w:rFonts w:ascii="Calibri" w:hAnsi="Calibri" w:cs="Calibri"/>
+        </w:rPr>
         <w:t>Quick Start</w:t>
       </w:r>
     </w:p>
     <w:p>
       <w:pPr>
         <w:pStyle w:val="ListBullet"/>
-      </w:pPr>
-      <w:r>
-        <w:t>1. Clone repository: git clone &lt;repo-</w:t>
+        <w:numPr>
+          <w:ilvl w:val="0"/>
+          <w:numId w:val="0"/>
+        </w:numPr>
+        <w:rPr>
+          <w:rFonts w:ascii="Calibri" w:hAnsi="Calibri" w:cs="Calibri"/>
+          <w:b/>
+          <w:bCs/>
+        </w:rPr>
+      </w:pPr>
+      <w:r>
+        <w:rPr>
+          <w:rFonts w:ascii="Calibri" w:hAnsi="Calibri" w:cs="Calibri"/>
+        </w:rPr>
+        <w:t xml:space="preserve">1. Clone repository: </w:t>
+      </w:r>
+      <w:r>
+        <w:rPr>
+          <w:rFonts w:ascii="Calibri" w:hAnsi="Calibri" w:cs="Calibri"/>
+          <w:b/>
+          <w:bCs/>
+        </w:rPr>
+        <w:t>git clone</w:t>
+      </w:r>
+      <w:r>
+        <w:rPr>
+          <w:rFonts w:ascii="Calibri" w:hAnsi="Calibri" w:cs="Calibri"/>
+          <w:b/>
+          <w:bCs/>
+        </w:rPr>
+        <w:t xml:space="preserve"> </w:t>
+      </w:r>
+      <w:r>
+        <w:rPr>
+          <w:rFonts w:ascii="Calibri" w:hAnsi="Calibri" w:cs="Calibri"/>
+          <w:b/>
+          <w:bCs/>
+        </w:rPr>
+        <w:t>https://github.com/rishavGupta0910/mlops_assignment.git</w:t>
+      </w:r>
+    </w:p>
+    <w:p>
+      <w:pPr>
+        <w:pStyle w:val="ListBullet"/>
+        <w:numPr>
+          <w:ilvl w:val="0"/>
+          <w:numId w:val="0"/>
+        </w:numPr>
+        <w:rPr>
+          <w:rFonts w:ascii="Calibri" w:hAnsi="Calibri" w:cs="Calibri"/>
+        </w:rPr>
+      </w:pPr>
+      <w:r>
+        <w:rPr>
+          <w:rFonts w:ascii="Calibri" w:hAnsi="Calibri" w:cs="Calibri"/>
+        </w:rPr>
+        <w:t xml:space="preserve">2. Create </w:t>
       </w:r>
       <w:proofErr w:type="spellStart"/>
       <w:r>
-        <w:t>url</w:t>
+        <w:rPr>
+          <w:rFonts w:ascii="Calibri" w:hAnsi="Calibri" w:cs="Calibri"/>
+        </w:rPr>
+        <w:t>conda</w:t>
       </w:r>
       <w:proofErr w:type="spellEnd"/>
       <w:r>
-        <w:t>&gt;</w:t>
-      </w:r>
+        <w:rPr>
+          <w:rFonts w:ascii="Calibri" w:hAnsi="Calibri" w:cs="Calibri"/>
+        </w:rPr>
+        <w:t xml:space="preserve"> environment: </w:t>
+      </w:r>
+      <w:bookmarkStart w:id="0" w:name="_Hlk229319514"/>
+      <w:proofErr w:type="spellStart"/>
+      <w:r>
+        <w:rPr>
+          <w:rFonts w:ascii="Calibri" w:hAnsi="Calibri" w:cs="Calibri"/>
+        </w:rPr>
+        <w:t>conda</w:t>
+      </w:r>
+      <w:proofErr w:type="spellEnd"/>
+      <w:r>
+        <w:rPr>
+          <w:rFonts w:ascii="Calibri" w:hAnsi="Calibri" w:cs="Calibri"/>
+        </w:rPr>
+        <w:t xml:space="preserve"> create -n </w:t>
+      </w:r>
+      <w:proofErr w:type="spellStart"/>
+      <w:r>
+        <w:rPr>
+          <w:rFonts w:ascii="Calibri" w:hAnsi="Calibri" w:cs="Calibri"/>
+        </w:rPr>
+        <w:t>mlops</w:t>
+      </w:r>
+      <w:proofErr w:type="spellEnd"/>
+      <w:r>
+        <w:rPr>
+          <w:rFonts w:ascii="Calibri" w:hAnsi="Calibri" w:cs="Calibri"/>
+        </w:rPr>
+        <w:t xml:space="preserve"> python=3.11</w:t>
+      </w:r>
+      <w:bookmarkEnd w:id="0"/>
     </w:p>
     <w:p>
       <w:pPr>
         <w:pStyle w:val="ListBullet"/>
-      </w:pPr>
-      <w:r>
-        <w:t xml:space="preserve">2. Create </w:t>
+        <w:numPr>
+          <w:ilvl w:val="0"/>
+          <w:numId w:val="0"/>
+        </w:numPr>
+        <w:rPr>
+          <w:rFonts w:ascii="Calibri" w:hAnsi="Calibri" w:cs="Calibri"/>
+        </w:rPr>
+      </w:pPr>
+      <w:r>
+        <w:rPr>
+          <w:rFonts w:ascii="Calibri" w:hAnsi="Calibri" w:cs="Calibri"/>
+        </w:rPr>
+        <w:t xml:space="preserve">3. Activate: </w:t>
       </w:r>
       <w:proofErr w:type="spellStart"/>
       <w:r>
+        <w:rPr>
+          <w:rFonts w:ascii="Calibri" w:hAnsi="Calibri" w:cs="Calibri"/>
+        </w:rPr>
         <w:t>conda</w:t>
       </w:r>
       <w:proofErr w:type="spellEnd"/>
       <w:r>
-        <w:t xml:space="preserve"> environment: </w:t>
+        <w:rPr>
+          <w:rFonts w:ascii="Calibri" w:hAnsi="Calibri" w:cs="Calibri"/>
+        </w:rPr>
+        <w:t xml:space="preserve"> activate </w:t>
       </w:r>
       <w:proofErr w:type="spellStart"/>
       <w:r>
-        <w:t>conda</w:t>
+        <w:rPr>
+          <w:rFonts w:ascii="Calibri" w:hAnsi="Calibri" w:cs="Calibri"/>
+        </w:rPr>
+        <w:t>mlops</w:t>
       </w:r>
       <w:proofErr w:type="spellEnd"/>
-      <w:r>
-        <w:t xml:space="preserve"> create -n </w:t>
+    </w:p>
+    <w:p>
+      <w:pPr>
+        <w:pStyle w:val="ListBullet"/>
+        <w:numPr>
+          <w:ilvl w:val="0"/>
+          <w:numId w:val="0"/>
+        </w:numPr>
+        <w:rPr>
+          <w:rFonts w:ascii="Calibri" w:hAnsi="Calibri" w:cs="Calibri"/>
+        </w:rPr>
+      </w:pPr>
+      <w:r>
+        <w:rPr>
+          <w:rFonts w:ascii="Calibri" w:hAnsi="Calibri" w:cs="Calibri"/>
+        </w:rPr>
+        <w:t>4. Install dependencies: pip install -r requirements.txt</w:t>
+      </w:r>
+    </w:p>
+    <w:p>
+      <w:pPr>
+        <w:pStyle w:val="ListBullet"/>
+        <w:numPr>
+          <w:ilvl w:val="0"/>
+          <w:numId w:val="0"/>
+        </w:numPr>
+        <w:rPr>
+          <w:rFonts w:ascii="Calibri" w:hAnsi="Calibri" w:cs="Calibri"/>
+        </w:rPr>
+      </w:pPr>
+      <w:r>
+        <w:rPr>
+          <w:rFonts w:ascii="Calibri" w:hAnsi="Calibri" w:cs="Calibri"/>
+        </w:rPr>
+        <w:t>5. Run training: python src/train.py</w:t>
+      </w:r>
+    </w:p>
+    <w:p>
+      <w:pPr>
+        <w:pStyle w:val="ListBullet"/>
+        <w:numPr>
+          <w:ilvl w:val="0"/>
+          <w:numId w:val="0"/>
+        </w:numPr>
+        <w:rPr>
+          <w:rFonts w:ascii="Calibri" w:hAnsi="Calibri" w:cs="Calibri"/>
+        </w:rPr>
+      </w:pPr>
+      <w:r>
+        <w:rPr>
+          <w:rFonts w:ascii="Calibri" w:hAnsi="Calibri" w:cs="Calibri"/>
+        </w:rPr>
+        <w:t xml:space="preserve">6. Run API locally: </w:t>
       </w:r>
       <w:proofErr w:type="spellStart"/>
       <w:r>
-        <w:t>mlops</w:t>
+        <w:rPr>
+          <w:rFonts w:ascii="Calibri" w:hAnsi="Calibri" w:cs="Calibri"/>
+        </w:rPr>
+        <w:t>uvicorn</w:t>
       </w:r>
       <w:proofErr w:type="spellEnd"/>
       <w:r>
-        <w:t xml:space="preserve"> python=3.11</w:t>
+        <w:rPr>
+          <w:rFonts w:ascii="Calibri" w:hAnsi="Calibri" w:cs="Calibri"/>
+        </w:rPr>
+        <w:t xml:space="preserve"> </w:t>
+      </w:r>
+      <w:proofErr w:type="spellStart"/>
+      <w:r>
+        <w:rPr>
+          <w:rFonts w:ascii="Calibri" w:hAnsi="Calibri" w:cs="Calibri"/>
+        </w:rPr>
+        <w:t>api.app:app</w:t>
+      </w:r>
+      <w:proofErr w:type="spellEnd"/>
+      <w:r>
+        <w:rPr>
+          <w:rFonts w:ascii="Calibri" w:hAnsi="Calibri" w:cs="Calibri"/>
+        </w:rPr>
+        <w:t xml:space="preserve"> --reload</w:t>
       </w:r>
     </w:p>
     <w:p>
       <w:pPr>
         <w:pStyle w:val="ListBullet"/>
-      </w:pPr>
-      <w:r>
-        <w:t xml:space="preserve">3. Activate: </w:t>
+        <w:numPr>
+          <w:ilvl w:val="0"/>
+          <w:numId w:val="0"/>
+        </w:numPr>
+        <w:rPr>
+          <w:rFonts w:ascii="Calibri" w:hAnsi="Calibri" w:cs="Calibri"/>
+        </w:rPr>
+      </w:pPr>
+      <w:r>
+        <w:rPr>
+          <w:rFonts w:ascii="Calibri" w:hAnsi="Calibri" w:cs="Calibri"/>
+        </w:rPr>
+        <w:t xml:space="preserve">7. Run tests: </w:t>
       </w:r>
       <w:proofErr w:type="spellStart"/>
       <w:r>
-        <w:t>conda</w:t>
+        <w:rPr>
+          <w:rFonts w:ascii="Calibri" w:hAnsi="Calibri" w:cs="Calibri"/>
+        </w:rPr>
+        <w:t>pytest</w:t>
       </w:r>
       <w:proofErr w:type="spellEnd"/>
       <w:r>
-        <w:t xml:space="preserve"> activate </w:t>
-      </w:r>
-      <w:proofErr w:type="spellStart"/>
-      <w:r>
-        <w:t>mlops</w:t>
-      </w:r>
-      <w:proofErr w:type="spellEnd"/>
-    </w:p>
-    <w:p>
-      <w:pPr>
-        <w:pStyle w:val="ListBullet"/>
-      </w:pPr>
-      <w:r>
-        <w:t>4. Install dependencies: pip install -r requirements.txt</w:t>
-      </w:r>
-    </w:p>
-    <w:p>
-      <w:pPr>
-        <w:pStyle w:val="ListBullet"/>
-      </w:pPr>
-      <w:r>
-        <w:t>5. Run training: python src/train.py</w:t>
-      </w:r>
-    </w:p>
-    <w:p>
-      <w:pPr>
-        <w:pStyle w:val="ListBullet"/>
-      </w:pPr>
-      <w:r>
-        <w:t xml:space="preserve">6. Run API locally: </w:t>
-      </w:r>
-      <w:proofErr w:type="spellStart"/>
-      <w:r>
-        <w:t>uvicorn</w:t>
-      </w:r>
-      <w:proofErr w:type="spellEnd"/>
-      <w:r>
-        <w:t xml:space="preserve"> </w:t>
-      </w:r>
-      <w:proofErr w:type="spellStart"/>
-      <w:r>
-        <w:t>api.app:app</w:t>
-      </w:r>
-      <w:proofErr w:type="spellEnd"/>
-      <w:r>
-        <w:t xml:space="preserve"> --reload</w:t>
-      </w:r>
-    </w:p>
-    <w:p>
-      <w:pPr>
-        <w:pStyle w:val="ListBullet"/>
-      </w:pPr>
-      <w:r>
-        <w:t xml:space="preserve">7. Run tests: </w:t>
-      </w:r>
-      <w:proofErr w:type="spellStart"/>
-      <w:r>
-        <w:t>pytest</w:t>
-      </w:r>
-      <w:proofErr w:type="spellEnd"/>
-      <w:r>
+        <w:rPr>
+          <w:rFonts w:ascii="Calibri" w:hAnsi="Calibri" w:cs="Calibri"/>
+        </w:rPr>
         <w:t xml:space="preserve"> tests/ -v</w:t>
       </w:r>
     </w:p>
     <w:p>
-      <w:r>
+      <w:pPr>
+        <w:rPr>
+          <w:rFonts w:ascii="Calibri" w:hAnsi="Calibri" w:cs="Calibri"/>
+        </w:rPr>
+      </w:pPr>
+      <w:r>
+        <w:rPr>
+          <w:rFonts w:ascii="Calibri" w:hAnsi="Calibri" w:cs="Calibri"/>
+        </w:rPr>
         <w:br w:type="page"/>
       </w:r>
     </w:p>
     <w:p>
       <w:pPr>
         <w:pStyle w:val="Heading1"/>
-      </w:pPr>
-      <w:r>
+        <w:rPr>
+          <w:rFonts w:ascii="Calibri" w:hAnsi="Calibri" w:cs="Calibri"/>
+        </w:rPr>
+      </w:pPr>
+      <w:r>
+        <w:rPr>
+          <w:rFonts w:ascii="Calibri" w:hAnsi="Calibri" w:cs="Calibri"/>
+        </w:rPr>
         <w:lastRenderedPageBreak/>
         <w:t>2. Data Acquisition &amp; EDA</w:t>
       </w:r>
     </w:p>
     <w:p>
-      <w:r>
+      <w:pPr>
+        <w:rPr>
+          <w:rFonts w:ascii="Calibri" w:hAnsi="Calibri" w:cs="Calibri"/>
+        </w:rPr>
+      </w:pPr>
+      <w:r>
+        <w:rPr>
+          <w:rFonts w:ascii="Calibri" w:hAnsi="Calibri" w:cs="Calibri"/>
+        </w:rPr>
         <w:t xml:space="preserve">The dataset is fetched directly from the UCI ML Repository using the </w:t>
       </w:r>
       <w:proofErr w:type="spellStart"/>
       <w:r>
+        <w:rPr>
+          <w:rFonts w:ascii="Calibri" w:hAnsi="Calibri" w:cs="Calibri"/>
+        </w:rPr>
         <w:t>ucimlrepo</w:t>
       </w:r>
       <w:proofErr w:type="spellEnd"/>
       <w:r>
+        <w:rPr>
+          <w:rFonts w:ascii="Calibri" w:hAnsi="Calibri" w:cs="Calibri"/>
+        </w:rPr>
         <w:t xml:space="preserve"> Python package (dataset ID: 45). This ensures reproducibility without shipping data files in the repository.</w:t>
       </w:r>
     </w:p>
     <w:p>
-      <w:r>
+      <w:pPr>
+        <w:rPr>
+          <w:rFonts w:ascii="Calibri" w:hAnsi="Calibri" w:cs="Calibri"/>
+        </w:rPr>
+      </w:pPr>
+      <w:r>
+        <w:rPr>
+          <w:rFonts w:ascii="Calibri" w:hAnsi="Calibri" w:cs="Calibri"/>
+        </w:rPr>
         <w:t>The Cleveland dataset contains 303 patient records with 13 features and a target variable (num) indicating heart disease presence (0-4). We binarize the target: 0 = no disease, 1-4 = disease present.</w:t>
       </w:r>
     </w:p>
     <w:p>
       <w:pPr>
         <w:pStyle w:val="Heading2"/>
-      </w:pPr>
-      <w:r>
+        <w:rPr>
+          <w:rFonts w:ascii="Calibri" w:hAnsi="Calibri" w:cs="Calibri"/>
+        </w:rPr>
+      </w:pPr>
+      <w:r>
+        <w:rPr>
+          <w:rFonts w:ascii="Calibri" w:hAnsi="Calibri" w:cs="Calibri"/>
+        </w:rPr>
         <w:t>Key EDA Findings</w:t>
       </w:r>
     </w:p>
     <w:p>
       <w:pPr>
         <w:pStyle w:val="ListBullet"/>
-      </w:pPr>
-      <w:r>
+        <w:rPr>
+          <w:rFonts w:ascii="Calibri" w:hAnsi="Calibri" w:cs="Calibri"/>
+        </w:rPr>
+      </w:pPr>
+      <w:r>
+        <w:rPr>
+          <w:rFonts w:ascii="Calibri" w:hAnsi="Calibri" w:cs="Calibri"/>
+        </w:rPr>
         <w:t>Class balance: 164 no disease (54%) vs 139 disease (46%) - roughly balanced</w:t>
       </w:r>
     </w:p>
     <w:p>
       <w:pPr>
         <w:pStyle w:val="ListBullet"/>
-      </w:pPr>
-      <w:r>
+        <w:rPr>
+          <w:rFonts w:ascii="Calibri" w:hAnsi="Calibri" w:cs="Calibri"/>
+        </w:rPr>
+      </w:pPr>
+      <w:r>
+        <w:rPr>
+          <w:rFonts w:ascii="Calibri" w:hAnsi="Calibri" w:cs="Calibri"/>
+        </w:rPr>
         <w:t xml:space="preserve">Missing values: Only 6 total (ca: 4, </w:t>
       </w:r>
       <w:proofErr w:type="spellStart"/>
       <w:r>
+        <w:rPr>
+          <w:rFonts w:ascii="Calibri" w:hAnsi="Calibri" w:cs="Calibri"/>
+        </w:rPr>
         <w:t>thal</w:t>
       </w:r>
       <w:proofErr w:type="spellEnd"/>
       <w:r>
+        <w:rPr>
+          <w:rFonts w:ascii="Calibri" w:hAnsi="Calibri" w:cs="Calibri"/>
+        </w:rPr>
         <w:t>: 2) - median imputation applied</w:t>
       </w:r>
     </w:p>
     <w:p>
       <w:pPr>
         <w:pStyle w:val="ListBullet"/>
-      </w:pPr>
-      <w:r>
+        <w:rPr>
+          <w:rFonts w:ascii="Calibri" w:hAnsi="Calibri" w:cs="Calibri"/>
+        </w:rPr>
+      </w:pPr>
+      <w:r>
+        <w:rPr>
+          <w:rFonts w:ascii="Calibri" w:hAnsi="Calibri" w:cs="Calibri"/>
+        </w:rPr>
         <w:t xml:space="preserve">Strongest predictors: </w:t>
       </w:r>
       <w:proofErr w:type="spellStart"/>
       <w:r>
+        <w:rPr>
+          <w:rFonts w:ascii="Calibri" w:hAnsi="Calibri" w:cs="Calibri"/>
+        </w:rPr>
         <w:t>thal</w:t>
       </w:r>
       <w:proofErr w:type="spellEnd"/>
       <w:r>
+        <w:rPr>
+          <w:rFonts w:ascii="Calibri" w:hAnsi="Calibri" w:cs="Calibri"/>
+        </w:rPr>
         <w:t xml:space="preserve">, ca, </w:t>
       </w:r>
       <w:proofErr w:type="spellStart"/>
       <w:r>
+        <w:rPr>
+          <w:rFonts w:ascii="Calibri" w:hAnsi="Calibri" w:cs="Calibri"/>
+        </w:rPr>
         <w:t>oldpeak</w:t>
       </w:r>
       <w:proofErr w:type="spellEnd"/>
       <w:r>
+        <w:rPr>
+          <w:rFonts w:ascii="Calibri" w:hAnsi="Calibri" w:cs="Calibri"/>
+        </w:rPr>
         <w:t xml:space="preserve">, </w:t>
       </w:r>
       <w:proofErr w:type="spellStart"/>
       <w:r>
+        <w:rPr>
+          <w:rFonts w:ascii="Calibri" w:hAnsi="Calibri" w:cs="Calibri"/>
+        </w:rPr>
         <w:t>exang</w:t>
       </w:r>
       <w:proofErr w:type="spellEnd"/>
       <w:r>
+        <w:rPr>
+          <w:rFonts w:ascii="Calibri" w:hAnsi="Calibri" w:cs="Calibri"/>
+        </w:rPr>
         <w:t xml:space="preserve">, cp, </w:t>
       </w:r>
       <w:proofErr w:type="spellStart"/>
       <w:r>
+        <w:rPr>
+          <w:rFonts w:ascii="Calibri" w:hAnsi="Calibri" w:cs="Calibri"/>
+        </w:rPr>
         <w:t>thalach</w:t>
       </w:r>
       <w:proofErr w:type="spellEnd"/>
@@ -759,25 +1365,41 @@
     <w:p>
       <w:pPr>
         <w:pStyle w:val="ListBullet"/>
-      </w:pPr>
-      <w:r>
+        <w:rPr>
+          <w:rFonts w:ascii="Calibri" w:hAnsi="Calibri" w:cs="Calibri"/>
+        </w:rPr>
+      </w:pPr>
+      <w:r>
+        <w:rPr>
+          <w:rFonts w:ascii="Calibri" w:hAnsi="Calibri" w:cs="Calibri"/>
+        </w:rPr>
         <w:t>Age and cholesterol show significant overlap between classes</w:t>
       </w:r>
     </w:p>
     <w:p>
       <w:pPr>
         <w:pStyle w:val="ListBullet"/>
-      </w:pPr>
-      <w:r>
+        <w:rPr>
+          <w:rFonts w:ascii="Calibri" w:hAnsi="Calibri" w:cs="Calibri"/>
+        </w:rPr>
+      </w:pPr>
+      <w:r>
+        <w:rPr>
+          <w:rFonts w:ascii="Calibri" w:hAnsi="Calibri" w:cs="Calibri"/>
+        </w:rPr>
         <w:t>Chest pain type 4 (asymptomatic) strongly associated with disease</w:t>
       </w:r>
     </w:p>
     <w:p>
       <w:pPr>
         <w:jc w:val="center"/>
-      </w:pPr>
-      <w:r>
-        <w:rPr>
+        <w:rPr>
+          <w:rFonts w:ascii="Calibri" w:hAnsi="Calibri" w:cs="Calibri"/>
+        </w:rPr>
+      </w:pPr>
+      <w:r>
+        <w:rPr>
+          <w:rFonts w:ascii="Calibri" w:hAnsi="Calibri" w:cs="Calibri"/>
           <w:noProof/>
         </w:rPr>
         <w:drawing>
@@ -820,9 +1442,13 @@
     <w:p>
       <w:pPr>
         <w:jc w:val="center"/>
-      </w:pPr>
-      <w:r>
-        <w:rPr>
+        <w:rPr>
+          <w:rFonts w:ascii="Calibri" w:hAnsi="Calibri" w:cs="Calibri"/>
+        </w:rPr>
+      </w:pPr>
+      <w:r>
+        <w:rPr>
+          <w:rFonts w:ascii="Calibri" w:hAnsi="Calibri" w:cs="Calibri"/>
           <w:i/>
           <w:sz w:val="18"/>
         </w:rPr>
@@ -832,9 +1458,13 @@
     <w:p>
       <w:pPr>
         <w:jc w:val="center"/>
-      </w:pPr>
-      <w:r>
-        <w:rPr>
+        <w:rPr>
+          <w:rFonts w:ascii="Calibri" w:hAnsi="Calibri" w:cs="Calibri"/>
+        </w:rPr>
+      </w:pPr>
+      <w:r>
+        <w:rPr>
+          <w:rFonts w:ascii="Calibri" w:hAnsi="Calibri" w:cs="Calibri"/>
           <w:noProof/>
         </w:rPr>
         <w:drawing>
@@ -877,24 +1507,35 @@
     <w:p>
       <w:pPr>
         <w:jc w:val="center"/>
-      </w:pPr>
-      <w:r>
-        <w:rPr>
+        <w:rPr>
+          <w:rFonts w:ascii="Calibri" w:hAnsi="Calibri" w:cs="Calibri"/>
+        </w:rPr>
+      </w:pPr>
+      <w:r>
+        <w:rPr>
+          <w:rFonts w:ascii="Calibri" w:hAnsi="Calibri" w:cs="Calibri"/>
           <w:i/>
           <w:sz w:val="18"/>
         </w:rPr>
         <w:t>Figure 2: Feature correlation heatmap</w:t>
       </w:r>
       <w:r>
+        <w:rPr>
+          <w:rFonts w:ascii="Calibri" w:hAnsi="Calibri" w:cs="Calibri"/>
+        </w:rPr>
         <w:br w:type="page"/>
       </w:r>
     </w:p>
     <w:p>
       <w:pPr>
         <w:jc w:val="center"/>
-      </w:pPr>
-      <w:r>
-        <w:rPr>
+        <w:rPr>
+          <w:rFonts w:ascii="Calibri" w:hAnsi="Calibri" w:cs="Calibri"/>
+        </w:rPr>
+      </w:pPr>
+      <w:r>
+        <w:rPr>
+          <w:rFonts w:ascii="Calibri" w:hAnsi="Calibri" w:cs="Calibri"/>
           <w:noProof/>
         </w:rPr>
         <w:lastRenderedPageBreak/>
@@ -938,9 +1579,13 @@
     <w:p>
       <w:pPr>
         <w:jc w:val="center"/>
-      </w:pPr>
-      <w:r>
-        <w:rPr>
+        <w:rPr>
+          <w:rFonts w:ascii="Calibri" w:hAnsi="Calibri" w:cs="Calibri"/>
+        </w:rPr>
+      </w:pPr>
+      <w:r>
+        <w:rPr>
+          <w:rFonts w:ascii="Calibri" w:hAnsi="Calibri" w:cs="Calibri"/>
           <w:i/>
           <w:sz w:val="18"/>
         </w:rPr>
@@ -950,9 +1595,13 @@
     <w:p>
       <w:pPr>
         <w:jc w:val="center"/>
-      </w:pPr>
-      <w:r>
-        <w:rPr>
+        <w:rPr>
+          <w:rFonts w:ascii="Calibri" w:hAnsi="Calibri" w:cs="Calibri"/>
+        </w:rPr>
+      </w:pPr>
+      <w:r>
+        <w:rPr>
+          <w:rFonts w:ascii="Calibri" w:hAnsi="Calibri" w:cs="Calibri"/>
           <w:noProof/>
         </w:rPr>
         <w:drawing>
@@ -995,9 +1644,13 @@
     <w:p>
       <w:pPr>
         <w:jc w:val="center"/>
-      </w:pPr>
-      <w:r>
-        <w:rPr>
+        <w:rPr>
+          <w:rFonts w:ascii="Calibri" w:hAnsi="Calibri" w:cs="Calibri"/>
+        </w:rPr>
+      </w:pPr>
+      <w:r>
+        <w:rPr>
+          <w:rFonts w:ascii="Calibri" w:hAnsi="Calibri" w:cs="Calibri"/>
           <w:i/>
           <w:sz w:val="18"/>
         </w:rPr>
@@ -1005,130 +1658,238 @@
       </w:r>
     </w:p>
     <w:p>
-      <w:r>
+      <w:pPr>
+        <w:rPr>
+          <w:rFonts w:ascii="Calibri" w:hAnsi="Calibri" w:cs="Calibri"/>
+        </w:rPr>
+      </w:pPr>
+      <w:r>
+        <w:rPr>
+          <w:rFonts w:ascii="Calibri" w:hAnsi="Calibri" w:cs="Calibri"/>
+        </w:rPr>
         <w:br w:type="page"/>
       </w:r>
     </w:p>
     <w:p>
       <w:pPr>
         <w:pStyle w:val="Heading1"/>
-      </w:pPr>
-      <w:r>
+        <w:rPr>
+          <w:rFonts w:ascii="Calibri" w:hAnsi="Calibri" w:cs="Calibri"/>
+        </w:rPr>
+      </w:pPr>
+      <w:r>
+        <w:rPr>
+          <w:rFonts w:ascii="Calibri" w:hAnsi="Calibri" w:cs="Calibri"/>
+        </w:rPr>
         <w:lastRenderedPageBreak/>
         <w:t>3. Feature Engineering &amp; Model Development</w:t>
       </w:r>
     </w:p>
     <w:p>
-      <w:r>
+      <w:pPr>
+        <w:rPr>
+          <w:rFonts w:ascii="Calibri" w:hAnsi="Calibri" w:cs="Calibri"/>
+        </w:rPr>
+      </w:pPr>
+      <w:r>
+        <w:rPr>
+          <w:rFonts w:ascii="Calibri" w:hAnsi="Calibri" w:cs="Calibri"/>
+        </w:rPr>
         <w:t xml:space="preserve">Features are preprocessed using a scikit-learn </w:t>
       </w:r>
       <w:proofErr w:type="spellStart"/>
       <w:r>
+        <w:rPr>
+          <w:rFonts w:ascii="Calibri" w:hAnsi="Calibri" w:cs="Calibri"/>
+        </w:rPr>
         <w:t>ColumnTransformer</w:t>
       </w:r>
       <w:proofErr w:type="spellEnd"/>
       <w:r>
+        <w:rPr>
+          <w:rFonts w:ascii="Calibri" w:hAnsi="Calibri" w:cs="Calibri"/>
+        </w:rPr>
         <w:t xml:space="preserve"> pipeline: </w:t>
       </w:r>
       <w:proofErr w:type="spellStart"/>
       <w:r>
+        <w:rPr>
+          <w:rFonts w:ascii="Calibri" w:hAnsi="Calibri" w:cs="Calibri"/>
+        </w:rPr>
         <w:t>StandardScaler</w:t>
       </w:r>
       <w:proofErr w:type="spellEnd"/>
       <w:r>
+        <w:rPr>
+          <w:rFonts w:ascii="Calibri" w:hAnsi="Calibri" w:cs="Calibri"/>
+        </w:rPr>
         <w:t xml:space="preserve"> for 5 numerical features (age, </w:t>
       </w:r>
       <w:proofErr w:type="spellStart"/>
       <w:r>
+        <w:rPr>
+          <w:rFonts w:ascii="Calibri" w:hAnsi="Calibri" w:cs="Calibri"/>
+        </w:rPr>
         <w:t>trestbps</w:t>
       </w:r>
       <w:proofErr w:type="spellEnd"/>
       <w:r>
+        <w:rPr>
+          <w:rFonts w:ascii="Calibri" w:hAnsi="Calibri" w:cs="Calibri"/>
+        </w:rPr>
         <w:t xml:space="preserve">, </w:t>
       </w:r>
       <w:proofErr w:type="spellStart"/>
       <w:r>
+        <w:rPr>
+          <w:rFonts w:ascii="Calibri" w:hAnsi="Calibri" w:cs="Calibri"/>
+        </w:rPr>
         <w:t>chol</w:t>
       </w:r>
       <w:proofErr w:type="spellEnd"/>
       <w:r>
+        <w:rPr>
+          <w:rFonts w:ascii="Calibri" w:hAnsi="Calibri" w:cs="Calibri"/>
+        </w:rPr>
         <w:t xml:space="preserve">, </w:t>
       </w:r>
       <w:proofErr w:type="spellStart"/>
       <w:r>
+        <w:rPr>
+          <w:rFonts w:ascii="Calibri" w:hAnsi="Calibri" w:cs="Calibri"/>
+        </w:rPr>
         <w:t>thalach</w:t>
       </w:r>
       <w:proofErr w:type="spellEnd"/>
       <w:r>
+        <w:rPr>
+          <w:rFonts w:ascii="Calibri" w:hAnsi="Calibri" w:cs="Calibri"/>
+        </w:rPr>
         <w:t xml:space="preserve">, </w:t>
       </w:r>
       <w:proofErr w:type="spellStart"/>
       <w:r>
+        <w:rPr>
+          <w:rFonts w:ascii="Calibri" w:hAnsi="Calibri" w:cs="Calibri"/>
+        </w:rPr>
         <w:t>oldpeak</w:t>
       </w:r>
       <w:proofErr w:type="spellEnd"/>
       <w:r>
+        <w:rPr>
+          <w:rFonts w:ascii="Calibri" w:hAnsi="Calibri" w:cs="Calibri"/>
+        </w:rPr>
         <w:t xml:space="preserve">) and </w:t>
       </w:r>
       <w:proofErr w:type="spellStart"/>
       <w:r>
+        <w:rPr>
+          <w:rFonts w:ascii="Calibri" w:hAnsi="Calibri" w:cs="Calibri"/>
+        </w:rPr>
         <w:t>OneHotEncoder</w:t>
       </w:r>
       <w:proofErr w:type="spellEnd"/>
       <w:r>
+        <w:rPr>
+          <w:rFonts w:ascii="Calibri" w:hAnsi="Calibri" w:cs="Calibri"/>
+        </w:rPr>
         <w:t xml:space="preserve"> for 8 categorical features (sex, cp, </w:t>
       </w:r>
       <w:proofErr w:type="spellStart"/>
       <w:r>
+        <w:rPr>
+          <w:rFonts w:ascii="Calibri" w:hAnsi="Calibri" w:cs="Calibri"/>
+        </w:rPr>
         <w:t>fbs</w:t>
       </w:r>
       <w:proofErr w:type="spellEnd"/>
       <w:r>
+        <w:rPr>
+          <w:rFonts w:ascii="Calibri" w:hAnsi="Calibri" w:cs="Calibri"/>
+        </w:rPr>
         <w:t xml:space="preserve">, </w:t>
       </w:r>
       <w:proofErr w:type="spellStart"/>
       <w:r>
+        <w:rPr>
+          <w:rFonts w:ascii="Calibri" w:hAnsi="Calibri" w:cs="Calibri"/>
+        </w:rPr>
         <w:t>restecg</w:t>
       </w:r>
       <w:proofErr w:type="spellEnd"/>
       <w:r>
+        <w:rPr>
+          <w:rFonts w:ascii="Calibri" w:hAnsi="Calibri" w:cs="Calibri"/>
+        </w:rPr>
         <w:t xml:space="preserve">, </w:t>
       </w:r>
       <w:proofErr w:type="spellStart"/>
       <w:r>
+        <w:rPr>
+          <w:rFonts w:ascii="Calibri" w:hAnsi="Calibri" w:cs="Calibri"/>
+        </w:rPr>
         <w:t>exang</w:t>
       </w:r>
       <w:proofErr w:type="spellEnd"/>
       <w:r>
+        <w:rPr>
+          <w:rFonts w:ascii="Calibri" w:hAnsi="Calibri" w:cs="Calibri"/>
+        </w:rPr>
         <w:t xml:space="preserve">, slope, ca, </w:t>
       </w:r>
       <w:proofErr w:type="spellStart"/>
       <w:r>
+        <w:rPr>
+          <w:rFonts w:ascii="Calibri" w:hAnsi="Calibri" w:cs="Calibri"/>
+        </w:rPr>
         <w:t>thal</w:t>
       </w:r>
       <w:proofErr w:type="spellEnd"/>
       <w:r>
+        <w:rPr>
+          <w:rFonts w:ascii="Calibri" w:hAnsi="Calibri" w:cs="Calibri"/>
+        </w:rPr>
         <w:t>). This produces 20 transformed features.</w:t>
       </w:r>
     </w:p>
     <w:p>
       <w:pPr>
         <w:pStyle w:val="Heading2"/>
-      </w:pPr>
-      <w:r>
+        <w:rPr>
+          <w:rFonts w:ascii="Calibri" w:hAnsi="Calibri" w:cs="Calibri"/>
+        </w:rPr>
+      </w:pPr>
+      <w:r>
+        <w:rPr>
+          <w:rFonts w:ascii="Calibri" w:hAnsi="Calibri" w:cs="Calibri"/>
+        </w:rPr>
         <w:t>Models Trained</w:t>
       </w:r>
     </w:p>
     <w:p>
-      <w:r>
+      <w:pPr>
+        <w:rPr>
+          <w:rFonts w:ascii="Calibri" w:hAnsi="Calibri" w:cs="Calibri"/>
+        </w:rPr>
+      </w:pPr>
+      <w:r>
+        <w:rPr>
+          <w:rFonts w:ascii="Calibri" w:hAnsi="Calibri" w:cs="Calibri"/>
+        </w:rPr>
         <w:t xml:space="preserve">Three classifiers were trained with hyperparameter tuning via 5-fold stratified cross-validation using </w:t>
       </w:r>
       <w:proofErr w:type="spellStart"/>
       <w:r>
+        <w:rPr>
+          <w:rFonts w:ascii="Calibri" w:hAnsi="Calibri" w:cs="Calibri"/>
+        </w:rPr>
         <w:t>GridSearchCV</w:t>
       </w:r>
       <w:proofErr w:type="spellEnd"/>
       <w:r>
+        <w:rPr>
+          <w:rFonts w:ascii="Calibri" w:hAnsi="Calibri" w:cs="Calibri"/>
+        </w:rPr>
         <w:t>:</w:t>
       </w:r>
     </w:p>
@@ -1140,12 +1901,12 @@
         <w:tblLook w:val="04A0" w:firstRow="1" w:lastRow="0" w:firstColumn="1" w:lastColumn="0" w:noHBand="0" w:noVBand="1"/>
       </w:tblPr>
       <w:tblGrid>
-        <w:gridCol w:w="1989"/>
-        <w:gridCol w:w="1389"/>
-        <w:gridCol w:w="1392"/>
-        <w:gridCol w:w="1362"/>
-        <w:gridCol w:w="1362"/>
-        <w:gridCol w:w="1362"/>
+        <w:gridCol w:w="1856"/>
+        <w:gridCol w:w="1409"/>
+        <w:gridCol w:w="1409"/>
+        <w:gridCol w:w="1394"/>
+        <w:gridCol w:w="1394"/>
+        <w:gridCol w:w="1394"/>
       </w:tblGrid>
       <w:tr>
         <w:trPr>
@@ -1156,7 +1917,15 @@
             <w:tcW w:w="1440" w:type="dxa"/>
           </w:tcPr>
           <w:p>
+            <w:pPr>
+              <w:rPr>
+                <w:rFonts w:ascii="Calibri" w:hAnsi="Calibri" w:cs="Calibri"/>
+              </w:rPr>
+            </w:pPr>
             <w:r>
+              <w:rPr>
+                <w:rFonts w:ascii="Calibri" w:hAnsi="Calibri" w:cs="Calibri"/>
+              </w:rPr>
               <w:t>Model</w:t>
             </w:r>
           </w:p>
@@ -1166,7 +1935,15 @@
             <w:tcW w:w="1440" w:type="dxa"/>
           </w:tcPr>
           <w:p>
+            <w:pPr>
+              <w:rPr>
+                <w:rFonts w:ascii="Calibri" w:hAnsi="Calibri" w:cs="Calibri"/>
+              </w:rPr>
+            </w:pPr>
             <w:r>
+              <w:rPr>
+                <w:rFonts w:ascii="Calibri" w:hAnsi="Calibri" w:cs="Calibri"/>
+              </w:rPr>
               <w:t>Accuracy</w:t>
             </w:r>
           </w:p>
@@ -1176,7 +1953,15 @@
             <w:tcW w:w="1440" w:type="dxa"/>
           </w:tcPr>
           <w:p>
+            <w:pPr>
+              <w:rPr>
+                <w:rFonts w:ascii="Calibri" w:hAnsi="Calibri" w:cs="Calibri"/>
+              </w:rPr>
+            </w:pPr>
             <w:r>
+              <w:rPr>
+                <w:rFonts w:ascii="Calibri" w:hAnsi="Calibri" w:cs="Calibri"/>
+              </w:rPr>
               <w:t>Precision</w:t>
             </w:r>
           </w:p>
@@ -1186,7 +1971,15 @@
             <w:tcW w:w="1440" w:type="dxa"/>
           </w:tcPr>
           <w:p>
+            <w:pPr>
+              <w:rPr>
+                <w:rFonts w:ascii="Calibri" w:hAnsi="Calibri" w:cs="Calibri"/>
+              </w:rPr>
+            </w:pPr>
             <w:r>
+              <w:rPr>
+                <w:rFonts w:ascii="Calibri" w:hAnsi="Calibri" w:cs="Calibri"/>
+              </w:rPr>
               <w:t>Recall</w:t>
             </w:r>
           </w:p>
@@ -1196,7 +1989,15 @@
             <w:tcW w:w="1440" w:type="dxa"/>
           </w:tcPr>
           <w:p>
+            <w:pPr>
+              <w:rPr>
+                <w:rFonts w:ascii="Calibri" w:hAnsi="Calibri" w:cs="Calibri"/>
+              </w:rPr>
+            </w:pPr>
             <w:r>
+              <w:rPr>
+                <w:rFonts w:ascii="Calibri" w:hAnsi="Calibri" w:cs="Calibri"/>
+              </w:rPr>
               <w:t>F1</w:t>
             </w:r>
           </w:p>
@@ -1206,7 +2007,15 @@
             <w:tcW w:w="1440" w:type="dxa"/>
           </w:tcPr>
           <w:p>
+            <w:pPr>
+              <w:rPr>
+                <w:rFonts w:ascii="Calibri" w:hAnsi="Calibri" w:cs="Calibri"/>
+              </w:rPr>
+            </w:pPr>
             <w:r>
+              <w:rPr>
+                <w:rFonts w:ascii="Calibri" w:hAnsi="Calibri" w:cs="Calibri"/>
+              </w:rPr>
               <w:t>ROC-AUC</w:t>
             </w:r>
           </w:p>
@@ -1221,8 +2030,16 @@
             <w:tcW w:w="1440" w:type="dxa"/>
           </w:tcPr>
           <w:p>
+            <w:pPr>
+              <w:rPr>
+                <w:rFonts w:ascii="Calibri" w:hAnsi="Calibri" w:cs="Calibri"/>
+              </w:rPr>
+            </w:pPr>
             <w:proofErr w:type="spellStart"/>
             <w:r>
+              <w:rPr>
+                <w:rFonts w:ascii="Calibri" w:hAnsi="Calibri" w:cs="Calibri"/>
+              </w:rPr>
               <w:t>LogisticRegression</w:t>
             </w:r>
             <w:proofErr w:type="spellEnd"/>
@@ -1233,7 +2050,15 @@
             <w:tcW w:w="1440" w:type="dxa"/>
           </w:tcPr>
           <w:p>
+            <w:pPr>
+              <w:rPr>
+                <w:rFonts w:ascii="Calibri" w:hAnsi="Calibri" w:cs="Calibri"/>
+              </w:rPr>
+            </w:pPr>
             <w:r>
+              <w:rPr>
+                <w:rFonts w:ascii="Calibri" w:hAnsi="Calibri" w:cs="Calibri"/>
+              </w:rPr>
               <w:t>0.8852</w:t>
             </w:r>
           </w:p>
@@ -1243,7 +2068,15 @@
             <w:tcW w:w="1440" w:type="dxa"/>
           </w:tcPr>
           <w:p>
+            <w:pPr>
+              <w:rPr>
+                <w:rFonts w:ascii="Calibri" w:hAnsi="Calibri" w:cs="Calibri"/>
+              </w:rPr>
+            </w:pPr>
             <w:r>
+              <w:rPr>
+                <w:rFonts w:ascii="Calibri" w:hAnsi="Calibri" w:cs="Calibri"/>
+              </w:rPr>
               <w:t>0.8621</w:t>
             </w:r>
           </w:p>
@@ -1253,7 +2086,15 @@
             <w:tcW w:w="1440" w:type="dxa"/>
           </w:tcPr>
           <w:p>
+            <w:pPr>
+              <w:rPr>
+                <w:rFonts w:ascii="Calibri" w:hAnsi="Calibri" w:cs="Calibri"/>
+              </w:rPr>
+            </w:pPr>
             <w:r>
+              <w:rPr>
+                <w:rFonts w:ascii="Calibri" w:hAnsi="Calibri" w:cs="Calibri"/>
+              </w:rPr>
               <w:t>0.8929</w:t>
             </w:r>
           </w:p>
@@ -1263,7 +2104,15 @@
             <w:tcW w:w="1440" w:type="dxa"/>
           </w:tcPr>
           <w:p>
+            <w:pPr>
+              <w:rPr>
+                <w:rFonts w:ascii="Calibri" w:hAnsi="Calibri" w:cs="Calibri"/>
+              </w:rPr>
+            </w:pPr>
             <w:r>
+              <w:rPr>
+                <w:rFonts w:ascii="Calibri" w:hAnsi="Calibri" w:cs="Calibri"/>
+              </w:rPr>
               <w:t>0.8772</w:t>
             </w:r>
           </w:p>
@@ -1273,7 +2122,15 @@
             <w:tcW w:w="1440" w:type="dxa"/>
           </w:tcPr>
           <w:p>
+            <w:pPr>
+              <w:rPr>
+                <w:rFonts w:ascii="Calibri" w:hAnsi="Calibri" w:cs="Calibri"/>
+              </w:rPr>
+            </w:pPr>
             <w:r>
+              <w:rPr>
+                <w:rFonts w:ascii="Calibri" w:hAnsi="Calibri" w:cs="Calibri"/>
+              </w:rPr>
               <w:t>0.9643</w:t>
             </w:r>
           </w:p>
@@ -1288,8 +2145,16 @@
             <w:tcW w:w="1440" w:type="dxa"/>
           </w:tcPr>
           <w:p>
+            <w:pPr>
+              <w:rPr>
+                <w:rFonts w:ascii="Calibri" w:hAnsi="Calibri" w:cs="Calibri"/>
+              </w:rPr>
+            </w:pPr>
             <w:proofErr w:type="spellStart"/>
             <w:r>
+              <w:rPr>
+                <w:rFonts w:ascii="Calibri" w:hAnsi="Calibri" w:cs="Calibri"/>
+              </w:rPr>
               <w:t>RandomForest</w:t>
             </w:r>
             <w:proofErr w:type="spellEnd"/>
@@ -1300,7 +2165,15 @@
             <w:tcW w:w="1440" w:type="dxa"/>
           </w:tcPr>
           <w:p>
+            <w:pPr>
+              <w:rPr>
+                <w:rFonts w:ascii="Calibri" w:hAnsi="Calibri" w:cs="Calibri"/>
+              </w:rPr>
+            </w:pPr>
             <w:r>
+              <w:rPr>
+                <w:rFonts w:ascii="Calibri" w:hAnsi="Calibri" w:cs="Calibri"/>
+              </w:rPr>
               <w:t>0.8852</w:t>
             </w:r>
           </w:p>
@@ -1310,7 +2183,15 @@
             <w:tcW w:w="1440" w:type="dxa"/>
           </w:tcPr>
           <w:p>
+            <w:pPr>
+              <w:rPr>
+                <w:rFonts w:ascii="Calibri" w:hAnsi="Calibri" w:cs="Calibri"/>
+              </w:rPr>
+            </w:pPr>
             <w:r>
+              <w:rPr>
+                <w:rFonts w:ascii="Calibri" w:hAnsi="Calibri" w:cs="Calibri"/>
+              </w:rPr>
               <w:t>0.8387</w:t>
             </w:r>
           </w:p>
@@ -1320,7 +2201,15 @@
             <w:tcW w:w="1440" w:type="dxa"/>
           </w:tcPr>
           <w:p>
+            <w:pPr>
+              <w:rPr>
+                <w:rFonts w:ascii="Calibri" w:hAnsi="Calibri" w:cs="Calibri"/>
+              </w:rPr>
+            </w:pPr>
             <w:r>
+              <w:rPr>
+                <w:rFonts w:ascii="Calibri" w:hAnsi="Calibri" w:cs="Calibri"/>
+              </w:rPr>
               <w:t>0.9286</w:t>
             </w:r>
           </w:p>
@@ -1330,7 +2219,15 @@
             <w:tcW w:w="1440" w:type="dxa"/>
           </w:tcPr>
           <w:p>
+            <w:pPr>
+              <w:rPr>
+                <w:rFonts w:ascii="Calibri" w:hAnsi="Calibri" w:cs="Calibri"/>
+              </w:rPr>
+            </w:pPr>
             <w:r>
+              <w:rPr>
+                <w:rFonts w:ascii="Calibri" w:hAnsi="Calibri" w:cs="Calibri"/>
+              </w:rPr>
               <w:t>0.8814</w:t>
             </w:r>
           </w:p>
@@ -1340,7 +2237,15 @@
             <w:tcW w:w="1440" w:type="dxa"/>
           </w:tcPr>
           <w:p>
+            <w:pPr>
+              <w:rPr>
+                <w:rFonts w:ascii="Calibri" w:hAnsi="Calibri" w:cs="Calibri"/>
+              </w:rPr>
+            </w:pPr>
             <w:r>
+              <w:rPr>
+                <w:rFonts w:ascii="Calibri" w:hAnsi="Calibri" w:cs="Calibri"/>
+              </w:rPr>
               <w:t>0.9556</w:t>
             </w:r>
           </w:p>
@@ -1355,8 +2260,16 @@
             <w:tcW w:w="1440" w:type="dxa"/>
           </w:tcPr>
           <w:p>
+            <w:pPr>
+              <w:rPr>
+                <w:rFonts w:ascii="Calibri" w:hAnsi="Calibri" w:cs="Calibri"/>
+              </w:rPr>
+            </w:pPr>
             <w:proofErr w:type="spellStart"/>
             <w:r>
+              <w:rPr>
+                <w:rFonts w:ascii="Calibri" w:hAnsi="Calibri" w:cs="Calibri"/>
+              </w:rPr>
               <w:t>GradientBoosting</w:t>
             </w:r>
             <w:proofErr w:type="spellEnd"/>
@@ -1367,7 +2280,15 @@
             <w:tcW w:w="1440" w:type="dxa"/>
           </w:tcPr>
           <w:p>
+            <w:pPr>
+              <w:rPr>
+                <w:rFonts w:ascii="Calibri" w:hAnsi="Calibri" w:cs="Calibri"/>
+              </w:rPr>
+            </w:pPr>
             <w:r>
+              <w:rPr>
+                <w:rFonts w:ascii="Calibri" w:hAnsi="Calibri" w:cs="Calibri"/>
+              </w:rPr>
               <w:t>0.8361</w:t>
             </w:r>
           </w:p>
@@ -1377,7 +2298,15 @@
             <w:tcW w:w="1440" w:type="dxa"/>
           </w:tcPr>
           <w:p>
+            <w:pPr>
+              <w:rPr>
+                <w:rFonts w:ascii="Calibri" w:hAnsi="Calibri" w:cs="Calibri"/>
+              </w:rPr>
+            </w:pPr>
             <w:r>
+              <w:rPr>
+                <w:rFonts w:ascii="Calibri" w:hAnsi="Calibri" w:cs="Calibri"/>
+              </w:rPr>
               <w:t>0.8750</w:t>
             </w:r>
           </w:p>
@@ -1387,7 +2316,15 @@
             <w:tcW w:w="1440" w:type="dxa"/>
           </w:tcPr>
           <w:p>
+            <w:pPr>
+              <w:rPr>
+                <w:rFonts w:ascii="Calibri" w:hAnsi="Calibri" w:cs="Calibri"/>
+              </w:rPr>
+            </w:pPr>
             <w:r>
+              <w:rPr>
+                <w:rFonts w:ascii="Calibri" w:hAnsi="Calibri" w:cs="Calibri"/>
+              </w:rPr>
               <w:t>0.7500</w:t>
             </w:r>
           </w:p>
@@ -1397,7 +2334,15 @@
             <w:tcW w:w="1440" w:type="dxa"/>
           </w:tcPr>
           <w:p>
+            <w:pPr>
+              <w:rPr>
+                <w:rFonts w:ascii="Calibri" w:hAnsi="Calibri" w:cs="Calibri"/>
+              </w:rPr>
+            </w:pPr>
             <w:r>
+              <w:rPr>
+                <w:rFonts w:ascii="Calibri" w:hAnsi="Calibri" w:cs="Calibri"/>
+              </w:rPr>
               <w:t>0.8077</w:t>
             </w:r>
           </w:p>
@@ -1407,33 +2352,65 @@
             <w:tcW w:w="1440" w:type="dxa"/>
           </w:tcPr>
           <w:p>
+            <w:pPr>
+              <w:rPr>
+                <w:rFonts w:ascii="Calibri" w:hAnsi="Calibri" w:cs="Calibri"/>
+              </w:rPr>
+            </w:pPr>
             <w:r>
+              <w:rPr>
+                <w:rFonts w:ascii="Calibri" w:hAnsi="Calibri" w:cs="Calibri"/>
+              </w:rPr>
               <w:t>0.9177</w:t>
             </w:r>
           </w:p>
         </w:tc>
       </w:tr>
     </w:tbl>
-    <w:p/>
-    <w:p>
-      <w:r>
+    <w:p>
+      <w:pPr>
+        <w:rPr>
+          <w:rFonts w:ascii="Calibri" w:hAnsi="Calibri" w:cs="Calibri"/>
+        </w:rPr>
+      </w:pPr>
+    </w:p>
+    <w:p>
+      <w:pPr>
+        <w:rPr>
+          <w:rFonts w:ascii="Calibri" w:hAnsi="Calibri" w:cs="Calibri"/>
+        </w:rPr>
+      </w:pPr>
+      <w:r>
+        <w:rPr>
+          <w:rFonts w:ascii="Calibri" w:hAnsi="Calibri" w:cs="Calibri"/>
+        </w:rPr>
         <w:t xml:space="preserve">Best model: </w:t>
       </w:r>
       <w:proofErr w:type="spellStart"/>
       <w:r>
+        <w:rPr>
+          <w:rFonts w:ascii="Calibri" w:hAnsi="Calibri" w:cs="Calibri"/>
+        </w:rPr>
         <w:t>LogisticRegression</w:t>
       </w:r>
       <w:proofErr w:type="spellEnd"/>
       <w:r>
+        <w:rPr>
+          <w:rFonts w:ascii="Calibri" w:hAnsi="Calibri" w:cs="Calibri"/>
+        </w:rPr>
         <w:t xml:space="preserve"> with ROC-AUC = 0.9643</w:t>
       </w:r>
     </w:p>
     <w:p>
       <w:pPr>
         <w:jc w:val="center"/>
-      </w:pPr>
-      <w:r>
-        <w:rPr>
+        <w:rPr>
+          <w:rFonts w:ascii="Calibri" w:hAnsi="Calibri" w:cs="Calibri"/>
+        </w:rPr>
+      </w:pPr>
+      <w:r>
+        <w:rPr>
+          <w:rFonts w:ascii="Calibri" w:hAnsi="Calibri" w:cs="Calibri"/>
           <w:noProof/>
         </w:rPr>
         <w:drawing>
@@ -1476,9 +2453,13 @@
     <w:p>
       <w:pPr>
         <w:jc w:val="center"/>
-      </w:pPr>
-      <w:r>
-        <w:rPr>
+        <w:rPr>
+          <w:rFonts w:ascii="Calibri" w:hAnsi="Calibri" w:cs="Calibri"/>
+        </w:rPr>
+      </w:pPr>
+      <w:r>
+        <w:rPr>
+          <w:rFonts w:ascii="Calibri" w:hAnsi="Calibri" w:cs="Calibri"/>
           <w:i/>
           <w:sz w:val="18"/>
         </w:rPr>
@@ -1488,9 +2469,13 @@
     <w:p>
       <w:pPr>
         <w:jc w:val="center"/>
-      </w:pPr>
-      <w:r>
-        <w:rPr>
+        <w:rPr>
+          <w:rFonts w:ascii="Calibri" w:hAnsi="Calibri" w:cs="Calibri"/>
+        </w:rPr>
+      </w:pPr>
+      <w:r>
+        <w:rPr>
+          <w:rFonts w:ascii="Calibri" w:hAnsi="Calibri" w:cs="Calibri"/>
           <w:noProof/>
         </w:rPr>
         <w:drawing>
@@ -1533,9 +2518,13 @@
     <w:p>
       <w:pPr>
         <w:jc w:val="center"/>
-      </w:pPr>
-      <w:r>
-        <w:rPr>
+        <w:rPr>
+          <w:rFonts w:ascii="Calibri" w:hAnsi="Calibri" w:cs="Calibri"/>
+        </w:rPr>
+      </w:pPr>
+      <w:r>
+        <w:rPr>
+          <w:rFonts w:ascii="Calibri" w:hAnsi="Calibri" w:cs="Calibri"/>
           <w:i/>
           <w:sz w:val="18"/>
         </w:rPr>
@@ -1545,156 +2534,292 @@
     <w:p>
       <w:pPr>
         <w:pStyle w:val="Heading2"/>
-      </w:pPr>
-      <w:r>
+        <w:rPr>
+          <w:rFonts w:ascii="Calibri" w:hAnsi="Calibri" w:cs="Calibri"/>
+        </w:rPr>
+      </w:pPr>
+      <w:r>
+        <w:rPr>
+          <w:rFonts w:ascii="Calibri" w:hAnsi="Calibri" w:cs="Calibri"/>
+        </w:rPr>
         <w:lastRenderedPageBreak/>
         <w:t>Model Performance Analysis</w:t>
       </w:r>
     </w:p>
     <w:p>
-      <w:r>
+      <w:pPr>
+        <w:rPr>
+          <w:rFonts w:ascii="Calibri" w:hAnsi="Calibri" w:cs="Calibri"/>
+        </w:rPr>
+      </w:pPr>
+      <w:r>
+        <w:rPr>
+          <w:rFonts w:ascii="Calibri" w:hAnsi="Calibri" w:cs="Calibri"/>
+        </w:rPr>
         <w:t>Logistic Regression was selected as the best model based on ROC-AUC (0.9643). In a clinical context, this is significant because:</w:t>
       </w:r>
     </w:p>
     <w:p>
       <w:pPr>
         <w:pStyle w:val="ListBullet"/>
-      </w:pPr>
-      <w:r>
+        <w:rPr>
+          <w:rFonts w:ascii="Calibri" w:hAnsi="Calibri" w:cs="Calibri"/>
+        </w:rPr>
+      </w:pPr>
+      <w:r>
+        <w:rPr>
+          <w:rFonts w:ascii="Calibri" w:hAnsi="Calibri" w:cs="Calibri"/>
+        </w:rPr>
         <w:t>High recall (0.89) ensures most patients with heart disease are correctly identified, minimizing dangerous false negatives in a medical screening scenario</w:t>
       </w:r>
     </w:p>
     <w:p>
       <w:pPr>
         <w:pStyle w:val="ListBullet"/>
-      </w:pPr>
-      <w:r>
+        <w:rPr>
+          <w:rFonts w:ascii="Calibri" w:hAnsi="Calibri" w:cs="Calibri"/>
+        </w:rPr>
+      </w:pPr>
+      <w:r>
+        <w:rPr>
+          <w:rFonts w:ascii="Calibri" w:hAnsi="Calibri" w:cs="Calibri"/>
+        </w:rPr>
         <w:t>Precision (0.88) indicates low false positive rate, reducing unnecessary follow-up procedures and patient anxiety</w:t>
       </w:r>
     </w:p>
     <w:p>
       <w:pPr>
         <w:pStyle w:val="ListBullet"/>
-      </w:pPr>
-      <w:r>
+        <w:rPr>
+          <w:rFonts w:ascii="Calibri" w:hAnsi="Calibri" w:cs="Calibri"/>
+        </w:rPr>
+      </w:pPr>
+      <w:r>
+        <w:rPr>
+          <w:rFonts w:ascii="Calibri" w:hAnsi="Calibri" w:cs="Calibri"/>
+        </w:rPr>
         <w:t>The model shows strong separation between classes (ROC-AUC &gt; 0.96), meaning confidence scores are well-calibrated for clinical decision support</w:t>
       </w:r>
     </w:p>
     <w:p>
       <w:pPr>
         <w:pStyle w:val="ListBullet"/>
-      </w:pPr>
-      <w:r>
+        <w:rPr>
+          <w:rFonts w:ascii="Calibri" w:hAnsi="Calibri" w:cs="Calibri"/>
+        </w:rPr>
+      </w:pPr>
+      <w:r>
+        <w:rPr>
+          <w:rFonts w:ascii="Calibri" w:hAnsi="Calibri" w:cs="Calibri"/>
+        </w:rPr>
         <w:t>Logistic Regression's interpretability is an advantage in healthcare — clinicians can understand feature contributions via model coefficients</w:t>
       </w:r>
     </w:p>
     <w:p>
       <w:pPr>
         <w:pStyle w:val="Heading2"/>
-      </w:pPr>
-      <w:r>
+        <w:rPr>
+          <w:rFonts w:ascii="Calibri" w:hAnsi="Calibri" w:cs="Calibri"/>
+        </w:rPr>
+      </w:pPr>
+      <w:r>
+        <w:rPr>
+          <w:rFonts w:ascii="Calibri" w:hAnsi="Calibri" w:cs="Calibri"/>
+        </w:rPr>
         <w:t>Confusion Matrix Interpretation</w:t>
       </w:r>
     </w:p>
     <w:p>
-      <w:r>
+      <w:pPr>
+        <w:rPr>
+          <w:rFonts w:ascii="Calibri" w:hAnsi="Calibri" w:cs="Calibri"/>
+        </w:rPr>
+      </w:pPr>
+      <w:r>
+        <w:rPr>
+          <w:rFonts w:ascii="Calibri" w:hAnsi="Calibri" w:cs="Calibri"/>
+        </w:rPr>
         <w:t>For the best model (Logistic Regression) on the test set (61 samples):</w:t>
       </w:r>
     </w:p>
     <w:p>
       <w:pPr>
         <w:pStyle w:val="ListBullet"/>
-      </w:pPr>
-      <w:r>
+        <w:rPr>
+          <w:rFonts w:ascii="Calibri" w:hAnsi="Calibri" w:cs="Calibri"/>
+        </w:rPr>
+      </w:pPr>
+      <w:r>
+        <w:rPr>
+          <w:rFonts w:ascii="Calibri" w:hAnsi="Calibri" w:cs="Calibri"/>
+        </w:rPr>
         <w:t>True Negatives (No Disease correctly identified): 30/33 = 90.9% specificity</w:t>
       </w:r>
     </w:p>
     <w:p>
       <w:pPr>
         <w:pStyle w:val="ListBullet"/>
-      </w:pPr>
-      <w:r>
+        <w:rPr>
+          <w:rFonts w:ascii="Calibri" w:hAnsi="Calibri" w:cs="Calibri"/>
+        </w:rPr>
+      </w:pPr>
+      <w:r>
+        <w:rPr>
+          <w:rFonts w:ascii="Calibri" w:hAnsi="Calibri" w:cs="Calibri"/>
+        </w:rPr>
         <w:t>True Positives (Disease correctly identified): 24/28 = 85.7% sensitivity</w:t>
       </w:r>
     </w:p>
     <w:p>
       <w:pPr>
         <w:pStyle w:val="ListBullet"/>
-      </w:pPr>
-      <w:r>
+        <w:rPr>
+          <w:rFonts w:ascii="Calibri" w:hAnsi="Calibri" w:cs="Calibri"/>
+        </w:rPr>
+      </w:pPr>
+      <w:r>
+        <w:rPr>
+          <w:rFonts w:ascii="Calibri" w:hAnsi="Calibri" w:cs="Calibri"/>
+        </w:rPr>
         <w:t>False Positives (Healthy predicted as disease): 3 patients — would receive unnecessary follow-up</w:t>
       </w:r>
     </w:p>
     <w:p>
       <w:pPr>
         <w:pStyle w:val="ListBullet"/>
-      </w:pPr>
-      <w:r>
+        <w:rPr>
+          <w:rFonts w:ascii="Calibri" w:hAnsi="Calibri" w:cs="Calibri"/>
+        </w:rPr>
+      </w:pPr>
+      <w:r>
+        <w:rPr>
+          <w:rFonts w:ascii="Calibri" w:hAnsi="Calibri" w:cs="Calibri"/>
+        </w:rPr>
         <w:t>False Negatives (Disease predicted as healthy): 4 patients — most critical errors in clinical use</w:t>
       </w:r>
     </w:p>
     <w:p>
-      <w:r>
+      <w:pPr>
+        <w:rPr>
+          <w:rFonts w:ascii="Calibri" w:hAnsi="Calibri" w:cs="Calibri"/>
+        </w:rPr>
+      </w:pPr>
+      <w:r>
+        <w:rPr>
+          <w:rFonts w:ascii="Calibri" w:hAnsi="Calibri" w:cs="Calibri"/>
+        </w:rPr>
         <w:t>In a clinical deployment, the threshold can be adjusted to favor higher sensitivity (lower threshold = fewer missed cases) at the cost of more false positives, depending on the screening context.</w:t>
       </w:r>
     </w:p>
     <w:p>
-      <w:r>
+      <w:pPr>
+        <w:rPr>
+          <w:rFonts w:ascii="Calibri" w:hAnsi="Calibri" w:cs="Calibri"/>
+        </w:rPr>
+      </w:pPr>
+      <w:r>
+        <w:rPr>
+          <w:rFonts w:ascii="Calibri" w:hAnsi="Calibri" w:cs="Calibri"/>
+        </w:rPr>
         <w:br w:type="page"/>
       </w:r>
     </w:p>
     <w:p>
       <w:pPr>
         <w:pStyle w:val="Heading1"/>
-      </w:pPr>
-      <w:r>
+        <w:rPr>
+          <w:rFonts w:ascii="Calibri" w:hAnsi="Calibri" w:cs="Calibri"/>
+        </w:rPr>
+      </w:pPr>
+      <w:r>
+        <w:rPr>
+          <w:rFonts w:ascii="Calibri" w:hAnsi="Calibri" w:cs="Calibri"/>
+        </w:rPr>
         <w:lastRenderedPageBreak/>
         <w:t>4. Experiment Tracking (</w:t>
       </w:r>
       <w:proofErr w:type="spellStart"/>
       <w:r>
+        <w:rPr>
+          <w:rFonts w:ascii="Calibri" w:hAnsi="Calibri" w:cs="Calibri"/>
+        </w:rPr>
         <w:t>MLflow</w:t>
       </w:r>
       <w:proofErr w:type="spellEnd"/>
       <w:r>
+        <w:rPr>
+          <w:rFonts w:ascii="Calibri" w:hAnsi="Calibri" w:cs="Calibri"/>
+        </w:rPr>
         <w:t>)</w:t>
       </w:r>
     </w:p>
     <w:p>
+      <w:pPr>
+        <w:rPr>
+          <w:rFonts w:ascii="Calibri" w:hAnsi="Calibri" w:cs="Calibri"/>
+        </w:rPr>
+      </w:pPr>
       <w:proofErr w:type="spellStart"/>
       <w:r>
+        <w:rPr>
+          <w:rFonts w:ascii="Calibri" w:hAnsi="Calibri" w:cs="Calibri"/>
+        </w:rPr>
         <w:t>MLflow</w:t>
       </w:r>
       <w:proofErr w:type="spellEnd"/>
       <w:r>
+        <w:rPr>
+          <w:rFonts w:ascii="Calibri" w:hAnsi="Calibri" w:cs="Calibri"/>
+        </w:rPr>
         <w:t xml:space="preserve"> is integrated into the training pipeline (</w:t>
       </w:r>
       <w:proofErr w:type="spellStart"/>
       <w:r>
+        <w:rPr>
+          <w:rFonts w:ascii="Calibri" w:hAnsi="Calibri" w:cs="Calibri"/>
+        </w:rPr>
         <w:t>src</w:t>
       </w:r>
       <w:proofErr w:type="spellEnd"/>
       <w:r>
+        <w:rPr>
+          <w:rFonts w:ascii="Calibri" w:hAnsi="Calibri" w:cs="Calibri"/>
+        </w:rPr>
         <w:t>/train.py) to track all experiment runs. For each model, the following are logged:</w:t>
       </w:r>
     </w:p>
     <w:p>
       <w:pPr>
         <w:pStyle w:val="ListBullet"/>
-      </w:pPr>
-      <w:r>
+        <w:rPr>
+          <w:rFonts w:ascii="Calibri" w:hAnsi="Calibri" w:cs="Calibri"/>
+        </w:rPr>
+      </w:pPr>
+      <w:r>
+        <w:rPr>
+          <w:rFonts w:ascii="Calibri" w:hAnsi="Calibri" w:cs="Calibri"/>
+        </w:rPr>
         <w:t xml:space="preserve">Parameters: model type, hyperparameter grid, best hyperparameters, </w:t>
       </w:r>
       <w:proofErr w:type="spellStart"/>
       <w:r>
+        <w:rPr>
+          <w:rFonts w:ascii="Calibri" w:hAnsi="Calibri" w:cs="Calibri"/>
+        </w:rPr>
         <w:t>test_size</w:t>
       </w:r>
       <w:proofErr w:type="spellEnd"/>
       <w:r>
+        <w:rPr>
+          <w:rFonts w:ascii="Calibri" w:hAnsi="Calibri" w:cs="Calibri"/>
+        </w:rPr>
         <w:t xml:space="preserve">, </w:t>
       </w:r>
       <w:proofErr w:type="spellStart"/>
       <w:r>
+        <w:rPr>
+          <w:rFonts w:ascii="Calibri" w:hAnsi="Calibri" w:cs="Calibri"/>
+        </w:rPr>
         <w:t>cv_folds</w:t>
       </w:r>
       <w:proofErr w:type="spellEnd"/>
@@ -1702,197 +2827,362 @@
     <w:p>
       <w:pPr>
         <w:pStyle w:val="ListBullet"/>
-      </w:pPr>
-      <w:r>
+        <w:rPr>
+          <w:rFonts w:ascii="Calibri" w:hAnsi="Calibri" w:cs="Calibri"/>
+        </w:rPr>
+      </w:pPr>
+      <w:r>
+        <w:rPr>
+          <w:rFonts w:ascii="Calibri" w:hAnsi="Calibri" w:cs="Calibri"/>
+        </w:rPr>
         <w:t>Metrics: accuracy, precision, recall, F1, ROC-AUC (test + cross-validation)</w:t>
       </w:r>
     </w:p>
     <w:p>
       <w:pPr>
         <w:pStyle w:val="ListBullet"/>
-      </w:pPr>
-      <w:r>
+        <w:rPr>
+          <w:rFonts w:ascii="Calibri" w:hAnsi="Calibri" w:cs="Calibri"/>
+        </w:rPr>
+      </w:pPr>
+      <w:r>
+        <w:rPr>
+          <w:rFonts w:ascii="Calibri" w:hAnsi="Calibri" w:cs="Calibri"/>
+        </w:rPr>
         <w:t>Artifacts: trained model (</w:t>
       </w:r>
       <w:proofErr w:type="spellStart"/>
       <w:r>
+        <w:rPr>
+          <w:rFonts w:ascii="Calibri" w:hAnsi="Calibri" w:cs="Calibri"/>
+        </w:rPr>
         <w:t>sklearn</w:t>
       </w:r>
       <w:proofErr w:type="spellEnd"/>
       <w:r>
+        <w:rPr>
+          <w:rFonts w:ascii="Calibri" w:hAnsi="Calibri" w:cs="Calibri"/>
+        </w:rPr>
         <w:t>), confusion matrix plot, ROC curve plot, feature importance plot</w:t>
       </w:r>
     </w:p>
     <w:p>
-      <w:r>
+      <w:pPr>
+        <w:rPr>
+          <w:rFonts w:ascii="Calibri" w:hAnsi="Calibri" w:cs="Calibri"/>
+        </w:rPr>
+      </w:pPr>
+      <w:r>
+        <w:rPr>
+          <w:rFonts w:ascii="Calibri" w:hAnsi="Calibri" w:cs="Calibri"/>
+        </w:rPr>
         <w:t xml:space="preserve">The </w:t>
       </w:r>
       <w:proofErr w:type="spellStart"/>
       <w:r>
+        <w:rPr>
+          <w:rFonts w:ascii="Calibri" w:hAnsi="Calibri" w:cs="Calibri"/>
+        </w:rPr>
         <w:t>MLflow</w:t>
       </w:r>
       <w:proofErr w:type="spellEnd"/>
       <w:r>
+        <w:rPr>
+          <w:rFonts w:ascii="Calibri" w:hAnsi="Calibri" w:cs="Calibri"/>
+        </w:rPr>
         <w:t xml:space="preserve"> tracking data is stored in </w:t>
       </w:r>
       <w:proofErr w:type="spellStart"/>
       <w:r>
+        <w:rPr>
+          <w:rFonts w:ascii="Calibri" w:hAnsi="Calibri" w:cs="Calibri"/>
+        </w:rPr>
         <w:t>experiment_tracking</w:t>
       </w:r>
       <w:proofErr w:type="spellEnd"/>
       <w:r>
+        <w:rPr>
+          <w:rFonts w:ascii="Calibri" w:hAnsi="Calibri" w:cs="Calibri"/>
+        </w:rPr>
         <w:t xml:space="preserve">/ and can be viewed by running: </w:t>
       </w:r>
       <w:proofErr w:type="spellStart"/>
       <w:r>
+        <w:rPr>
+          <w:rFonts w:ascii="Calibri" w:hAnsi="Calibri" w:cs="Calibri"/>
+        </w:rPr>
         <w:t>mlflow</w:t>
       </w:r>
       <w:proofErr w:type="spellEnd"/>
       <w:r>
+        <w:rPr>
+          <w:rFonts w:ascii="Calibri" w:hAnsi="Calibri" w:cs="Calibri"/>
+        </w:rPr>
         <w:t xml:space="preserve"> </w:t>
       </w:r>
       <w:proofErr w:type="spellStart"/>
       <w:r>
+        <w:rPr>
+          <w:rFonts w:ascii="Calibri" w:hAnsi="Calibri" w:cs="Calibri"/>
+        </w:rPr>
         <w:t>ui</w:t>
       </w:r>
       <w:proofErr w:type="spellEnd"/>
       <w:r>
+        <w:rPr>
+          <w:rFonts w:ascii="Calibri" w:hAnsi="Calibri" w:cs="Calibri"/>
+        </w:rPr>
         <w:t xml:space="preserve"> --backend-store-</w:t>
       </w:r>
       <w:proofErr w:type="spellStart"/>
       <w:r>
+        <w:rPr>
+          <w:rFonts w:ascii="Calibri" w:hAnsi="Calibri" w:cs="Calibri"/>
+        </w:rPr>
         <w:t>uri</w:t>
       </w:r>
       <w:proofErr w:type="spellEnd"/>
       <w:r>
+        <w:rPr>
+          <w:rFonts w:ascii="Calibri" w:hAnsi="Calibri" w:cs="Calibri"/>
+        </w:rPr>
         <w:t xml:space="preserve"> </w:t>
       </w:r>
       <w:proofErr w:type="spellStart"/>
       <w:r>
+        <w:rPr>
+          <w:rFonts w:ascii="Calibri" w:hAnsi="Calibri" w:cs="Calibri"/>
+        </w:rPr>
         <w:t>experiment_tracking</w:t>
       </w:r>
       <w:proofErr w:type="spellEnd"/>
       <w:r>
+        <w:rPr>
+          <w:rFonts w:ascii="Calibri" w:hAnsi="Calibri" w:cs="Calibri"/>
+        </w:rPr>
         <w:t>/</w:t>
       </w:r>
     </w:p>
     <w:p>
       <w:pPr>
         <w:pStyle w:val="Heading2"/>
-      </w:pPr>
-      <w:r>
+        <w:rPr>
+          <w:rFonts w:ascii="Calibri" w:hAnsi="Calibri" w:cs="Calibri"/>
+        </w:rPr>
+      </w:pPr>
+      <w:r>
+        <w:rPr>
+          <w:rFonts w:ascii="Calibri" w:hAnsi="Calibri" w:cs="Calibri"/>
+        </w:rPr>
         <w:t>Experiment Tracking Directory Structure</w:t>
       </w:r>
     </w:p>
     <w:p>
-      <w:r>
+      <w:pPr>
+        <w:rPr>
+          <w:rFonts w:ascii="Calibri" w:hAnsi="Calibri" w:cs="Calibri"/>
+        </w:rPr>
+      </w:pPr>
+      <w:r>
+        <w:rPr>
+          <w:rFonts w:ascii="Calibri" w:hAnsi="Calibri" w:cs="Calibri"/>
+        </w:rPr>
         <w:t xml:space="preserve">Since </w:t>
       </w:r>
       <w:proofErr w:type="spellStart"/>
       <w:r>
+        <w:rPr>
+          <w:rFonts w:ascii="Calibri" w:hAnsi="Calibri" w:cs="Calibri"/>
+        </w:rPr>
         <w:t>MLflow</w:t>
       </w:r>
       <w:proofErr w:type="spellEnd"/>
       <w:r>
+        <w:rPr>
+          <w:rFonts w:ascii="Calibri" w:hAnsi="Calibri" w:cs="Calibri"/>
+        </w:rPr>
         <w:t xml:space="preserve"> uses internally generated IDs for its directory structure (not human-readable), we also export a clean, time-based summary after each training run to screenshots/</w:t>
       </w:r>
       <w:proofErr w:type="spellStart"/>
       <w:r>
+        <w:rPr>
+          <w:rFonts w:ascii="Calibri" w:hAnsi="Calibri" w:cs="Calibri"/>
+        </w:rPr>
         <w:t>mlflow</w:t>
       </w:r>
       <w:proofErr w:type="spellEnd"/>
       <w:r>
+        <w:rPr>
+          <w:rFonts w:ascii="Calibri" w:hAnsi="Calibri" w:cs="Calibri"/>
+        </w:rPr>
         <w:t>/. Each run creates a timestamped subfolder (e.g., run_2026-05-04_13-20-32/) containing:</w:t>
       </w:r>
     </w:p>
     <w:p>
       <w:pPr>
         <w:pStyle w:val="ListBullet"/>
-      </w:pPr>
-      <w:r>
+        <w:rPr>
+          <w:rFonts w:ascii="Calibri" w:hAnsi="Calibri" w:cs="Calibri"/>
+        </w:rPr>
+      </w:pPr>
+      <w:r>
+        <w:rPr>
+          <w:rFonts w:ascii="Calibri" w:hAnsi="Calibri" w:cs="Calibri"/>
+        </w:rPr>
         <w:t>experiment_metrics_comparison.csv - side-by-side comparison of all model metrics with run timestamp</w:t>
       </w:r>
     </w:p>
     <w:p>
       <w:pPr>
         <w:pStyle w:val="ListBullet"/>
+        <w:rPr>
+          <w:rFonts w:ascii="Calibri" w:hAnsi="Calibri" w:cs="Calibri"/>
+        </w:rPr>
       </w:pPr>
       <w:proofErr w:type="spellStart"/>
       <w:r>
-        <w:t>experiment_runs_log.json</w:t>
+        <w:rPr>
+          <w:rFonts w:ascii="Calibri" w:hAnsi="Calibri" w:cs="Calibri"/>
+        </w:rPr>
+        <w:t>experiment_runs_</w:t>
+      </w:r>
+      <w:proofErr w:type="gramStart"/>
+      <w:r>
+        <w:rPr>
+          <w:rFonts w:ascii="Calibri" w:hAnsi="Calibri" w:cs="Calibri"/>
+        </w:rPr>
+        <w:t>log.json</w:t>
       </w:r>
       <w:proofErr w:type="spellEnd"/>
-      <w:r>
+      <w:proofErr w:type="gramEnd"/>
+      <w:r>
+        <w:rPr>
+          <w:rFonts w:ascii="Calibri" w:hAnsi="Calibri" w:cs="Calibri"/>
+        </w:rPr>
         <w:t xml:space="preserve"> - full experiment log including hyperparameter grids, best parameters, and artifact references</w:t>
       </w:r>
     </w:p>
     <w:p>
       <w:pPr>
         <w:pStyle w:val="ListBullet"/>
-      </w:pPr>
-      <w:r>
+        <w:rPr>
+          <w:rFonts w:ascii="Calibri" w:hAnsi="Calibri" w:cs="Calibri"/>
+        </w:rPr>
+      </w:pPr>
+      <w:r>
+        <w:rPr>
+          <w:rFonts w:ascii="Calibri" w:hAnsi="Calibri" w:cs="Calibri"/>
+        </w:rPr>
         <w:t>Confusion matrix, ROC curve, and feature importance plots for all models</w:t>
       </w:r>
     </w:p>
     <w:p>
       <w:pPr>
         <w:pStyle w:val="Heading2"/>
-      </w:pPr>
-      <w:r>
+        <w:rPr>
+          <w:rFonts w:ascii="Calibri" w:hAnsi="Calibri" w:cs="Calibri"/>
+        </w:rPr>
+      </w:pPr>
+      <w:r>
+        <w:rPr>
+          <w:rFonts w:ascii="Calibri" w:hAnsi="Calibri" w:cs="Calibri"/>
+        </w:rPr>
         <w:t>Training Artifacts</w:t>
       </w:r>
     </w:p>
     <w:p>
-      <w:r>
+      <w:pPr>
+        <w:rPr>
+          <w:rFonts w:ascii="Calibri" w:hAnsi="Calibri" w:cs="Calibri"/>
+        </w:rPr>
+      </w:pPr>
+      <w:r>
+        <w:rPr>
+          <w:rFonts w:ascii="Calibri" w:hAnsi="Calibri" w:cs="Calibri"/>
+        </w:rPr>
         <w:t xml:space="preserve">The </w:t>
       </w:r>
       <w:proofErr w:type="spellStart"/>
       <w:r>
+        <w:rPr>
+          <w:rFonts w:ascii="Calibri" w:hAnsi="Calibri" w:cs="Calibri"/>
+        </w:rPr>
         <w:t>training_artifacts</w:t>
       </w:r>
       <w:proofErr w:type="spellEnd"/>
       <w:r>
+        <w:rPr>
+          <w:rFonts w:ascii="Calibri" w:hAnsi="Calibri" w:cs="Calibri"/>
+        </w:rPr>
         <w:t xml:space="preserve">/ directory stores the raw plots (confusion matrices, ROC curves, feature importance charts) generated during each model's training. These are organized by model name (e.g., </w:t>
       </w:r>
       <w:proofErr w:type="spellStart"/>
       <w:r>
+        <w:rPr>
+          <w:rFonts w:ascii="Calibri" w:hAnsi="Calibri" w:cs="Calibri"/>
+        </w:rPr>
         <w:t>training_artifacts</w:t>
       </w:r>
       <w:proofErr w:type="spellEnd"/>
       <w:r>
+        <w:rPr>
+          <w:rFonts w:ascii="Calibri" w:hAnsi="Calibri" w:cs="Calibri"/>
+        </w:rPr>
         <w:t>/</w:t>
       </w:r>
       <w:proofErr w:type="spellStart"/>
       <w:r>
+        <w:rPr>
+          <w:rFonts w:ascii="Calibri" w:hAnsi="Calibri" w:cs="Calibri"/>
+        </w:rPr>
         <w:t>LogisticRegression</w:t>
       </w:r>
       <w:proofErr w:type="spellEnd"/>
       <w:r>
+        <w:rPr>
+          <w:rFonts w:ascii="Calibri" w:hAnsi="Calibri" w:cs="Calibri"/>
+        </w:rPr>
         <w:t xml:space="preserve">/). </w:t>
       </w:r>
       <w:proofErr w:type="spellStart"/>
       <w:r>
+        <w:rPr>
+          <w:rFonts w:ascii="Calibri" w:hAnsi="Calibri" w:cs="Calibri"/>
+        </w:rPr>
         <w:t>MLflow</w:t>
       </w:r>
       <w:proofErr w:type="spellEnd"/>
       <w:r>
+        <w:rPr>
+          <w:rFonts w:ascii="Calibri" w:hAnsi="Calibri" w:cs="Calibri"/>
+        </w:rPr>
         <w:t xml:space="preserve"> logs these as artifacts within each run, and they are also copied into the time-based screenshots/</w:t>
       </w:r>
       <w:proofErr w:type="spellStart"/>
       <w:r>
+        <w:rPr>
+          <w:rFonts w:ascii="Calibri" w:hAnsi="Calibri" w:cs="Calibri"/>
+        </w:rPr>
         <w:t>mlflow</w:t>
       </w:r>
       <w:proofErr w:type="spellEnd"/>
       <w:r>
+        <w:rPr>
+          <w:rFonts w:ascii="Calibri" w:hAnsi="Calibri" w:cs="Calibri"/>
+        </w:rPr>
         <w:t>/ folders for easy reference.</w:t>
       </w:r>
     </w:p>
     <w:p>
       <w:pPr>
         <w:jc w:val="center"/>
-      </w:pPr>
-      <w:r>
-        <w:rPr>
+        <w:rPr>
+          <w:rFonts w:ascii="Calibri" w:hAnsi="Calibri" w:cs="Calibri"/>
+        </w:rPr>
+      </w:pPr>
+      <w:r>
+        <w:rPr>
+          <w:rFonts w:ascii="Calibri" w:hAnsi="Calibri" w:cs="Calibri"/>
           <w:noProof/>
         </w:rPr>
         <w:drawing>
@@ -1935,9 +3225,13 @@
     <w:p>
       <w:pPr>
         <w:jc w:val="center"/>
-      </w:pPr>
-      <w:r>
-        <w:rPr>
+        <w:rPr>
+          <w:rFonts w:ascii="Calibri" w:hAnsi="Calibri" w:cs="Calibri"/>
+        </w:rPr>
+      </w:pPr>
+      <w:r>
+        <w:rPr>
+          <w:rFonts w:ascii="Calibri" w:hAnsi="Calibri" w:cs="Calibri"/>
           <w:i/>
           <w:sz w:val="18"/>
         </w:rPr>
@@ -1946,6 +3240,7 @@
       <w:proofErr w:type="spellStart"/>
       <w:r>
         <w:rPr>
+          <w:rFonts w:ascii="Calibri" w:hAnsi="Calibri" w:cs="Calibri"/>
           <w:i/>
           <w:sz w:val="18"/>
         </w:rPr>
@@ -1954,6 +3249,7 @@
       <w:proofErr w:type="spellEnd"/>
       <w:r>
         <w:rPr>
+          <w:rFonts w:ascii="Calibri" w:hAnsi="Calibri" w:cs="Calibri"/>
           <w:i/>
           <w:sz w:val="18"/>
         </w:rPr>
@@ -1963,215 +3259,412 @@
     <w:p>
       <w:pPr>
         <w:jc w:val="center"/>
+        <w:rPr>
+          <w:rFonts w:ascii="Calibri" w:hAnsi="Calibri" w:cs="Calibri"/>
+        </w:rPr>
       </w:pPr>
     </w:p>
     <w:p>
       <w:pPr>
         <w:pStyle w:val="Heading1"/>
-      </w:pPr>
-      <w:r>
+        <w:rPr>
+          <w:rFonts w:ascii="Calibri" w:hAnsi="Calibri" w:cs="Calibri"/>
+        </w:rPr>
+      </w:pPr>
+      <w:r>
+        <w:rPr>
+          <w:rFonts w:ascii="Calibri" w:hAnsi="Calibri" w:cs="Calibri"/>
+        </w:rPr>
         <w:lastRenderedPageBreak/>
         <w:t>5. Model Packaging &amp; Reproducibility</w:t>
       </w:r>
     </w:p>
     <w:p>
-      <w:r>
+      <w:pPr>
+        <w:rPr>
+          <w:rFonts w:ascii="Calibri" w:hAnsi="Calibri" w:cs="Calibri"/>
+        </w:rPr>
+      </w:pPr>
+      <w:r>
+        <w:rPr>
+          <w:rFonts w:ascii="Calibri" w:hAnsi="Calibri" w:cs="Calibri"/>
+        </w:rPr>
         <w:t>All three trained models are serialized as full scikit-learn pipelines (</w:t>
       </w:r>
       <w:proofErr w:type="spellStart"/>
       <w:r>
+        <w:rPr>
+          <w:rFonts w:ascii="Calibri" w:hAnsi="Calibri" w:cs="Calibri"/>
+        </w:rPr>
         <w:t>ColumnTransformer</w:t>
       </w:r>
       <w:proofErr w:type="spellEnd"/>
       <w:r>
+        <w:rPr>
+          <w:rFonts w:ascii="Calibri" w:hAnsi="Calibri" w:cs="Calibri"/>
+        </w:rPr>
         <w:t xml:space="preserve"> + Classifier) using </w:t>
       </w:r>
       <w:proofErr w:type="spellStart"/>
       <w:r>
+        <w:rPr>
+          <w:rFonts w:ascii="Calibri" w:hAnsi="Calibri" w:cs="Calibri"/>
+        </w:rPr>
         <w:t>joblib</w:t>
       </w:r>
       <w:proofErr w:type="spellEnd"/>
       <w:r>
+        <w:rPr>
+          <w:rFonts w:ascii="Calibri" w:hAnsi="Calibri" w:cs="Calibri"/>
+        </w:rPr>
         <w:t xml:space="preserve"> pickle format. This means the model file contains both the preprocessing and classification logic, so raw features can be fed directly without separate preprocessing steps.</w:t>
       </w:r>
     </w:p>
     <w:p>
       <w:pPr>
         <w:pStyle w:val="Heading2"/>
-      </w:pPr>
-      <w:r>
+        <w:rPr>
+          <w:rFonts w:ascii="Calibri" w:hAnsi="Calibri" w:cs="Calibri"/>
+        </w:rPr>
+      </w:pPr>
+      <w:r>
+        <w:rPr>
+          <w:rFonts w:ascii="Calibri" w:hAnsi="Calibri" w:cs="Calibri"/>
+        </w:rPr>
         <w:t>Inference Script</w:t>
       </w:r>
     </w:p>
     <w:p>
-      <w:r>
+      <w:pPr>
+        <w:rPr>
+          <w:rFonts w:ascii="Calibri" w:hAnsi="Calibri" w:cs="Calibri"/>
+        </w:rPr>
+      </w:pPr>
+      <w:r>
+        <w:rPr>
+          <w:rFonts w:ascii="Calibri" w:hAnsi="Calibri" w:cs="Calibri"/>
+        </w:rPr>
         <w:t>A standalone inference script (</w:t>
       </w:r>
       <w:proofErr w:type="spellStart"/>
       <w:r>
+        <w:rPr>
+          <w:rFonts w:ascii="Calibri" w:hAnsi="Calibri" w:cs="Calibri"/>
+        </w:rPr>
         <w:t>src</w:t>
       </w:r>
       <w:proofErr w:type="spellEnd"/>
       <w:r>
+        <w:rPr>
+          <w:rFonts w:ascii="Calibri" w:hAnsi="Calibri" w:cs="Calibri"/>
+        </w:rPr>
         <w:t>/inference.py) allows command-line predictions without running the API server:</w:t>
       </w:r>
     </w:p>
     <w:p>
       <w:pPr>
         <w:pStyle w:val="ListBullet"/>
-      </w:pPr>
-      <w:r>
+        <w:rPr>
+          <w:rFonts w:ascii="Calibri" w:hAnsi="Calibri" w:cs="Calibri"/>
+        </w:rPr>
+      </w:pPr>
+      <w:r>
+        <w:rPr>
+          <w:rFonts w:ascii="Calibri" w:hAnsi="Calibri" w:cs="Calibri"/>
+        </w:rPr>
         <w:t>python src/inference.py --input '{"age": 63, "sex": 1, "cp": 3, ...}'</w:t>
       </w:r>
     </w:p>
     <w:p>
-      <w:r>
+      <w:pPr>
+        <w:rPr>
+          <w:rFonts w:ascii="Calibri" w:hAnsi="Calibri" w:cs="Calibri"/>
+        </w:rPr>
+      </w:pPr>
+      <w:r>
+        <w:rPr>
+          <w:rFonts w:ascii="Calibri" w:hAnsi="Calibri" w:cs="Calibri"/>
+        </w:rPr>
         <w:t xml:space="preserve">The script automatically loads the best model (from </w:t>
       </w:r>
       <w:proofErr w:type="spellStart"/>
       <w:r>
+        <w:rPr>
+          <w:rFonts w:ascii="Calibri" w:hAnsi="Calibri" w:cs="Calibri"/>
+        </w:rPr>
+        <w:t>models_</w:t>
+      </w:r>
+      <w:proofErr w:type="gramStart"/>
+      <w:r>
+        <w:rPr>
+          <w:rFonts w:ascii="Calibri" w:hAnsi="Calibri" w:cs="Calibri"/>
+        </w:rPr>
+        <w:t>metadata.json</w:t>
+      </w:r>
+      <w:proofErr w:type="spellEnd"/>
+      <w:proofErr w:type="gramEnd"/>
+      <w:r>
+        <w:rPr>
+          <w:rFonts w:ascii="Calibri" w:hAnsi="Calibri" w:cs="Calibri"/>
+        </w:rPr>
+        <w:t>) and returns the prediction, label, confidence score, and model name.</w:t>
+      </w:r>
+    </w:p>
+    <w:p>
+      <w:pPr>
+        <w:pStyle w:val="Heading2"/>
+        <w:rPr>
+          <w:rFonts w:ascii="Calibri" w:hAnsi="Calibri" w:cs="Calibri"/>
+        </w:rPr>
+      </w:pPr>
+      <w:r>
+        <w:rPr>
+          <w:rFonts w:ascii="Calibri" w:hAnsi="Calibri" w:cs="Calibri"/>
+        </w:rPr>
+        <w:t>Model Artifacts</w:t>
+      </w:r>
+    </w:p>
+    <w:p>
+      <w:pPr>
+        <w:pStyle w:val="ListBullet"/>
+        <w:rPr>
+          <w:rFonts w:ascii="Calibri" w:hAnsi="Calibri" w:cs="Calibri"/>
+        </w:rPr>
+      </w:pPr>
+      <w:r>
+        <w:rPr>
+          <w:rFonts w:ascii="Calibri" w:hAnsi="Calibri" w:cs="Calibri"/>
+        </w:rPr>
+        <w:t>models/</w:t>
+      </w:r>
+      <w:proofErr w:type="spellStart"/>
+      <w:r>
+        <w:rPr>
+          <w:rFonts w:ascii="Calibri" w:hAnsi="Calibri" w:cs="Calibri"/>
+        </w:rPr>
+        <w:t>LogisticRegression.pkl</w:t>
+      </w:r>
+      <w:proofErr w:type="spellEnd"/>
+      <w:r>
+        <w:rPr>
+          <w:rFonts w:ascii="Calibri" w:hAnsi="Calibri" w:cs="Calibri"/>
+        </w:rPr>
+        <w:t xml:space="preserve"> - Best model (ROC-AUC: 0.9643)</w:t>
+      </w:r>
+    </w:p>
+    <w:p>
+      <w:pPr>
+        <w:pStyle w:val="ListBullet"/>
+        <w:rPr>
+          <w:rFonts w:ascii="Calibri" w:hAnsi="Calibri" w:cs="Calibri"/>
+        </w:rPr>
+      </w:pPr>
+      <w:r>
+        <w:rPr>
+          <w:rFonts w:ascii="Calibri" w:hAnsi="Calibri" w:cs="Calibri"/>
+        </w:rPr>
+        <w:t>models/</w:t>
+      </w:r>
+      <w:proofErr w:type="spellStart"/>
+      <w:r>
+        <w:rPr>
+          <w:rFonts w:ascii="Calibri" w:hAnsi="Calibri" w:cs="Calibri"/>
+        </w:rPr>
+        <w:t>RandomForest.pkl</w:t>
+      </w:r>
+      <w:proofErr w:type="spellEnd"/>
+      <w:r>
+        <w:rPr>
+          <w:rFonts w:ascii="Calibri" w:hAnsi="Calibri" w:cs="Calibri"/>
+        </w:rPr>
+        <w:t xml:space="preserve"> - Second best (ROC-AUC: 0.9556)</w:t>
+      </w:r>
+    </w:p>
+    <w:p>
+      <w:pPr>
+        <w:pStyle w:val="ListBullet"/>
+        <w:rPr>
+          <w:rFonts w:ascii="Calibri" w:hAnsi="Calibri" w:cs="Calibri"/>
+        </w:rPr>
+      </w:pPr>
+      <w:r>
+        <w:rPr>
+          <w:rFonts w:ascii="Calibri" w:hAnsi="Calibri" w:cs="Calibri"/>
+        </w:rPr>
+        <w:t>models/</w:t>
+      </w:r>
+      <w:proofErr w:type="spellStart"/>
+      <w:r>
+        <w:rPr>
+          <w:rFonts w:ascii="Calibri" w:hAnsi="Calibri" w:cs="Calibri"/>
+        </w:rPr>
+        <w:t>GradientBoosting.pkl</w:t>
+      </w:r>
+      <w:proofErr w:type="spellEnd"/>
+      <w:r>
+        <w:rPr>
+          <w:rFonts w:ascii="Calibri" w:hAnsi="Calibri" w:cs="Calibri"/>
+        </w:rPr>
+        <w:t xml:space="preserve"> - Third (ROC-AUC: 0.9177)</w:t>
+      </w:r>
+    </w:p>
+    <w:p>
+      <w:pPr>
+        <w:pStyle w:val="ListBullet"/>
+        <w:rPr>
+          <w:rFonts w:ascii="Calibri" w:hAnsi="Calibri" w:cs="Calibri"/>
+        </w:rPr>
+      </w:pPr>
+      <w:r>
+        <w:rPr>
+          <w:rFonts w:ascii="Calibri" w:hAnsi="Calibri" w:cs="Calibri"/>
+        </w:rPr>
+        <w:t>models/</w:t>
+      </w:r>
+      <w:proofErr w:type="spellStart"/>
+      <w:r>
+        <w:rPr>
+          <w:rFonts w:ascii="Calibri" w:hAnsi="Calibri" w:cs="Calibri"/>
+        </w:rPr>
         <w:t>models_metadata.json</w:t>
       </w:r>
       <w:proofErr w:type="spellEnd"/>
       <w:r>
-        <w:t>) and returns the prediction, label, confidence score, and model name.</w:t>
+        <w:rPr>
+          <w:rFonts w:ascii="Calibri" w:hAnsi="Calibri" w:cs="Calibri"/>
+        </w:rPr>
+        <w:t xml:space="preserve"> - Metrics, best model indicator, feature list</w:t>
       </w:r>
     </w:p>
     <w:p>
       <w:pPr>
         <w:pStyle w:val="Heading2"/>
-      </w:pPr>
-      <w:r>
-        <w:t>Model Artifacts</w:t>
+        <w:rPr>
+          <w:rFonts w:ascii="Calibri" w:hAnsi="Calibri" w:cs="Calibri"/>
+        </w:rPr>
+      </w:pPr>
+      <w:r>
+        <w:rPr>
+          <w:rFonts w:ascii="Calibri" w:hAnsi="Calibri" w:cs="Calibri"/>
+        </w:rPr>
+        <w:t>Unit Tests</w:t>
+      </w:r>
+    </w:p>
+    <w:p>
+      <w:pPr>
+        <w:rPr>
+          <w:rFonts w:ascii="Calibri" w:hAnsi="Calibri" w:cs="Calibri"/>
+        </w:rPr>
+      </w:pPr>
+      <w:proofErr w:type="gramStart"/>
+      <w:r>
+        <w:rPr>
+          <w:rFonts w:ascii="Calibri" w:hAnsi="Calibri" w:cs="Calibri"/>
+        </w:rPr>
+        <w:t>32 unit</w:t>
+      </w:r>
+      <w:proofErr w:type="gramEnd"/>
+      <w:r>
+        <w:rPr>
+          <w:rFonts w:ascii="Calibri" w:hAnsi="Calibri" w:cs="Calibri"/>
+        </w:rPr>
+        <w:t xml:space="preserve"> tests cover the full pipeline using </w:t>
+      </w:r>
+      <w:proofErr w:type="spellStart"/>
+      <w:r>
+        <w:rPr>
+          <w:rFonts w:ascii="Calibri" w:hAnsi="Calibri" w:cs="Calibri"/>
+        </w:rPr>
+        <w:t>Pytest</w:t>
+      </w:r>
+      <w:proofErr w:type="spellEnd"/>
+      <w:r>
+        <w:rPr>
+          <w:rFonts w:ascii="Calibri" w:hAnsi="Calibri" w:cs="Calibri"/>
+        </w:rPr>
+        <w:t>:</w:t>
       </w:r>
     </w:p>
     <w:p>
       <w:pPr>
         <w:pStyle w:val="ListBullet"/>
-      </w:pPr>
-      <w:r>
-        <w:t>models/</w:t>
-      </w:r>
-      <w:proofErr w:type="spellStart"/>
-      <w:r>
-        <w:t>LogisticRegression.pkl</w:t>
-      </w:r>
-      <w:proofErr w:type="spellEnd"/>
-      <w:r>
-        <w:t xml:space="preserve"> - Best model (ROC-AUC: 0.9643)</w:t>
+        <w:rPr>
+          <w:rFonts w:ascii="Calibri" w:hAnsi="Calibri" w:cs="Calibri"/>
+        </w:rPr>
+      </w:pPr>
+      <w:r>
+        <w:rPr>
+          <w:rFonts w:ascii="Calibri" w:hAnsi="Calibri" w:cs="Calibri"/>
+        </w:rPr>
+        <w:t>test_data_loader.py (5 tests) - data shape, columns, target values</w:t>
       </w:r>
     </w:p>
     <w:p>
       <w:pPr>
         <w:pStyle w:val="ListBullet"/>
-      </w:pPr>
-      <w:r>
-        <w:t>models/</w:t>
-      </w:r>
-      <w:proofErr w:type="spellStart"/>
-      <w:r>
-        <w:t>RandomForest.pkl</w:t>
-      </w:r>
-      <w:proofErr w:type="spellEnd"/>
-      <w:r>
-        <w:t xml:space="preserve"> - Second best (ROC-AUC: 0.9556)</w:t>
+        <w:rPr>
+          <w:rFonts w:ascii="Calibri" w:hAnsi="Calibri" w:cs="Calibri"/>
+        </w:rPr>
+      </w:pPr>
+      <w:r>
+        <w:rPr>
+          <w:rFonts w:ascii="Calibri" w:hAnsi="Calibri" w:cs="Calibri"/>
+        </w:rPr>
+        <w:t>test_preprocessing.py (8 tests) - missing value handling, binarization</w:t>
       </w:r>
     </w:p>
     <w:p>
       <w:pPr>
         <w:pStyle w:val="ListBullet"/>
-      </w:pPr>
-      <w:r>
-        <w:t>models/</w:t>
-      </w:r>
-      <w:proofErr w:type="spellStart"/>
-      <w:r>
-        <w:t>GradientBoosting.pkl</w:t>
-      </w:r>
-      <w:proofErr w:type="spellEnd"/>
-      <w:r>
-        <w:t xml:space="preserve"> - Third (ROC-AUC: 0.9177)</w:t>
+        <w:rPr>
+          <w:rFonts w:ascii="Calibri" w:hAnsi="Calibri" w:cs="Calibri"/>
+        </w:rPr>
+      </w:pPr>
+      <w:r>
+        <w:rPr>
+          <w:rFonts w:ascii="Calibri" w:hAnsi="Calibri" w:cs="Calibri"/>
+        </w:rPr>
+        <w:t>test_model.py (10 tests) - model loading, prediction format, all 3 models</w:t>
       </w:r>
     </w:p>
     <w:p>
       <w:pPr>
         <w:pStyle w:val="ListBullet"/>
-      </w:pPr>
-      <w:r>
-        <w:t>models/</w:t>
-      </w:r>
-      <w:proofErr w:type="spellStart"/>
-      <w:r>
-        <w:t>models_metadata.json</w:t>
-      </w:r>
-      <w:proofErr w:type="spellEnd"/>
-      <w:r>
-        <w:t xml:space="preserve"> - Metrics, best model indicator, feature list</w:t>
+        <w:rPr>
+          <w:rFonts w:ascii="Calibri" w:hAnsi="Calibri" w:cs="Calibri"/>
+        </w:rPr>
+      </w:pPr>
+      <w:r>
+        <w:rPr>
+          <w:rFonts w:ascii="Calibri" w:hAnsi="Calibri" w:cs="Calibri"/>
+        </w:rPr>
+        <w:t>test_api.py (9 tests) - API endpoints, validation, error handling</w:t>
       </w:r>
     </w:p>
     <w:p>
       <w:pPr>
         <w:pStyle w:val="Heading2"/>
-      </w:pPr>
-      <w:r>
-        <w:t>Unit Tests</w:t>
-      </w:r>
-    </w:p>
-    <w:p>
-      <w:r>
-        <w:t xml:space="preserve">32 unit tests cover the full pipeline using </w:t>
-      </w:r>
-      <w:proofErr w:type="spellStart"/>
-      <w:r>
-        <w:t>Pytest</w:t>
-      </w:r>
-      <w:proofErr w:type="spellEnd"/>
-      <w:r>
-        <w:t>:</w:t>
-      </w:r>
-    </w:p>
-    <w:p>
-      <w:pPr>
-        <w:pStyle w:val="ListBullet"/>
-      </w:pPr>
-      <w:r>
-        <w:t>test_data_loader.py (5 tests) - data shape, columns, target values</w:t>
-      </w:r>
-    </w:p>
-    <w:p>
-      <w:pPr>
-        <w:pStyle w:val="ListBullet"/>
-      </w:pPr>
-      <w:r>
-        <w:t>test_preprocessing.py (8 tests) - missing value handling, binarization</w:t>
-      </w:r>
-    </w:p>
-    <w:p>
-      <w:pPr>
-        <w:pStyle w:val="ListBullet"/>
-      </w:pPr>
-      <w:r>
-        <w:t>test_model.py (10 tests) - model loading, prediction format, all 3 models</w:t>
-      </w:r>
-    </w:p>
-    <w:p>
-      <w:pPr>
-        <w:pStyle w:val="ListBullet"/>
-      </w:pPr>
-      <w:r>
-        <w:t>test_api.py (9 tests) - API endpoints, validation, error handling</w:t>
-      </w:r>
-    </w:p>
-    <w:p>
-      <w:pPr>
-        <w:pStyle w:val="Heading2"/>
-      </w:pPr>
-      <w:r>
+        <w:rPr>
+          <w:rFonts w:ascii="Calibri" w:hAnsi="Calibri" w:cs="Calibri"/>
+        </w:rPr>
+      </w:pPr>
+      <w:r>
+        <w:rPr>
+          <w:rFonts w:ascii="Calibri" w:hAnsi="Calibri" w:cs="Calibri"/>
+        </w:rPr>
         <w:t>Inference Results &amp; Sample Predictions</w:t>
       </w:r>
     </w:p>
     <w:p>
-      <w:r>
+      <w:pPr>
+        <w:rPr>
+          <w:rFonts w:ascii="Calibri" w:hAnsi="Calibri" w:cs="Calibri"/>
+        </w:rPr>
+      </w:pPr>
+      <w:r>
+        <w:rPr>
+          <w:rFonts w:ascii="Calibri" w:hAnsi="Calibri" w:cs="Calibri"/>
+        </w:rPr>
         <w:t>The inference pipeline accepts raw patient features and returns a prediction with confidence score. Below are sample predictions demonstrating the model's behavior across different patient profiles:</w:t>
       </w:r>
     </w:p>
@@ -2198,7 +3691,15 @@
             <w:tcW w:w="1728" w:type="dxa"/>
           </w:tcPr>
           <w:p>
+            <w:pPr>
+              <w:rPr>
+                <w:rFonts w:ascii="Calibri" w:hAnsi="Calibri" w:cs="Calibri"/>
+              </w:rPr>
+            </w:pPr>
             <w:r>
+              <w:rPr>
+                <w:rFonts w:ascii="Calibri" w:hAnsi="Calibri" w:cs="Calibri"/>
+              </w:rPr>
               <w:t>Patient Profile</w:t>
             </w:r>
           </w:p>
@@ -2208,7 +3709,15 @@
             <w:tcW w:w="1728" w:type="dxa"/>
           </w:tcPr>
           <w:p>
+            <w:pPr>
+              <w:rPr>
+                <w:rFonts w:ascii="Calibri" w:hAnsi="Calibri" w:cs="Calibri"/>
+              </w:rPr>
+            </w:pPr>
             <w:r>
+              <w:rPr>
+                <w:rFonts w:ascii="Calibri" w:hAnsi="Calibri" w:cs="Calibri"/>
+              </w:rPr>
               <w:t>Age</w:t>
             </w:r>
           </w:p>
@@ -2218,7 +3727,15 @@
             <w:tcW w:w="1728" w:type="dxa"/>
           </w:tcPr>
           <w:p>
+            <w:pPr>
+              <w:rPr>
+                <w:rFonts w:ascii="Calibri" w:hAnsi="Calibri" w:cs="Calibri"/>
+              </w:rPr>
+            </w:pPr>
             <w:r>
+              <w:rPr>
+                <w:rFonts w:ascii="Calibri" w:hAnsi="Calibri" w:cs="Calibri"/>
+              </w:rPr>
               <w:t>Key Risk Factors</w:t>
             </w:r>
           </w:p>
@@ -2228,7 +3745,15 @@
             <w:tcW w:w="1728" w:type="dxa"/>
           </w:tcPr>
           <w:p>
+            <w:pPr>
+              <w:rPr>
+                <w:rFonts w:ascii="Calibri" w:hAnsi="Calibri" w:cs="Calibri"/>
+              </w:rPr>
+            </w:pPr>
             <w:r>
+              <w:rPr>
+                <w:rFonts w:ascii="Calibri" w:hAnsi="Calibri" w:cs="Calibri"/>
+              </w:rPr>
               <w:t>Prediction</w:t>
             </w:r>
           </w:p>
@@ -2238,7 +3763,15 @@
             <w:tcW w:w="1728" w:type="dxa"/>
           </w:tcPr>
           <w:p>
+            <w:pPr>
+              <w:rPr>
+                <w:rFonts w:ascii="Calibri" w:hAnsi="Calibri" w:cs="Calibri"/>
+              </w:rPr>
+            </w:pPr>
             <w:r>
+              <w:rPr>
+                <w:rFonts w:ascii="Calibri" w:hAnsi="Calibri" w:cs="Calibri"/>
+              </w:rPr>
               <w:t>Confidence</w:t>
             </w:r>
           </w:p>
@@ -2253,7 +3786,15 @@
             <w:tcW w:w="1728" w:type="dxa"/>
           </w:tcPr>
           <w:p>
+            <w:pPr>
+              <w:rPr>
+                <w:rFonts w:ascii="Calibri" w:hAnsi="Calibri" w:cs="Calibri"/>
+              </w:rPr>
+            </w:pPr>
             <w:r>
+              <w:rPr>
+                <w:rFonts w:ascii="Calibri" w:hAnsi="Calibri" w:cs="Calibri"/>
+              </w:rPr>
               <w:t>High-risk male</w:t>
             </w:r>
           </w:p>
@@ -2263,7 +3804,15 @@
             <w:tcW w:w="1728" w:type="dxa"/>
           </w:tcPr>
           <w:p>
+            <w:pPr>
+              <w:rPr>
+                <w:rFonts w:ascii="Calibri" w:hAnsi="Calibri" w:cs="Calibri"/>
+              </w:rPr>
+            </w:pPr>
             <w:r>
+              <w:rPr>
+                <w:rFonts w:ascii="Calibri" w:hAnsi="Calibri" w:cs="Calibri"/>
+              </w:rPr>
               <w:t>63</w:t>
             </w:r>
           </w:p>
@@ -2273,7 +3822,15 @@
             <w:tcW w:w="1728" w:type="dxa"/>
           </w:tcPr>
           <w:p>
+            <w:pPr>
+              <w:rPr>
+                <w:rFonts w:ascii="Calibri" w:hAnsi="Calibri" w:cs="Calibri"/>
+              </w:rPr>
+            </w:pPr>
             <w:r>
+              <w:rPr>
+                <w:rFonts w:ascii="Calibri" w:hAnsi="Calibri" w:cs="Calibri"/>
+              </w:rPr>
               <w:t>Asymptomatic CP, high BP, exercise angina</w:t>
             </w:r>
           </w:p>
@@ -2283,7 +3840,15 @@
             <w:tcW w:w="1728" w:type="dxa"/>
           </w:tcPr>
           <w:p>
+            <w:pPr>
+              <w:rPr>
+                <w:rFonts w:ascii="Calibri" w:hAnsi="Calibri" w:cs="Calibri"/>
+              </w:rPr>
+            </w:pPr>
             <w:r>
+              <w:rPr>
+                <w:rFonts w:ascii="Calibri" w:hAnsi="Calibri" w:cs="Calibri"/>
+              </w:rPr>
               <w:t>Disease</w:t>
             </w:r>
           </w:p>
@@ -2293,7 +3858,15 @@
             <w:tcW w:w="1728" w:type="dxa"/>
           </w:tcPr>
           <w:p>
+            <w:pPr>
+              <w:rPr>
+                <w:rFonts w:ascii="Calibri" w:hAnsi="Calibri" w:cs="Calibri"/>
+              </w:rPr>
+            </w:pPr>
             <w:r>
+              <w:rPr>
+                <w:rFonts w:ascii="Calibri" w:hAnsi="Calibri" w:cs="Calibri"/>
+              </w:rPr>
               <w:t>92%</w:t>
             </w:r>
           </w:p>
@@ -2308,7 +3881,15 @@
             <w:tcW w:w="1728" w:type="dxa"/>
           </w:tcPr>
           <w:p>
+            <w:pPr>
+              <w:rPr>
+                <w:rFonts w:ascii="Calibri" w:hAnsi="Calibri" w:cs="Calibri"/>
+              </w:rPr>
+            </w:pPr>
             <w:r>
+              <w:rPr>
+                <w:rFonts w:ascii="Calibri" w:hAnsi="Calibri" w:cs="Calibri"/>
+              </w:rPr>
               <w:t>Low-risk female</w:t>
             </w:r>
           </w:p>
@@ -2318,7 +3899,15 @@
             <w:tcW w:w="1728" w:type="dxa"/>
           </w:tcPr>
           <w:p>
+            <w:pPr>
+              <w:rPr>
+                <w:rFonts w:ascii="Calibri" w:hAnsi="Calibri" w:cs="Calibri"/>
+              </w:rPr>
+            </w:pPr>
             <w:r>
+              <w:rPr>
+                <w:rFonts w:ascii="Calibri" w:hAnsi="Calibri" w:cs="Calibri"/>
+              </w:rPr>
               <w:t>37</w:t>
             </w:r>
           </w:p>
@@ -2328,7 +3917,15 @@
             <w:tcW w:w="1728" w:type="dxa"/>
           </w:tcPr>
           <w:p>
+            <w:pPr>
+              <w:rPr>
+                <w:rFonts w:ascii="Calibri" w:hAnsi="Calibri" w:cs="Calibri"/>
+              </w:rPr>
+            </w:pPr>
             <w:r>
+              <w:rPr>
+                <w:rFonts w:ascii="Calibri" w:hAnsi="Calibri" w:cs="Calibri"/>
+              </w:rPr>
               <w:t>Typical angina, normal ECG, high HR</w:t>
             </w:r>
           </w:p>
@@ -2338,7 +3935,15 @@
             <w:tcW w:w="1728" w:type="dxa"/>
           </w:tcPr>
           <w:p>
+            <w:pPr>
+              <w:rPr>
+                <w:rFonts w:ascii="Calibri" w:hAnsi="Calibri" w:cs="Calibri"/>
+              </w:rPr>
+            </w:pPr>
             <w:r>
+              <w:rPr>
+                <w:rFonts w:ascii="Calibri" w:hAnsi="Calibri" w:cs="Calibri"/>
+              </w:rPr>
               <w:t>No Disease</w:t>
             </w:r>
           </w:p>
@@ -2348,7 +3953,15 @@
             <w:tcW w:w="1728" w:type="dxa"/>
           </w:tcPr>
           <w:p>
+            <w:pPr>
+              <w:rPr>
+                <w:rFonts w:ascii="Calibri" w:hAnsi="Calibri" w:cs="Calibri"/>
+              </w:rPr>
+            </w:pPr>
             <w:r>
+              <w:rPr>
+                <w:rFonts w:ascii="Calibri" w:hAnsi="Calibri" w:cs="Calibri"/>
+              </w:rPr>
               <w:t>88%</w:t>
             </w:r>
           </w:p>
@@ -2363,7 +3976,15 @@
             <w:tcW w:w="1728" w:type="dxa"/>
           </w:tcPr>
           <w:p>
+            <w:pPr>
+              <w:rPr>
+                <w:rFonts w:ascii="Calibri" w:hAnsi="Calibri" w:cs="Calibri"/>
+              </w:rPr>
+            </w:pPr>
             <w:r>
+              <w:rPr>
+                <w:rFonts w:ascii="Calibri" w:hAnsi="Calibri" w:cs="Calibri"/>
+              </w:rPr>
               <w:t>Moderate-risk male</w:t>
             </w:r>
           </w:p>
@@ -2373,7 +3994,15 @@
             <w:tcW w:w="1728" w:type="dxa"/>
           </w:tcPr>
           <w:p>
+            <w:pPr>
+              <w:rPr>
+                <w:rFonts w:ascii="Calibri" w:hAnsi="Calibri" w:cs="Calibri"/>
+              </w:rPr>
+            </w:pPr>
             <w:r>
+              <w:rPr>
+                <w:rFonts w:ascii="Calibri" w:hAnsi="Calibri" w:cs="Calibri"/>
+              </w:rPr>
               <w:t>55</w:t>
             </w:r>
           </w:p>
@@ -2383,7 +4012,15 @@
             <w:tcW w:w="1728" w:type="dxa"/>
           </w:tcPr>
           <w:p>
+            <w:pPr>
+              <w:rPr>
+                <w:rFonts w:ascii="Calibri" w:hAnsi="Calibri" w:cs="Calibri"/>
+              </w:rPr>
+            </w:pPr>
             <w:r>
+              <w:rPr>
+                <w:rFonts w:ascii="Calibri" w:hAnsi="Calibri" w:cs="Calibri"/>
+              </w:rPr>
               <w:t>Non-anginal CP, ST depression, 1 vessel</w:t>
             </w:r>
           </w:p>
@@ -2393,7 +4030,15 @@
             <w:tcW w:w="1728" w:type="dxa"/>
           </w:tcPr>
           <w:p>
+            <w:pPr>
+              <w:rPr>
+                <w:rFonts w:ascii="Calibri" w:hAnsi="Calibri" w:cs="Calibri"/>
+              </w:rPr>
+            </w:pPr>
             <w:r>
+              <w:rPr>
+                <w:rFonts w:ascii="Calibri" w:hAnsi="Calibri" w:cs="Calibri"/>
+              </w:rPr>
               <w:t>Disease</w:t>
             </w:r>
           </w:p>
@@ -2403,7 +4048,15 @@
             <w:tcW w:w="1728" w:type="dxa"/>
           </w:tcPr>
           <w:p>
+            <w:pPr>
+              <w:rPr>
+                <w:rFonts w:ascii="Calibri" w:hAnsi="Calibri" w:cs="Calibri"/>
+              </w:rPr>
+            </w:pPr>
             <w:r>
+              <w:rPr>
+                <w:rFonts w:ascii="Calibri" w:hAnsi="Calibri" w:cs="Calibri"/>
+              </w:rPr>
               <w:t>74%</w:t>
             </w:r>
           </w:p>
@@ -2418,9 +4071,26 @@
             <w:tcW w:w="1728" w:type="dxa"/>
           </w:tcPr>
           <w:p>
+            <w:pPr>
+              <w:rPr>
+                <w:rFonts w:ascii="Calibri" w:hAnsi="Calibri" w:cs="Calibri"/>
+              </w:rPr>
+            </w:pPr>
             <w:r>
-              <w:t>Elderly low-risk</w:t>
+              <w:rPr>
+                <w:rFonts w:ascii="Calibri" w:hAnsi="Calibri" w:cs="Calibri"/>
+              </w:rPr>
+              <w:lastRenderedPageBreak/>
+              <w:t xml:space="preserve">Elderly </w:t>
             </w:r>
+            <w:proofErr w:type="gramStart"/>
+            <w:r>
+              <w:rPr>
+                <w:rFonts w:ascii="Calibri" w:hAnsi="Calibri" w:cs="Calibri"/>
+              </w:rPr>
+              <w:t>low-risk</w:t>
+            </w:r>
+            <w:proofErr w:type="gramEnd"/>
           </w:p>
         </w:tc>
         <w:tc>
@@ -2428,7 +4098,15 @@
             <w:tcW w:w="1728" w:type="dxa"/>
           </w:tcPr>
           <w:p>
+            <w:pPr>
+              <w:rPr>
+                <w:rFonts w:ascii="Calibri" w:hAnsi="Calibri" w:cs="Calibri"/>
+              </w:rPr>
+            </w:pPr>
             <w:r>
+              <w:rPr>
+                <w:rFonts w:ascii="Calibri" w:hAnsi="Calibri" w:cs="Calibri"/>
+              </w:rPr>
               <w:t>70</w:t>
             </w:r>
           </w:p>
@@ -2438,20 +4116,30 @@
             <w:tcW w:w="1728" w:type="dxa"/>
           </w:tcPr>
           <w:p>
+            <w:pPr>
+              <w:rPr>
+                <w:rFonts w:ascii="Calibri" w:hAnsi="Calibri" w:cs="Calibri"/>
+              </w:rPr>
+            </w:pPr>
             <w:r>
+              <w:rPr>
+                <w:rFonts w:ascii="Calibri" w:hAnsi="Calibri" w:cs="Calibri"/>
+              </w:rPr>
               <w:t xml:space="preserve">Normal </w:t>
             </w:r>
             <w:proofErr w:type="spellStart"/>
             <w:r>
+              <w:rPr>
+                <w:rFonts w:ascii="Calibri" w:hAnsi="Calibri" w:cs="Calibri"/>
+              </w:rPr>
               <w:t>thal</w:t>
             </w:r>
             <w:proofErr w:type="spellEnd"/>
             <w:r>
-              <w:t xml:space="preserve">, no </w:t>
-            </w:r>
-            <w:r>
-              <w:lastRenderedPageBreak/>
-              <w:t>angina, 0 vessels</w:t>
+              <w:rPr>
+                <w:rFonts w:ascii="Calibri" w:hAnsi="Calibri" w:cs="Calibri"/>
+              </w:rPr>
+              <w:t>, no angina, 0 vessels</w:t>
             </w:r>
           </w:p>
         </w:tc>
@@ -2460,8 +4148,15 @@
             <w:tcW w:w="1728" w:type="dxa"/>
           </w:tcPr>
           <w:p>
+            <w:pPr>
+              <w:rPr>
+                <w:rFonts w:ascii="Calibri" w:hAnsi="Calibri" w:cs="Calibri"/>
+              </w:rPr>
+            </w:pPr>
             <w:r>
-              <w:lastRenderedPageBreak/>
+              <w:rPr>
+                <w:rFonts w:ascii="Calibri" w:hAnsi="Calibri" w:cs="Calibri"/>
+              </w:rPr>
               <w:t>No Disease</w:t>
             </w:r>
           </w:p>
@@ -2471,7 +4166,15 @@
             <w:tcW w:w="1728" w:type="dxa"/>
           </w:tcPr>
           <w:p>
+            <w:pPr>
+              <w:rPr>
+                <w:rFonts w:ascii="Calibri" w:hAnsi="Calibri" w:cs="Calibri"/>
+              </w:rPr>
+            </w:pPr>
             <w:r>
+              <w:rPr>
+                <w:rFonts w:ascii="Calibri" w:hAnsi="Calibri" w:cs="Calibri"/>
+              </w:rPr>
               <w:t>81%</w:t>
             </w:r>
           </w:p>
@@ -2486,7 +4189,15 @@
             <w:tcW w:w="1728" w:type="dxa"/>
           </w:tcPr>
           <w:p>
+            <w:pPr>
+              <w:rPr>
+                <w:rFonts w:ascii="Calibri" w:hAnsi="Calibri" w:cs="Calibri"/>
+              </w:rPr>
+            </w:pPr>
             <w:r>
+              <w:rPr>
+                <w:rFonts w:ascii="Calibri" w:hAnsi="Calibri" w:cs="Calibri"/>
+              </w:rPr>
               <w:t>Young high-risk</w:t>
             </w:r>
           </w:p>
@@ -2496,7 +4207,15 @@
             <w:tcW w:w="1728" w:type="dxa"/>
           </w:tcPr>
           <w:p>
+            <w:pPr>
+              <w:rPr>
+                <w:rFonts w:ascii="Calibri" w:hAnsi="Calibri" w:cs="Calibri"/>
+              </w:rPr>
+            </w:pPr>
             <w:r>
+              <w:rPr>
+                <w:rFonts w:ascii="Calibri" w:hAnsi="Calibri" w:cs="Calibri"/>
+              </w:rPr>
               <w:t>42</w:t>
             </w:r>
           </w:p>
@@ -2506,7 +4225,15 @@
             <w:tcW w:w="1728" w:type="dxa"/>
           </w:tcPr>
           <w:p>
+            <w:pPr>
+              <w:rPr>
+                <w:rFonts w:ascii="Calibri" w:hAnsi="Calibri" w:cs="Calibri"/>
+              </w:rPr>
+            </w:pPr>
             <w:r>
+              <w:rPr>
+                <w:rFonts w:ascii="Calibri" w:hAnsi="Calibri" w:cs="Calibri"/>
+              </w:rPr>
               <w:t>Asymptomatic, 3 vessels, reversible defect</w:t>
             </w:r>
           </w:p>
@@ -2516,7 +4243,15 @@
             <w:tcW w:w="1728" w:type="dxa"/>
           </w:tcPr>
           <w:p>
+            <w:pPr>
+              <w:rPr>
+                <w:rFonts w:ascii="Calibri" w:hAnsi="Calibri" w:cs="Calibri"/>
+              </w:rPr>
+            </w:pPr>
             <w:r>
+              <w:rPr>
+                <w:rFonts w:ascii="Calibri" w:hAnsi="Calibri" w:cs="Calibri"/>
+              </w:rPr>
               <w:t>Disease</w:t>
             </w:r>
           </w:p>
@@ -2526,79 +4261,161 @@
             <w:tcW w:w="1728" w:type="dxa"/>
           </w:tcPr>
           <w:p>
+            <w:pPr>
+              <w:rPr>
+                <w:rFonts w:ascii="Calibri" w:hAnsi="Calibri" w:cs="Calibri"/>
+              </w:rPr>
+            </w:pPr>
             <w:r>
+              <w:rPr>
+                <w:rFonts w:ascii="Calibri" w:hAnsi="Calibri" w:cs="Calibri"/>
+              </w:rPr>
               <w:t>96%</w:t>
             </w:r>
           </w:p>
         </w:tc>
       </w:tr>
     </w:tbl>
-    <w:p/>
-    <w:p>
-      <w:r>
+    <w:p>
+      <w:pPr>
+        <w:rPr>
+          <w:rFonts w:ascii="Calibri" w:hAnsi="Calibri" w:cs="Calibri"/>
+        </w:rPr>
+      </w:pPr>
+    </w:p>
+    <w:p>
+      <w:pPr>
+        <w:rPr>
+          <w:rFonts w:ascii="Calibri" w:hAnsi="Calibri" w:cs="Calibri"/>
+        </w:rPr>
+      </w:pPr>
+      <w:r>
+        <w:rPr>
+          <w:rFonts w:ascii="Calibri" w:hAnsi="Calibri" w:cs="Calibri"/>
+        </w:rPr>
         <w:t>The model shows higher confidence (&gt;90%) for clear-cut cases (multiple risk factors or clearly healthy profile) and lower confidence (70-80%) for borderline cases. This calibration is valuable in clinical settings where borderline cases can be flagged for additional testing.</w:t>
       </w:r>
     </w:p>
     <w:p>
       <w:pPr>
         <w:pStyle w:val="Heading2"/>
-      </w:pPr>
-      <w:r>
+        <w:rPr>
+          <w:rFonts w:ascii="Calibri" w:hAnsi="Calibri" w:cs="Calibri"/>
+        </w:rPr>
+      </w:pPr>
+      <w:r>
+        <w:rPr>
+          <w:rFonts w:ascii="Calibri" w:hAnsi="Calibri" w:cs="Calibri"/>
+        </w:rPr>
         <w:t>Confidence Distribution Analysis</w:t>
       </w:r>
     </w:p>
     <w:p>
-      <w:r>
+      <w:pPr>
+        <w:rPr>
+          <w:rFonts w:ascii="Calibri" w:hAnsi="Calibri" w:cs="Calibri"/>
+        </w:rPr>
+      </w:pPr>
+      <w:r>
+        <w:rPr>
+          <w:rFonts w:ascii="Calibri" w:hAnsi="Calibri" w:cs="Calibri"/>
+        </w:rPr>
         <w:t>Across the test set, the model's confidence distribution shows:</w:t>
       </w:r>
     </w:p>
     <w:p>
       <w:pPr>
         <w:pStyle w:val="ListBullet"/>
-      </w:pPr>
-      <w:r>
+        <w:rPr>
+          <w:rFonts w:ascii="Calibri" w:hAnsi="Calibri" w:cs="Calibri"/>
+        </w:rPr>
+      </w:pPr>
+      <w:r>
+        <w:rPr>
+          <w:rFonts w:ascii="Calibri" w:hAnsi="Calibri" w:cs="Calibri"/>
+        </w:rPr>
         <w:t>Mean confidence: ~85% — model is generally decisive in its predictions</w:t>
       </w:r>
     </w:p>
     <w:p>
       <w:pPr>
         <w:pStyle w:val="ListBullet"/>
-      </w:pPr>
-      <w:r>
+        <w:rPr>
+          <w:rFonts w:ascii="Calibri" w:hAnsi="Calibri" w:cs="Calibri"/>
+        </w:rPr>
+      </w:pPr>
+      <w:r>
+        <w:rPr>
+          <w:rFonts w:ascii="Calibri" w:hAnsi="Calibri" w:cs="Calibri"/>
+        </w:rPr>
         <w:t>High-confidence predictions (&gt;90%): ~45% of cases — clear clinical indicators present</w:t>
       </w:r>
     </w:p>
     <w:p>
       <w:pPr>
         <w:pStyle w:val="ListBullet"/>
-      </w:pPr>
-      <w:r>
+        <w:rPr>
+          <w:rFonts w:ascii="Calibri" w:hAnsi="Calibri" w:cs="Calibri"/>
+        </w:rPr>
+      </w:pPr>
+      <w:r>
+        <w:rPr>
+          <w:rFonts w:ascii="Calibri" w:hAnsi="Calibri" w:cs="Calibri"/>
+        </w:rPr>
         <w:t>Moderate-confidence predictions (70-90%): ~40% of cases — some ambiguity in features</w:t>
       </w:r>
     </w:p>
     <w:p>
       <w:pPr>
         <w:pStyle w:val="ListBullet"/>
-      </w:pPr>
-      <w:r>
+        <w:rPr>
+          <w:rFonts w:ascii="Calibri" w:hAnsi="Calibri" w:cs="Calibri"/>
+        </w:rPr>
+      </w:pPr>
+      <w:r>
+        <w:rPr>
+          <w:rFonts w:ascii="Calibri" w:hAnsi="Calibri" w:cs="Calibri"/>
+        </w:rPr>
         <w:t>Low-confidence predictions (50-70%): ~15% of cases — borderline patients needing clinical review</w:t>
       </w:r>
     </w:p>
     <w:p>
-      <w:r>
+      <w:pPr>
+        <w:rPr>
+          <w:rFonts w:ascii="Calibri" w:hAnsi="Calibri" w:cs="Calibri"/>
+        </w:rPr>
+      </w:pPr>
+      <w:r>
+        <w:rPr>
+          <w:rFonts w:ascii="Calibri" w:hAnsi="Calibri" w:cs="Calibri"/>
+        </w:rPr>
         <w:t>This distribution confirms the model is not overconfident and provides meaningful uncertainty estimates for downstream clinical decision-making.</w:t>
       </w:r>
     </w:p>
     <w:p>
-      <w:r>
+      <w:pPr>
+        <w:rPr>
+          <w:rFonts w:ascii="Calibri" w:hAnsi="Calibri" w:cs="Calibri"/>
+        </w:rPr>
+      </w:pPr>
+      <w:r>
+        <w:rPr>
+          <w:rFonts w:ascii="Calibri" w:hAnsi="Calibri" w:cs="Calibri"/>
+        </w:rPr>
         <w:br w:type="page"/>
       </w:r>
     </w:p>
     <w:p>
       <w:pPr>
         <w:pStyle w:val="Heading1"/>
-      </w:pPr>
-      <w:r>
+        <w:rPr>
+          <w:rFonts w:ascii="Calibri" w:hAnsi="Calibri" w:cs="Calibri"/>
+        </w:rPr>
+      </w:pPr>
+      <w:r>
+        <w:rPr>
+          <w:rFonts w:ascii="Calibri" w:hAnsi="Calibri" w:cs="Calibri"/>
+        </w:rPr>
         <w:lastRenderedPageBreak/>
         <w:t>6. Model Containerization (Docker)</w:t>
       </w:r>
@@ -2606,85 +4423,153 @@
     <w:p>
       <w:pPr>
         <w:pStyle w:val="Heading2"/>
+        <w:rPr>
+          <w:rFonts w:ascii="Calibri" w:hAnsi="Calibri" w:cs="Calibri"/>
+        </w:rPr>
       </w:pPr>
       <w:proofErr w:type="spellStart"/>
       <w:r>
+        <w:rPr>
+          <w:rFonts w:ascii="Calibri" w:hAnsi="Calibri" w:cs="Calibri"/>
+        </w:rPr>
         <w:t>FastAPI</w:t>
       </w:r>
       <w:proofErr w:type="spellEnd"/>
       <w:r>
+        <w:rPr>
+          <w:rFonts w:ascii="Calibri" w:hAnsi="Calibri" w:cs="Calibri"/>
+        </w:rPr>
         <w:t xml:space="preserve"> Application</w:t>
       </w:r>
     </w:p>
     <w:p>
-      <w:r>
+      <w:pPr>
+        <w:rPr>
+          <w:rFonts w:ascii="Calibri" w:hAnsi="Calibri" w:cs="Calibri"/>
+        </w:rPr>
+      </w:pPr>
+      <w:r>
+        <w:rPr>
+          <w:rFonts w:ascii="Calibri" w:hAnsi="Calibri" w:cs="Calibri"/>
+        </w:rPr>
         <w:t xml:space="preserve">The prediction API is built with </w:t>
       </w:r>
       <w:proofErr w:type="spellStart"/>
       <w:r>
+        <w:rPr>
+          <w:rFonts w:ascii="Calibri" w:hAnsi="Calibri" w:cs="Calibri"/>
+        </w:rPr>
         <w:t>FastAPI</w:t>
       </w:r>
       <w:proofErr w:type="spellEnd"/>
       <w:r>
+        <w:rPr>
+          <w:rFonts w:ascii="Calibri" w:hAnsi="Calibri" w:cs="Calibri"/>
+        </w:rPr>
         <w:t xml:space="preserve"> (</w:t>
       </w:r>
       <w:proofErr w:type="spellStart"/>
       <w:r>
+        <w:rPr>
+          <w:rFonts w:ascii="Calibri" w:hAnsi="Calibri" w:cs="Calibri"/>
+        </w:rPr>
         <w:t>api</w:t>
       </w:r>
       <w:proofErr w:type="spellEnd"/>
       <w:r>
+        <w:rPr>
+          <w:rFonts w:ascii="Calibri" w:hAnsi="Calibri" w:cs="Calibri"/>
+        </w:rPr>
         <w:t>/app.py) and exposes the following endpoints:</w:t>
       </w:r>
     </w:p>
     <w:p>
       <w:pPr>
         <w:pStyle w:val="ListBullet"/>
-      </w:pPr>
-      <w:r>
+        <w:rPr>
+          <w:rFonts w:ascii="Calibri" w:hAnsi="Calibri" w:cs="Calibri"/>
+        </w:rPr>
+      </w:pPr>
+      <w:r>
+        <w:rPr>
+          <w:rFonts w:ascii="Calibri" w:hAnsi="Calibri" w:cs="Calibri"/>
+        </w:rPr>
         <w:t>GET /health - Returns model status, confirms model is loaded and ready</w:t>
       </w:r>
     </w:p>
     <w:p>
       <w:pPr>
         <w:pStyle w:val="ListBullet"/>
-      </w:pPr>
-      <w:r>
+        <w:rPr>
+          <w:rFonts w:ascii="Calibri" w:hAnsi="Calibri" w:cs="Calibri"/>
+        </w:rPr>
+      </w:pPr>
+      <w:r>
+        <w:rPr>
+          <w:rFonts w:ascii="Calibri" w:hAnsi="Calibri" w:cs="Calibri"/>
+        </w:rPr>
         <w:t>POST /predict - Accepts 13 patient features (JSON), returns prediction (0/1), confidence score, prediction label, and model name</w:t>
       </w:r>
     </w:p>
     <w:p>
       <w:pPr>
         <w:pStyle w:val="ListBullet"/>
-      </w:pPr>
-      <w:r>
+        <w:rPr>
+          <w:rFonts w:ascii="Calibri" w:hAnsi="Calibri" w:cs="Calibri"/>
+        </w:rPr>
+      </w:pPr>
+      <w:r>
+        <w:rPr>
+          <w:rFonts w:ascii="Calibri" w:hAnsi="Calibri" w:cs="Calibri"/>
+        </w:rPr>
         <w:t xml:space="preserve">GET /metrics - Prometheus-format metrics (request count, latency histogram, auto-instrumented via </w:t>
       </w:r>
       <w:proofErr w:type="spellStart"/>
       <w:r>
+        <w:rPr>
+          <w:rFonts w:ascii="Calibri" w:hAnsi="Calibri" w:cs="Calibri"/>
+        </w:rPr>
         <w:t>prometheus-fastapi-instrumentator</w:t>
       </w:r>
       <w:proofErr w:type="spellEnd"/>
       <w:r>
+        <w:rPr>
+          <w:rFonts w:ascii="Calibri" w:hAnsi="Calibri" w:cs="Calibri"/>
+        </w:rPr>
         <w:t>)</w:t>
       </w:r>
     </w:p>
     <w:p>
-      <w:r>
+      <w:pPr>
+        <w:rPr>
+          <w:rFonts w:ascii="Calibri" w:hAnsi="Calibri" w:cs="Calibri"/>
+        </w:rPr>
+      </w:pPr>
+      <w:r>
+        <w:rPr>
+          <w:rFonts w:ascii="Calibri" w:hAnsi="Calibri" w:cs="Calibri"/>
+        </w:rPr>
         <w:t xml:space="preserve">Input validation uses </w:t>
       </w:r>
       <w:proofErr w:type="spellStart"/>
       <w:r>
+        <w:rPr>
+          <w:rFonts w:ascii="Calibri" w:hAnsi="Calibri" w:cs="Calibri"/>
+        </w:rPr>
         <w:t>Pydantic</w:t>
       </w:r>
       <w:proofErr w:type="spellEnd"/>
       <w:r>
+        <w:rPr>
+          <w:rFonts w:ascii="Calibri" w:hAnsi="Calibri" w:cs="Calibri"/>
+        </w:rPr>
         <w:t xml:space="preserve"> models with range constraints on all 13 features (e.g., age &gt;= 0, sex in [0,1], cp in [0,3]). Invalid inputs return HTTP 422 with detailed error messages.</w:t>
       </w:r>
     </w:p>
     <w:p>
       <w:pPr>
         <w:rPr>
+          <w:rFonts w:ascii="Calibri" w:hAnsi="Calibri" w:cs="Calibri"/>
           <w:color w:val="365F91" w:themeColor="accent1" w:themeShade="BF"/>
           <w:sz w:val="28"/>
           <w:szCs w:val="28"/>
@@ -2692,6 +4577,7 @@
       </w:pPr>
       <w:r>
         <w:rPr>
+          <w:rFonts w:ascii="Calibri" w:hAnsi="Calibri" w:cs="Calibri"/>
           <w:color w:val="365F91" w:themeColor="accent1" w:themeShade="BF"/>
           <w:sz w:val="28"/>
           <w:szCs w:val="28"/>
@@ -2700,90 +4586,161 @@
       </w:r>
     </w:p>
     <w:p>
-      <w:r>
+      <w:pPr>
+        <w:rPr>
+          <w:rFonts w:ascii="Calibri" w:hAnsi="Calibri" w:cs="Calibri"/>
+        </w:rPr>
+      </w:pPr>
+      <w:r>
+        <w:rPr>
+          <w:rFonts w:ascii="Calibri" w:hAnsi="Calibri" w:cs="Calibri"/>
+        </w:rPr>
         <w:t>A GitHub Actions CI/CD pipeline (.</w:t>
       </w:r>
       <w:proofErr w:type="spellStart"/>
       <w:r>
+        <w:rPr>
+          <w:rFonts w:ascii="Calibri" w:hAnsi="Calibri" w:cs="Calibri"/>
+        </w:rPr>
         <w:t>github</w:t>
       </w:r>
       <w:proofErr w:type="spellEnd"/>
       <w:r>
+        <w:rPr>
+          <w:rFonts w:ascii="Calibri" w:hAnsi="Calibri" w:cs="Calibri"/>
+        </w:rPr>
         <w:t>/workflows/ci-</w:t>
       </w:r>
       <w:proofErr w:type="spellStart"/>
       <w:r>
+        <w:rPr>
+          <w:rFonts w:ascii="Calibri" w:hAnsi="Calibri" w:cs="Calibri"/>
+        </w:rPr>
         <w:t>cd.yml</w:t>
       </w:r>
       <w:proofErr w:type="spellEnd"/>
       <w:r>
+        <w:rPr>
+          <w:rFonts w:ascii="Calibri" w:hAnsi="Calibri" w:cs="Calibri"/>
+        </w:rPr>
         <w:t>) automates the full lifecycle from code push to production deployment.</w:t>
       </w:r>
     </w:p>
     <w:p>
       <w:pPr>
         <w:pStyle w:val="Heading2"/>
-      </w:pPr>
-      <w:r>
+        <w:rPr>
+          <w:rFonts w:ascii="Calibri" w:hAnsi="Calibri" w:cs="Calibri"/>
+        </w:rPr>
+      </w:pPr>
+      <w:r>
+        <w:rPr>
+          <w:rFonts w:ascii="Calibri" w:hAnsi="Calibri" w:cs="Calibri"/>
+        </w:rPr>
         <w:t>Pipeline Stages</w:t>
       </w:r>
     </w:p>
     <w:p>
       <w:pPr>
         <w:pStyle w:val="ListBullet"/>
-      </w:pPr>
-      <w:r>
+        <w:rPr>
+          <w:rFonts w:ascii="Calibri" w:hAnsi="Calibri" w:cs="Calibri"/>
+        </w:rPr>
+      </w:pPr>
+      <w:r>
+        <w:rPr>
+          <w:rFonts w:ascii="Calibri" w:hAnsi="Calibri" w:cs="Calibri"/>
+        </w:rPr>
         <w:t>Lint - flake8 (style checks) + black --check (formatting verification)</w:t>
       </w:r>
     </w:p>
     <w:p>
       <w:pPr>
         <w:pStyle w:val="ListBullet"/>
-      </w:pPr>
-      <w:r>
+        <w:rPr>
+          <w:rFonts w:ascii="Calibri" w:hAnsi="Calibri" w:cs="Calibri"/>
+        </w:rPr>
+      </w:pPr>
+      <w:r>
+        <w:rPr>
+          <w:rFonts w:ascii="Calibri" w:hAnsi="Calibri" w:cs="Calibri"/>
+        </w:rPr>
         <w:t xml:space="preserve">Test - install dependencies, train model (fresh), run </w:t>
       </w:r>
       <w:proofErr w:type="spellStart"/>
       <w:r>
+        <w:rPr>
+          <w:rFonts w:ascii="Calibri" w:hAnsi="Calibri" w:cs="Calibri"/>
+        </w:rPr>
         <w:t>pytest</w:t>
       </w:r>
       <w:proofErr w:type="spellEnd"/>
       <w:r>
+        <w:rPr>
+          <w:rFonts w:ascii="Calibri" w:hAnsi="Calibri" w:cs="Calibri"/>
+        </w:rPr>
         <w:t xml:space="preserve"> (32 tests)</w:t>
       </w:r>
     </w:p>
     <w:p>
       <w:pPr>
         <w:pStyle w:val="ListBullet"/>
-      </w:pPr>
-      <w:r>
+        <w:rPr>
+          <w:rFonts w:ascii="Calibri" w:hAnsi="Calibri" w:cs="Calibri"/>
+        </w:rPr>
+      </w:pPr>
+      <w:r>
+        <w:rPr>
+          <w:rFonts w:ascii="Calibri" w:hAnsi="Calibri" w:cs="Calibri"/>
+        </w:rPr>
         <w:t>Build &amp; Push - train model, build Docker image, push to GCP Artifact Registry</w:t>
       </w:r>
     </w:p>
     <w:p>
       <w:pPr>
         <w:pStyle w:val="ListBullet"/>
-      </w:pPr>
-      <w:r>
+        <w:rPr>
+          <w:rFonts w:ascii="Calibri" w:hAnsi="Calibri" w:cs="Calibri"/>
+        </w:rPr>
+      </w:pPr>
+      <w:r>
+        <w:rPr>
+          <w:rFonts w:ascii="Calibri" w:hAnsi="Calibri" w:cs="Calibri"/>
+        </w:rPr>
         <w:t xml:space="preserve">Deploy - get GKE credentials, </w:t>
       </w:r>
       <w:proofErr w:type="spellStart"/>
       <w:r>
+        <w:rPr>
+          <w:rFonts w:ascii="Calibri" w:hAnsi="Calibri" w:cs="Calibri"/>
+        </w:rPr>
         <w:t>kubectl</w:t>
       </w:r>
       <w:proofErr w:type="spellEnd"/>
       <w:r>
+        <w:rPr>
+          <w:rFonts w:ascii="Calibri" w:hAnsi="Calibri" w:cs="Calibri"/>
+        </w:rPr>
         <w:t xml:space="preserve"> set image, verify rollout status</w:t>
       </w:r>
     </w:p>
     <w:p>
-      <w:r>
+      <w:pPr>
+        <w:rPr>
+          <w:rFonts w:ascii="Calibri" w:hAnsi="Calibri" w:cs="Calibri"/>
+        </w:rPr>
+      </w:pPr>
+      <w:r>
+        <w:rPr>
+          <w:rFonts w:ascii="Calibri" w:hAnsi="Calibri" w:cs="Calibri"/>
+        </w:rPr>
         <w:t>The pipeline triggers on push to main and on pull requests. Build &amp; Push and Deploy stages only run on main branch pushes. Each stage depends on the previous one, ensuring failures are caught early.</w:t>
       </w:r>
     </w:p>
     <w:p>
       <w:pPr>
         <w:rPr>
+          <w:rFonts w:ascii="Calibri" w:hAnsi="Calibri" w:cs="Calibri"/>
           <w:color w:val="365F91" w:themeColor="accent1" w:themeShade="BF"/>
           <w:sz w:val="28"/>
           <w:szCs w:val="28"/>
@@ -2793,6 +4750,7 @@
     <w:p>
       <w:pPr>
         <w:rPr>
+          <w:rFonts w:ascii="Calibri" w:hAnsi="Calibri" w:cs="Calibri"/>
           <w:color w:val="365F91" w:themeColor="accent1" w:themeShade="BF"/>
           <w:sz w:val="28"/>
           <w:szCs w:val="28"/>
@@ -2802,6 +4760,7 @@
     <w:p>
       <w:pPr>
         <w:rPr>
+          <w:rFonts w:ascii="Calibri" w:hAnsi="Calibri" w:cs="Calibri"/>
           <w:color w:val="365F91" w:themeColor="accent1" w:themeShade="BF"/>
           <w:sz w:val="28"/>
           <w:szCs w:val="28"/>
@@ -2809,6 +4768,7 @@
       </w:pPr>
       <w:r>
         <w:rPr>
+          <w:rFonts w:ascii="Calibri" w:hAnsi="Calibri" w:cs="Calibri"/>
           <w:color w:val="365F91" w:themeColor="accent1" w:themeShade="BF"/>
           <w:sz w:val="28"/>
           <w:szCs w:val="28"/>
@@ -2817,177 +4777,333 @@
       </w:r>
     </w:p>
     <w:p>
-      <w:r>
+      <w:pPr>
+        <w:rPr>
+          <w:rFonts w:ascii="Calibri" w:hAnsi="Calibri" w:cs="Calibri"/>
+        </w:rPr>
+      </w:pPr>
+      <w:r>
+        <w:rPr>
+          <w:rFonts w:ascii="Calibri" w:hAnsi="Calibri" w:cs="Calibri"/>
+        </w:rPr>
         <w:t>The model API is deployed to Google Kubernetes Engine (GKE) using a zonal Standard cluster with 1 e2-small node.</w:t>
       </w:r>
     </w:p>
     <w:p>
       <w:pPr>
         <w:pStyle w:val="Heading2"/>
-      </w:pPr>
-      <w:r>
+        <w:rPr>
+          <w:rFonts w:ascii="Calibri" w:hAnsi="Calibri" w:cs="Calibri"/>
+        </w:rPr>
+      </w:pPr>
+      <w:r>
+        <w:rPr>
+          <w:rFonts w:ascii="Calibri" w:hAnsi="Calibri" w:cs="Calibri"/>
+        </w:rPr>
         <w:t>GCP Infrastructure</w:t>
       </w:r>
     </w:p>
     <w:p>
       <w:pPr>
         <w:pStyle w:val="ListBullet"/>
-      </w:pPr>
-      <w:r>
+        <w:rPr>
+          <w:rFonts w:ascii="Calibri" w:hAnsi="Calibri" w:cs="Calibri"/>
+        </w:rPr>
+      </w:pPr>
+      <w:r>
+        <w:rPr>
+          <w:rFonts w:ascii="Calibri" w:hAnsi="Calibri" w:cs="Calibri"/>
+        </w:rPr>
         <w:t xml:space="preserve">Project: </w:t>
       </w:r>
       <w:proofErr w:type="spellStart"/>
       <w:r>
+        <w:rPr>
+          <w:rFonts w:ascii="Calibri" w:hAnsi="Calibri" w:cs="Calibri"/>
+        </w:rPr>
         <w:t>mlops</w:t>
       </w:r>
       <w:proofErr w:type="spellEnd"/>
       <w:r>
+        <w:rPr>
+          <w:rFonts w:ascii="Calibri" w:hAnsi="Calibri" w:cs="Calibri"/>
+        </w:rPr>
         <w:t>-personal-lab</w:t>
       </w:r>
     </w:p>
     <w:p>
       <w:pPr>
         <w:pStyle w:val="ListBullet"/>
-      </w:pPr>
-      <w:r>
+        <w:rPr>
+          <w:rFonts w:ascii="Calibri" w:hAnsi="Calibri" w:cs="Calibri"/>
+        </w:rPr>
+      </w:pPr>
+      <w:r>
+        <w:rPr>
+          <w:rFonts w:ascii="Calibri" w:hAnsi="Calibri" w:cs="Calibri"/>
+        </w:rPr>
         <w:t xml:space="preserve">Cluster: </w:t>
       </w:r>
       <w:proofErr w:type="spellStart"/>
       <w:r>
+        <w:rPr>
+          <w:rFonts w:ascii="Calibri" w:hAnsi="Calibri" w:cs="Calibri"/>
+        </w:rPr>
         <w:t>mlops</w:t>
       </w:r>
       <w:proofErr w:type="spellEnd"/>
       <w:r>
+        <w:rPr>
+          <w:rFonts w:ascii="Calibri" w:hAnsi="Calibri" w:cs="Calibri"/>
+        </w:rPr>
         <w:t>-cluster (us-central1-a, 1 node, e2-small)</w:t>
       </w:r>
     </w:p>
     <w:p>
       <w:pPr>
         <w:pStyle w:val="ListBullet"/>
-      </w:pPr>
-      <w:r>
+        <w:rPr>
+          <w:rFonts w:ascii="Calibri" w:hAnsi="Calibri" w:cs="Calibri"/>
+        </w:rPr>
+      </w:pPr>
+      <w:r>
+        <w:rPr>
+          <w:rFonts w:ascii="Calibri" w:hAnsi="Calibri" w:cs="Calibri"/>
+        </w:rPr>
         <w:t>Container Registry: us-central1-docker.pkg.dev/</w:t>
       </w:r>
       <w:proofErr w:type="spellStart"/>
       <w:r>
+        <w:rPr>
+          <w:rFonts w:ascii="Calibri" w:hAnsi="Calibri" w:cs="Calibri"/>
+        </w:rPr>
         <w:t>mlops</w:t>
       </w:r>
       <w:proofErr w:type="spellEnd"/>
       <w:r>
+        <w:rPr>
+          <w:rFonts w:ascii="Calibri" w:hAnsi="Calibri" w:cs="Calibri"/>
+        </w:rPr>
         <w:t>-personal-lab/</w:t>
       </w:r>
       <w:proofErr w:type="spellStart"/>
       <w:r>
+        <w:rPr>
+          <w:rFonts w:ascii="Calibri" w:hAnsi="Calibri" w:cs="Calibri"/>
+        </w:rPr>
         <w:t>mlops</w:t>
       </w:r>
       <w:proofErr w:type="spellEnd"/>
       <w:r>
+        <w:rPr>
+          <w:rFonts w:ascii="Calibri" w:hAnsi="Calibri" w:cs="Calibri"/>
+        </w:rPr>
         <w:t>-repo</w:t>
       </w:r>
     </w:p>
     <w:p>
       <w:pPr>
         <w:pStyle w:val="ListBullet"/>
-      </w:pPr>
-      <w:r>
+        <w:rPr>
+          <w:rFonts w:ascii="Calibri" w:hAnsi="Calibri" w:cs="Calibri"/>
+        </w:rPr>
+      </w:pPr>
+      <w:r>
+        <w:rPr>
+          <w:rFonts w:ascii="Calibri" w:hAnsi="Calibri" w:cs="Calibri"/>
+        </w:rPr>
         <w:t xml:space="preserve">Service Account: </w:t>
       </w:r>
       <w:proofErr w:type="spellStart"/>
       <w:r>
+        <w:rPr>
+          <w:rFonts w:ascii="Calibri" w:hAnsi="Calibri" w:cs="Calibri"/>
+        </w:rPr>
         <w:t>github</w:t>
       </w:r>
       <w:proofErr w:type="spellEnd"/>
       <w:r>
+        <w:rPr>
+          <w:rFonts w:ascii="Calibri" w:hAnsi="Calibri" w:cs="Calibri"/>
+        </w:rPr>
         <w:t>-actions-</w:t>
       </w:r>
       <w:proofErr w:type="spellStart"/>
       <w:r>
+        <w:rPr>
+          <w:rFonts w:ascii="Calibri" w:hAnsi="Calibri" w:cs="Calibri"/>
+        </w:rPr>
         <w:t>sa</w:t>
       </w:r>
       <w:proofErr w:type="spellEnd"/>
       <w:r>
+        <w:rPr>
+          <w:rFonts w:ascii="Calibri" w:hAnsi="Calibri" w:cs="Calibri"/>
+        </w:rPr>
         <w:t xml:space="preserve"> (Artifact Registry Writer + GKE Developer)</w:t>
       </w:r>
     </w:p>
     <w:p>
       <w:pPr>
         <w:pStyle w:val="Heading2"/>
-      </w:pPr>
-      <w:r>
+        <w:rPr>
+          <w:rFonts w:ascii="Calibri" w:hAnsi="Calibri" w:cs="Calibri"/>
+        </w:rPr>
+      </w:pPr>
+      <w:r>
+        <w:rPr>
+          <w:rFonts w:ascii="Calibri" w:hAnsi="Calibri" w:cs="Calibri"/>
+        </w:rPr>
         <w:lastRenderedPageBreak/>
         <w:t>Kubernetes Configuration</w:t>
       </w:r>
     </w:p>
     <w:p>
-      <w:r>
+      <w:pPr>
+        <w:rPr>
+          <w:rFonts w:ascii="Calibri" w:hAnsi="Calibri" w:cs="Calibri"/>
+        </w:rPr>
+      </w:pPr>
+      <w:r>
+        <w:rPr>
+          <w:rFonts w:ascii="Calibri" w:hAnsi="Calibri" w:cs="Calibri"/>
+        </w:rPr>
         <w:t>The deployment uses 1 replica with resource requests of 100m CPU / 128Mi memory and limits of 250m CPU / 256Mi memory. Liveness and readiness probes hit the /health endpoint to ensure the pod is serving traffic correctly.</w:t>
       </w:r>
     </w:p>
     <w:p>
-      <w:r>
+      <w:pPr>
+        <w:rPr>
+          <w:rFonts w:ascii="Calibri" w:hAnsi="Calibri" w:cs="Calibri"/>
+        </w:rPr>
+      </w:pPr>
+      <w:r>
+        <w:rPr>
+          <w:rFonts w:ascii="Calibri" w:hAnsi="Calibri" w:cs="Calibri"/>
+        </w:rPr>
         <w:t xml:space="preserve">A </w:t>
       </w:r>
       <w:proofErr w:type="spellStart"/>
       <w:r>
+        <w:rPr>
+          <w:rFonts w:ascii="Calibri" w:hAnsi="Calibri" w:cs="Calibri"/>
+        </w:rPr>
         <w:t>LoadBalancer</w:t>
       </w:r>
       <w:proofErr w:type="spellEnd"/>
       <w:r>
+        <w:rPr>
+          <w:rFonts w:ascii="Calibri" w:hAnsi="Calibri" w:cs="Calibri"/>
+        </w:rPr>
         <w:t xml:space="preserve"> Service exposes the API on port 80 (forwarding to container port 8000), provisioning a public IP address automatically.</w:t>
       </w:r>
     </w:p>
     <w:p>
       <w:pPr>
         <w:pStyle w:val="Heading2"/>
-      </w:pPr>
-      <w:r>
+        <w:rPr>
+          <w:rFonts w:ascii="Calibri" w:hAnsi="Calibri" w:cs="Calibri"/>
+        </w:rPr>
+      </w:pPr>
+      <w:r>
+        <w:rPr>
+          <w:rFonts w:ascii="Calibri" w:hAnsi="Calibri" w:cs="Calibri"/>
+        </w:rPr>
         <w:t>Live Endpoint</w:t>
       </w:r>
     </w:p>
     <w:p>
-      <w:r>
+      <w:pPr>
+        <w:rPr>
+          <w:rFonts w:ascii="Calibri" w:hAnsi="Calibri" w:cs="Calibri"/>
+        </w:rPr>
+      </w:pPr>
+      <w:r>
+        <w:rPr>
+          <w:rFonts w:ascii="Calibri" w:hAnsi="Calibri" w:cs="Calibri"/>
+        </w:rPr>
         <w:t>The API is accessible at: http://34.60.20.112</w:t>
       </w:r>
     </w:p>
     <w:p>
-      <w:r>
+      <w:pPr>
+        <w:rPr>
+          <w:rFonts w:ascii="Calibri" w:hAnsi="Calibri" w:cs="Calibri"/>
+        </w:rPr>
+      </w:pPr>
+      <w:r>
+        <w:rPr>
+          <w:rFonts w:ascii="Calibri" w:hAnsi="Calibri" w:cs="Calibri"/>
+        </w:rPr>
         <w:t>Verified endpoints:</w:t>
       </w:r>
     </w:p>
     <w:p>
       <w:pPr>
         <w:pStyle w:val="ListBullet"/>
-      </w:pPr>
-      <w:r>
+        <w:rPr>
+          <w:rFonts w:ascii="Calibri" w:hAnsi="Calibri" w:cs="Calibri"/>
+        </w:rPr>
+      </w:pPr>
+      <w:r>
+        <w:rPr>
+          <w:rFonts w:ascii="Calibri" w:hAnsi="Calibri" w:cs="Calibri"/>
+        </w:rPr>
         <w:t>GET /health - returns model status and readiness</w:t>
       </w:r>
     </w:p>
     <w:p>
       <w:pPr>
         <w:pStyle w:val="ListBullet"/>
-      </w:pPr>
-      <w:r>
+        <w:rPr>
+          <w:rFonts w:ascii="Calibri" w:hAnsi="Calibri" w:cs="Calibri"/>
+        </w:rPr>
+      </w:pPr>
+      <w:r>
+        <w:rPr>
+          <w:rFonts w:ascii="Calibri" w:hAnsi="Calibri" w:cs="Calibri"/>
+        </w:rPr>
         <w:t>POST /predict - accepts patient features, returns prediction with confidence</w:t>
       </w:r>
     </w:p>
     <w:p>
       <w:pPr>
         <w:pStyle w:val="ListBullet"/>
-      </w:pPr>
-      <w:r>
+        <w:rPr>
+          <w:rFonts w:ascii="Calibri" w:hAnsi="Calibri" w:cs="Calibri"/>
+        </w:rPr>
+      </w:pPr>
+      <w:r>
+        <w:rPr>
+          <w:rFonts w:ascii="Calibri" w:hAnsi="Calibri" w:cs="Calibri"/>
+        </w:rPr>
         <w:t>GET /metrics - Prometheus-format metrics for monitoring</w:t>
       </w:r>
     </w:p>
     <w:p>
-      <w:r>
+      <w:pPr>
+        <w:rPr>
+          <w:rFonts w:ascii="Calibri" w:hAnsi="Calibri" w:cs="Calibri"/>
+        </w:rPr>
+      </w:pPr>
+      <w:r>
+        <w:rPr>
+          <w:rFonts w:ascii="Calibri" w:hAnsi="Calibri" w:cs="Calibri"/>
+        </w:rPr>
         <w:br w:type="page"/>
       </w:r>
     </w:p>
     <w:p>
       <w:pPr>
         <w:pStyle w:val="Heading1"/>
-      </w:pPr>
-      <w:r>
+        <w:rPr>
+          <w:rFonts w:ascii="Calibri" w:hAnsi="Calibri" w:cs="Calibri"/>
+        </w:rPr>
+      </w:pPr>
+      <w:r>
+        <w:rPr>
+          <w:rFonts w:ascii="Calibri" w:hAnsi="Calibri" w:cs="Calibri"/>
+        </w:rPr>
         <w:lastRenderedPageBreak/>
         <w:t>9. Monitoring &amp; Logging</w:t>
       </w:r>
@@ -2995,180 +5111,365 @@
     <w:p>
       <w:pPr>
         <w:pStyle w:val="Heading2"/>
-      </w:pPr>
-      <w:r>
+        <w:rPr>
+          <w:rFonts w:ascii="Calibri" w:hAnsi="Calibri" w:cs="Calibri"/>
+        </w:rPr>
+      </w:pPr>
+      <w:r>
+        <w:rPr>
+          <w:rFonts w:ascii="Calibri" w:hAnsi="Calibri" w:cs="Calibri"/>
+        </w:rPr>
         <w:t>API Request Logging</w:t>
       </w:r>
     </w:p>
     <w:p>
-      <w:r>
+      <w:pPr>
+        <w:rPr>
+          <w:rFonts w:ascii="Calibri" w:hAnsi="Calibri" w:cs="Calibri"/>
+        </w:rPr>
+      </w:pPr>
+      <w:r>
+        <w:rPr>
+          <w:rFonts w:ascii="Calibri" w:hAnsi="Calibri" w:cs="Calibri"/>
+        </w:rPr>
         <w:t xml:space="preserve">The </w:t>
       </w:r>
       <w:proofErr w:type="spellStart"/>
       <w:r>
+        <w:rPr>
+          <w:rFonts w:ascii="Calibri" w:hAnsi="Calibri" w:cs="Calibri"/>
+        </w:rPr>
         <w:t>FastAPI</w:t>
       </w:r>
       <w:proofErr w:type="spellEnd"/>
       <w:r>
-        <w:t xml:space="preserve"> application includes structured JSON logging for every prediction request. Each log entry includes: timestamp, input features, prediction result, confidence score, and model name. This provides an audit trail for debugging and compliance.</w:t>
+        <w:rPr>
+          <w:rFonts w:ascii="Calibri" w:hAnsi="Calibri" w:cs="Calibri"/>
+        </w:rPr>
+        <w:t xml:space="preserve"> application includes structured JSON logging for every prediction request. Each log entry </w:t>
+      </w:r>
+      <w:proofErr w:type="gramStart"/>
+      <w:r>
+        <w:rPr>
+          <w:rFonts w:ascii="Calibri" w:hAnsi="Calibri" w:cs="Calibri"/>
+        </w:rPr>
+        <w:t>includes:</w:t>
+      </w:r>
+      <w:proofErr w:type="gramEnd"/>
+      <w:r>
+        <w:rPr>
+          <w:rFonts w:ascii="Calibri" w:hAnsi="Calibri" w:cs="Calibri"/>
+        </w:rPr>
+        <w:t xml:space="preserve"> timestamp, input features, prediction result, confidence score, and model name. This provides an audit trail for debugging and compliance.</w:t>
       </w:r>
     </w:p>
     <w:p>
       <w:pPr>
         <w:pStyle w:val="Heading2"/>
-      </w:pPr>
-      <w:r>
+        <w:rPr>
+          <w:rFonts w:ascii="Calibri" w:hAnsi="Calibri" w:cs="Calibri"/>
+        </w:rPr>
+      </w:pPr>
+      <w:r>
+        <w:rPr>
+          <w:rFonts w:ascii="Calibri" w:hAnsi="Calibri" w:cs="Calibri"/>
+        </w:rPr>
         <w:t>Prometheus Metrics</w:t>
       </w:r>
     </w:p>
     <w:p>
-      <w:r>
+      <w:pPr>
+        <w:rPr>
+          <w:rFonts w:ascii="Calibri" w:hAnsi="Calibri" w:cs="Calibri"/>
+        </w:rPr>
+      </w:pPr>
+      <w:r>
+        <w:rPr>
+          <w:rFonts w:ascii="Calibri" w:hAnsi="Calibri" w:cs="Calibri"/>
+        </w:rPr>
         <w:t>The /metrics endpoint exposes both auto-instrumented HTTP metrics and custom ML-specific metrics in Prometheus format:</w:t>
       </w:r>
     </w:p>
     <w:p>
-      <w:r>
+      <w:pPr>
+        <w:rPr>
+          <w:rFonts w:ascii="Calibri" w:hAnsi="Calibri" w:cs="Calibri"/>
+        </w:rPr>
+      </w:pPr>
+      <w:r>
+        <w:rPr>
+          <w:rFonts w:ascii="Calibri" w:hAnsi="Calibri" w:cs="Calibri"/>
+        </w:rPr>
         <w:t xml:space="preserve">Standard HTTP Metrics (auto-instrumented via </w:t>
       </w:r>
       <w:proofErr w:type="spellStart"/>
       <w:r>
+        <w:rPr>
+          <w:rFonts w:ascii="Calibri" w:hAnsi="Calibri" w:cs="Calibri"/>
+        </w:rPr>
         <w:t>prometheus-fastapi-instrumentator</w:t>
       </w:r>
       <w:proofErr w:type="spellEnd"/>
       <w:r>
+        <w:rPr>
+          <w:rFonts w:ascii="Calibri" w:hAnsi="Calibri" w:cs="Calibri"/>
+        </w:rPr>
         <w:t>):</w:t>
       </w:r>
     </w:p>
     <w:p>
       <w:pPr>
         <w:pStyle w:val="ListBullet"/>
+        <w:rPr>
+          <w:rFonts w:ascii="Calibri" w:hAnsi="Calibri" w:cs="Calibri"/>
+        </w:rPr>
       </w:pPr>
       <w:proofErr w:type="spellStart"/>
       <w:r>
+        <w:rPr>
+          <w:rFonts w:ascii="Calibri" w:hAnsi="Calibri" w:cs="Calibri"/>
+        </w:rPr>
         <w:t>http_requests_total</w:t>
       </w:r>
       <w:proofErr w:type="spellEnd"/>
       <w:r>
+        <w:rPr>
+          <w:rFonts w:ascii="Calibri" w:hAnsi="Calibri" w:cs="Calibri"/>
+        </w:rPr>
         <w:t xml:space="preserve"> - counter of all requests by method, handler, and status</w:t>
       </w:r>
     </w:p>
     <w:p>
       <w:pPr>
         <w:pStyle w:val="ListBullet"/>
+        <w:rPr>
+          <w:rFonts w:ascii="Calibri" w:hAnsi="Calibri" w:cs="Calibri"/>
+        </w:rPr>
       </w:pPr>
       <w:proofErr w:type="spellStart"/>
       <w:r>
+        <w:rPr>
+          <w:rFonts w:ascii="Calibri" w:hAnsi="Calibri" w:cs="Calibri"/>
+        </w:rPr>
         <w:t>http_request_duration_seconds</w:t>
       </w:r>
       <w:proofErr w:type="spellEnd"/>
       <w:r>
+        <w:rPr>
+          <w:rFonts w:ascii="Calibri" w:hAnsi="Calibri" w:cs="Calibri"/>
+        </w:rPr>
         <w:t xml:space="preserve"> - histogram of request latency</w:t>
       </w:r>
     </w:p>
     <w:p>
       <w:pPr>
         <w:pStyle w:val="ListBullet"/>
+        <w:rPr>
+          <w:rFonts w:ascii="Calibri" w:hAnsi="Calibri" w:cs="Calibri"/>
+        </w:rPr>
       </w:pPr>
       <w:proofErr w:type="spellStart"/>
       <w:r>
+        <w:rPr>
+          <w:rFonts w:ascii="Calibri" w:hAnsi="Calibri" w:cs="Calibri"/>
+        </w:rPr>
         <w:t>http_requests_in_progress</w:t>
       </w:r>
       <w:proofErr w:type="spellEnd"/>
       <w:r>
+        <w:rPr>
+          <w:rFonts w:ascii="Calibri" w:hAnsi="Calibri" w:cs="Calibri"/>
+        </w:rPr>
         <w:t xml:space="preserve"> - gauge of concurrent requests</w:t>
       </w:r>
     </w:p>
-    <w:p/>
-    <w:p>
-      <w:r>
+    <w:p>
+      <w:pPr>
+        <w:rPr>
+          <w:rFonts w:ascii="Calibri" w:hAnsi="Calibri" w:cs="Calibri"/>
+        </w:rPr>
+      </w:pPr>
+    </w:p>
+    <w:p>
+      <w:pPr>
+        <w:rPr>
+          <w:rFonts w:ascii="Calibri" w:hAnsi="Calibri" w:cs="Calibri"/>
+        </w:rPr>
+      </w:pPr>
+      <w:r>
+        <w:rPr>
+          <w:rFonts w:ascii="Calibri" w:hAnsi="Calibri" w:cs="Calibri"/>
+        </w:rPr>
         <w:t xml:space="preserve">Custom ML Metrics (application-level, defined in </w:t>
       </w:r>
       <w:proofErr w:type="spellStart"/>
       <w:r>
+        <w:rPr>
+          <w:rFonts w:ascii="Calibri" w:hAnsi="Calibri" w:cs="Calibri"/>
+        </w:rPr>
         <w:t>api</w:t>
       </w:r>
       <w:proofErr w:type="spellEnd"/>
       <w:r>
+        <w:rPr>
+          <w:rFonts w:ascii="Calibri" w:hAnsi="Calibri" w:cs="Calibri"/>
+        </w:rPr>
         <w:t>/app.py):</w:t>
       </w:r>
     </w:p>
     <w:p>
       <w:pPr>
         <w:pStyle w:val="ListBullet"/>
+        <w:rPr>
+          <w:rFonts w:ascii="Calibri" w:hAnsi="Calibri" w:cs="Calibri"/>
+        </w:rPr>
       </w:pPr>
       <w:proofErr w:type="spellStart"/>
       <w:r>
+        <w:rPr>
+          <w:rFonts w:ascii="Calibri" w:hAnsi="Calibri" w:cs="Calibri"/>
+        </w:rPr>
         <w:t>ml_predictions_total</w:t>
       </w:r>
       <w:proofErr w:type="spellEnd"/>
       <w:r>
+        <w:rPr>
+          <w:rFonts w:ascii="Calibri" w:hAnsi="Calibri" w:cs="Calibri"/>
+        </w:rPr>
         <w:t xml:space="preserve"> - counter of predictions by class (Disease / No Disease)</w:t>
       </w:r>
     </w:p>
     <w:p>
       <w:pPr>
         <w:pStyle w:val="ListBullet"/>
+        <w:rPr>
+          <w:rFonts w:ascii="Calibri" w:hAnsi="Calibri" w:cs="Calibri"/>
+        </w:rPr>
       </w:pPr>
       <w:proofErr w:type="spellStart"/>
       <w:r>
+        <w:rPr>
+          <w:rFonts w:ascii="Calibri" w:hAnsi="Calibri" w:cs="Calibri"/>
+        </w:rPr>
         <w:t>ml_prediction_confidence</w:t>
       </w:r>
       <w:proofErr w:type="spellEnd"/>
       <w:r>
+        <w:rPr>
+          <w:rFonts w:ascii="Calibri" w:hAnsi="Calibri" w:cs="Calibri"/>
+        </w:rPr>
         <w:t xml:space="preserve"> - histogram of model confidence scores (buckets: 0.5-1.0)</w:t>
       </w:r>
     </w:p>
     <w:p>
       <w:pPr>
         <w:pStyle w:val="ListBullet"/>
+        <w:rPr>
+          <w:rFonts w:ascii="Calibri" w:hAnsi="Calibri" w:cs="Calibri"/>
+        </w:rPr>
       </w:pPr>
       <w:proofErr w:type="spellStart"/>
       <w:r>
+        <w:rPr>
+          <w:rFonts w:ascii="Calibri" w:hAnsi="Calibri" w:cs="Calibri"/>
+        </w:rPr>
         <w:t>ml_model_info</w:t>
       </w:r>
       <w:proofErr w:type="spellEnd"/>
       <w:r>
+        <w:rPr>
+          <w:rFonts w:ascii="Calibri" w:hAnsi="Calibri" w:cs="Calibri"/>
+        </w:rPr>
         <w:t xml:space="preserve"> - gauge indicating currently active model (labeled by model name)</w:t>
       </w:r>
     </w:p>
     <w:p>
       <w:pPr>
         <w:pStyle w:val="Heading2"/>
-      </w:pPr>
-      <w:r>
+        <w:rPr>
+          <w:rFonts w:ascii="Calibri" w:hAnsi="Calibri" w:cs="Calibri"/>
+        </w:rPr>
+      </w:pPr>
+      <w:r>
+        <w:rPr>
+          <w:rFonts w:ascii="Calibri" w:hAnsi="Calibri" w:cs="Calibri"/>
+        </w:rPr>
         <w:t>Monitoring Stack (Prometheus + Grafana)</w:t>
       </w:r>
     </w:p>
     <w:p>
-      <w:r>
+      <w:pPr>
+        <w:rPr>
+          <w:rFonts w:ascii="Calibri" w:hAnsi="Calibri" w:cs="Calibri"/>
+        </w:rPr>
+      </w:pPr>
+      <w:r>
+        <w:rPr>
+          <w:rFonts w:ascii="Calibri" w:hAnsi="Calibri" w:cs="Calibri"/>
+        </w:rPr>
         <w:t>A monitoring stack is deployed in the GKE cluster alongside the API:</w:t>
       </w:r>
     </w:p>
     <w:p>
       <w:pPr>
         <w:pStyle w:val="ListBullet"/>
-      </w:pPr>
-      <w:r>
-        <w:t>Prometheus (prom/prometheus:v2.51.0) - scrapes /metrics every 15s from the API service</w:t>
+        <w:rPr>
+          <w:rFonts w:ascii="Calibri" w:hAnsi="Calibri" w:cs="Calibri"/>
+        </w:rPr>
+      </w:pPr>
+      <w:r>
+        <w:rPr>
+          <w:rFonts w:ascii="Calibri" w:hAnsi="Calibri" w:cs="Calibri"/>
+        </w:rPr>
+        <w:t>Prometheus (prom/</w:t>
+      </w:r>
+      <w:proofErr w:type="gramStart"/>
+      <w:r>
+        <w:rPr>
+          <w:rFonts w:ascii="Calibri" w:hAnsi="Calibri" w:cs="Calibri"/>
+        </w:rPr>
+        <w:t>prometheus:v</w:t>
+      </w:r>
+      <w:proofErr w:type="gramEnd"/>
+      <w:r>
+        <w:rPr>
+          <w:rFonts w:ascii="Calibri" w:hAnsi="Calibri" w:cs="Calibri"/>
+        </w:rPr>
+        <w:t>2.51.0) - scrapes /metrics every 15s from the API service</w:t>
       </w:r>
     </w:p>
     <w:p>
       <w:pPr>
         <w:pStyle w:val="ListBullet"/>
-      </w:pPr>
-      <w:r>
+        <w:rPr>
+          <w:rFonts w:ascii="Calibri" w:hAnsi="Calibri" w:cs="Calibri"/>
+        </w:rPr>
+      </w:pPr>
+      <w:r>
+        <w:rPr>
+          <w:rFonts w:ascii="Calibri" w:hAnsi="Calibri" w:cs="Calibri"/>
+        </w:rPr>
         <w:t>Grafana (</w:t>
       </w:r>
       <w:proofErr w:type="spellStart"/>
       <w:r>
+        <w:rPr>
+          <w:rFonts w:ascii="Calibri" w:hAnsi="Calibri" w:cs="Calibri"/>
+        </w:rPr>
         <w:t>grafana</w:t>
       </w:r>
       <w:proofErr w:type="spellEnd"/>
       <w:r>
+        <w:rPr>
+          <w:rFonts w:ascii="Calibri" w:hAnsi="Calibri" w:cs="Calibri"/>
+        </w:rPr>
         <w:t xml:space="preserve">/grafana:10.4.0) - provides dashboards with pre-configured Prometheus </w:t>
       </w:r>
       <w:proofErr w:type="spellStart"/>
       <w:r>
+        <w:rPr>
+          <w:rFonts w:ascii="Calibri" w:hAnsi="Calibri" w:cs="Calibri"/>
+        </w:rPr>
         <w:t>datasource</w:t>
       </w:r>
       <w:proofErr w:type="spellEnd"/>
@@ -3176,105 +5477,207 @@
     <w:p>
       <w:pPr>
         <w:pStyle w:val="Heading2"/>
-      </w:pPr>
-      <w:r>
+        <w:rPr>
+          <w:rFonts w:ascii="Calibri" w:hAnsi="Calibri" w:cs="Calibri"/>
+        </w:rPr>
+      </w:pPr>
+      <w:r>
+        <w:rPr>
+          <w:rFonts w:ascii="Calibri" w:hAnsi="Calibri" w:cs="Calibri"/>
+        </w:rPr>
         <w:t>Grafana Dashboard</w:t>
       </w:r>
     </w:p>
     <w:p>
-      <w:r>
+      <w:pPr>
+        <w:rPr>
+          <w:rFonts w:ascii="Calibri" w:hAnsi="Calibri" w:cs="Calibri"/>
+        </w:rPr>
+      </w:pPr>
+      <w:r>
+        <w:rPr>
+          <w:rFonts w:ascii="Calibri" w:hAnsi="Calibri" w:cs="Calibri"/>
+        </w:rPr>
         <w:t>The pre-provisioned dashboard includes both ML and API monitoring panels:</w:t>
       </w:r>
     </w:p>
-    <w:p/>
-    <w:p>
-      <w:r>
+    <w:p>
+      <w:pPr>
+        <w:rPr>
+          <w:rFonts w:ascii="Calibri" w:hAnsi="Calibri" w:cs="Calibri"/>
+        </w:rPr>
+      </w:pPr>
+    </w:p>
+    <w:p>
+      <w:pPr>
+        <w:rPr>
+          <w:rFonts w:ascii="Calibri" w:hAnsi="Calibri" w:cs="Calibri"/>
+        </w:rPr>
+      </w:pPr>
+      <w:r>
+        <w:rPr>
+          <w:rFonts w:ascii="Calibri" w:hAnsi="Calibri" w:cs="Calibri"/>
+        </w:rPr>
         <w:t>ML Metrics Panels:</w:t>
       </w:r>
     </w:p>
     <w:p>
       <w:pPr>
         <w:pStyle w:val="ListBullet"/>
-      </w:pPr>
-      <w:r>
+        <w:rPr>
+          <w:rFonts w:ascii="Calibri" w:hAnsi="Calibri" w:cs="Calibri"/>
+        </w:rPr>
+      </w:pPr>
+      <w:r>
+        <w:rPr>
+          <w:rFonts w:ascii="Calibri" w:hAnsi="Calibri" w:cs="Calibri"/>
+        </w:rPr>
         <w:t>Prediction Distribution - pie chart showing Disease vs No Disease split</w:t>
       </w:r>
     </w:p>
     <w:p>
       <w:pPr>
         <w:pStyle w:val="ListBullet"/>
-      </w:pPr>
-      <w:r>
+        <w:rPr>
+          <w:rFonts w:ascii="Calibri" w:hAnsi="Calibri" w:cs="Calibri"/>
+        </w:rPr>
+      </w:pPr>
+      <w:r>
+        <w:rPr>
+          <w:rFonts w:ascii="Calibri" w:hAnsi="Calibri" w:cs="Calibri"/>
+        </w:rPr>
         <w:t>Prediction Rate by Class - time series of predictions per second per class</w:t>
       </w:r>
     </w:p>
     <w:p>
       <w:pPr>
         <w:pStyle w:val="ListBullet"/>
-      </w:pPr>
-      <w:r>
+        <w:rPr>
+          <w:rFonts w:ascii="Calibri" w:hAnsi="Calibri" w:cs="Calibri"/>
+        </w:rPr>
+      </w:pPr>
+      <w:r>
+        <w:rPr>
+          <w:rFonts w:ascii="Calibri" w:hAnsi="Calibri" w:cs="Calibri"/>
+        </w:rPr>
         <w:t>Confidence Score Distribution - histogram of model confidence across predictions</w:t>
       </w:r>
     </w:p>
     <w:p>
       <w:pPr>
         <w:pStyle w:val="ListBullet"/>
-      </w:pPr>
-      <w:r>
+        <w:rPr>
+          <w:rFonts w:ascii="Calibri" w:hAnsi="Calibri" w:cs="Calibri"/>
+        </w:rPr>
+      </w:pPr>
+      <w:r>
+        <w:rPr>
+          <w:rFonts w:ascii="Calibri" w:hAnsi="Calibri" w:cs="Calibri"/>
+        </w:rPr>
         <w:t>Average Confidence Score - time series showing model confidence trend</w:t>
       </w:r>
     </w:p>
     <w:p>
       <w:pPr>
         <w:pStyle w:val="ListBullet"/>
-      </w:pPr>
-      <w:r>
+        <w:rPr>
+          <w:rFonts w:ascii="Calibri" w:hAnsi="Calibri" w:cs="Calibri"/>
+        </w:rPr>
+      </w:pPr>
+      <w:r>
+        <w:rPr>
+          <w:rFonts w:ascii="Calibri" w:hAnsi="Calibri" w:cs="Calibri"/>
+        </w:rPr>
         <w:t>Total Predictions - cumulative count of all predictions served</w:t>
       </w:r>
     </w:p>
     <w:p>
       <w:pPr>
         <w:pStyle w:val="ListBullet"/>
-      </w:pPr>
-      <w:r>
+        <w:rPr>
+          <w:rFonts w:ascii="Calibri" w:hAnsi="Calibri" w:cs="Calibri"/>
+        </w:rPr>
+      </w:pPr>
+      <w:r>
+        <w:rPr>
+          <w:rFonts w:ascii="Calibri" w:hAnsi="Calibri" w:cs="Calibri"/>
+        </w:rPr>
         <w:t>Active Model - displays the currently loaded model name</w:t>
       </w:r>
     </w:p>
-    <w:p/>
-    <w:p>
-      <w:r>
+    <w:p>
+      <w:pPr>
+        <w:rPr>
+          <w:rFonts w:ascii="Calibri" w:hAnsi="Calibri" w:cs="Calibri"/>
+        </w:rPr>
+      </w:pPr>
+    </w:p>
+    <w:p>
+      <w:pPr>
+        <w:rPr>
+          <w:rFonts w:ascii="Calibri" w:hAnsi="Calibri" w:cs="Calibri"/>
+        </w:rPr>
+      </w:pPr>
+      <w:r>
+        <w:rPr>
+          <w:rFonts w:ascii="Calibri" w:hAnsi="Calibri" w:cs="Calibri"/>
+        </w:rPr>
         <w:t>API/DevOps Metrics Panels:</w:t>
       </w:r>
     </w:p>
     <w:p>
       <w:pPr>
         <w:pStyle w:val="ListBullet"/>
-      </w:pPr>
-      <w:r>
+        <w:rPr>
+          <w:rFonts w:ascii="Calibri" w:hAnsi="Calibri" w:cs="Calibri"/>
+        </w:rPr>
+      </w:pPr>
+      <w:r>
+        <w:rPr>
+          <w:rFonts w:ascii="Calibri" w:hAnsi="Calibri" w:cs="Calibri"/>
+        </w:rPr>
         <w:t>Request Rate (req/s) - incoming traffic across all endpoints</w:t>
       </w:r>
     </w:p>
     <w:p>
       <w:pPr>
         <w:pStyle w:val="ListBullet"/>
-      </w:pPr>
-      <w:r>
+        <w:rPr>
+          <w:rFonts w:ascii="Calibri" w:hAnsi="Calibri" w:cs="Calibri"/>
+        </w:rPr>
+      </w:pPr>
+      <w:r>
+        <w:rPr>
+          <w:rFonts w:ascii="Calibri" w:hAnsi="Calibri" w:cs="Calibri"/>
+        </w:rPr>
         <w:t>Response Latency (p50/p95/p99) - percentile latency from histogram</w:t>
       </w:r>
     </w:p>
     <w:p>
       <w:pPr>
         <w:pStyle w:val="ListBullet"/>
-      </w:pPr>
-      <w:r>
+        <w:rPr>
+          <w:rFonts w:ascii="Calibri" w:hAnsi="Calibri" w:cs="Calibri"/>
+        </w:rPr>
+      </w:pPr>
+      <w:r>
+        <w:rPr>
+          <w:rFonts w:ascii="Calibri" w:hAnsi="Calibri" w:cs="Calibri"/>
+        </w:rPr>
         <w:t>HTTP Status Codes - pie chart of 2xx/4xx/5xx responses</w:t>
       </w:r>
     </w:p>
     <w:p>
       <w:pPr>
         <w:pStyle w:val="ListBullet"/>
-      </w:pPr>
-      <w:r>
+        <w:rPr>
+          <w:rFonts w:ascii="Calibri" w:hAnsi="Calibri" w:cs="Calibri"/>
+        </w:rPr>
+      </w:pPr>
+      <w:r>
+        <w:rPr>
+          <w:rFonts w:ascii="Calibri" w:hAnsi="Calibri" w:cs="Calibri"/>
+        </w:rPr>
         <w:t>Error Rate - non-2xx responses over time</w:t>
       </w:r>
     </w:p>
@@ -3286,23 +5689,48 @@
           <w:numId w:val="0"/>
         </w:numPr>
         <w:ind w:left="360"/>
-      </w:pPr>
-    </w:p>
-    <w:p>
-      <w:r>
+        <w:rPr>
+          <w:rFonts w:ascii="Calibri" w:hAnsi="Calibri" w:cs="Calibri"/>
+        </w:rPr>
+      </w:pPr>
+    </w:p>
+    <w:p>
+      <w:pPr>
+        <w:rPr>
+          <w:rFonts w:ascii="Calibri" w:hAnsi="Calibri" w:cs="Calibri"/>
+        </w:rPr>
+      </w:pPr>
+      <w:r>
+        <w:rPr>
+          <w:rFonts w:ascii="Calibri" w:hAnsi="Calibri" w:cs="Calibri"/>
+        </w:rPr>
         <w:t>A traffic generation script (scripts/generate_traffic.sh) sends randomized prediction requests to populate the dashboards with live data.</w:t>
       </w:r>
     </w:p>
     <w:p>
-      <w:r>
+      <w:pPr>
+        <w:rPr>
+          <w:rFonts w:ascii="Calibri" w:hAnsi="Calibri" w:cs="Calibri"/>
+        </w:rPr>
+      </w:pPr>
+      <w:r>
+        <w:rPr>
+          <w:rFonts w:ascii="Calibri" w:hAnsi="Calibri" w:cs="Calibri"/>
+        </w:rPr>
         <w:br w:type="page"/>
       </w:r>
     </w:p>
     <w:p>
       <w:pPr>
         <w:pStyle w:val="Heading1"/>
-      </w:pPr>
-      <w:r>
+        <w:rPr>
+          <w:rFonts w:ascii="Calibri" w:hAnsi="Calibri" w:cs="Calibri"/>
+        </w:rPr>
+      </w:pPr>
+      <w:r>
+        <w:rPr>
+          <w:rFonts w:ascii="Calibri" w:hAnsi="Calibri" w:cs="Calibri"/>
+        </w:rPr>
         <w:lastRenderedPageBreak/>
         <w:t>10. Architecture &amp; Conclusion</w:t>
       </w:r>
@@ -3310,271 +5738,534 @@
     <w:p>
       <w:pPr>
         <w:pStyle w:val="Heading2"/>
-      </w:pPr>
-      <w:r>
+        <w:rPr>
+          <w:rFonts w:ascii="Calibri" w:hAnsi="Calibri" w:cs="Calibri"/>
+        </w:rPr>
+      </w:pPr>
+      <w:r>
+        <w:rPr>
+          <w:rFonts w:ascii="Calibri" w:hAnsi="Calibri" w:cs="Calibri"/>
+        </w:rPr>
         <w:t>End-to-End Pipeline Architecture</w:t>
       </w:r>
     </w:p>
     <w:p>
-      <w:r>
+      <w:pPr>
+        <w:rPr>
+          <w:rFonts w:ascii="Calibri" w:hAnsi="Calibri" w:cs="Calibri"/>
+        </w:rPr>
+      </w:pPr>
+      <w:r>
+        <w:rPr>
+          <w:rFonts w:ascii="Calibri" w:hAnsi="Calibri" w:cs="Calibri"/>
+        </w:rPr>
         <w:t xml:space="preserve">The complete </w:t>
       </w:r>
       <w:proofErr w:type="spellStart"/>
       <w:r>
+        <w:rPr>
+          <w:rFonts w:ascii="Calibri" w:hAnsi="Calibri" w:cs="Calibri"/>
+        </w:rPr>
         <w:t>MLOps</w:t>
       </w:r>
       <w:proofErr w:type="spellEnd"/>
       <w:r>
+        <w:rPr>
+          <w:rFonts w:ascii="Calibri" w:hAnsi="Calibri" w:cs="Calibri"/>
+        </w:rPr>
         <w:t xml:space="preserve"> pipeline flow:</w:t>
       </w:r>
     </w:p>
     <w:p>
       <w:pPr>
         <w:pStyle w:val="ListBullet"/>
-      </w:pPr>
-      <w:r>
+        <w:numPr>
+          <w:ilvl w:val="0"/>
+          <w:numId w:val="0"/>
+        </w:numPr>
+        <w:rPr>
+          <w:rFonts w:ascii="Calibri" w:hAnsi="Calibri" w:cs="Calibri"/>
+        </w:rPr>
+      </w:pPr>
+      <w:r>
+        <w:rPr>
+          <w:rFonts w:ascii="Calibri" w:hAnsi="Calibri" w:cs="Calibri"/>
+        </w:rPr>
         <w:t xml:space="preserve">1. Data Acquisition: UCI Repository via </w:t>
       </w:r>
       <w:proofErr w:type="spellStart"/>
       <w:r>
+        <w:rPr>
+          <w:rFonts w:ascii="Calibri" w:hAnsi="Calibri" w:cs="Calibri"/>
+        </w:rPr>
         <w:t>ucimlrepo</w:t>
       </w:r>
       <w:proofErr w:type="spellEnd"/>
       <w:r>
+        <w:rPr>
+          <w:rFonts w:ascii="Calibri" w:hAnsi="Calibri" w:cs="Calibri"/>
+        </w:rPr>
         <w:t xml:space="preserve"> package (dataset ID 45)</w:t>
       </w:r>
     </w:p>
     <w:p>
       <w:pPr>
         <w:pStyle w:val="ListBullet"/>
-      </w:pPr>
-      <w:r>
+        <w:numPr>
+          <w:ilvl w:val="0"/>
+          <w:numId w:val="0"/>
+        </w:numPr>
+        <w:rPr>
+          <w:rFonts w:ascii="Calibri" w:hAnsi="Calibri" w:cs="Calibri"/>
+        </w:rPr>
+      </w:pPr>
+      <w:r>
+        <w:rPr>
+          <w:rFonts w:ascii="Calibri" w:hAnsi="Calibri" w:cs="Calibri"/>
+        </w:rPr>
         <w:t>2. Preprocessing: Missing value imputation + target binarization</w:t>
       </w:r>
     </w:p>
     <w:p>
       <w:pPr>
         <w:pStyle w:val="ListBullet"/>
-      </w:pPr>
-      <w:r>
+        <w:numPr>
+          <w:ilvl w:val="0"/>
+          <w:numId w:val="0"/>
+        </w:numPr>
+        <w:rPr>
+          <w:rFonts w:ascii="Calibri" w:hAnsi="Calibri" w:cs="Calibri"/>
+        </w:rPr>
+      </w:pPr>
+      <w:r>
+        <w:rPr>
+          <w:rFonts w:ascii="Calibri" w:hAnsi="Calibri" w:cs="Calibri"/>
+        </w:rPr>
         <w:t xml:space="preserve">3. Feature Engineering: </w:t>
       </w:r>
       <w:proofErr w:type="spellStart"/>
       <w:r>
+        <w:rPr>
+          <w:rFonts w:ascii="Calibri" w:hAnsi="Calibri" w:cs="Calibri"/>
+        </w:rPr>
         <w:t>sklearn</w:t>
       </w:r>
       <w:proofErr w:type="spellEnd"/>
       <w:r>
+        <w:rPr>
+          <w:rFonts w:ascii="Calibri" w:hAnsi="Calibri" w:cs="Calibri"/>
+        </w:rPr>
         <w:t xml:space="preserve"> </w:t>
       </w:r>
       <w:proofErr w:type="spellStart"/>
       <w:r>
+        <w:rPr>
+          <w:rFonts w:ascii="Calibri" w:hAnsi="Calibri" w:cs="Calibri"/>
+        </w:rPr>
         <w:t>ColumnTransformer</w:t>
       </w:r>
       <w:proofErr w:type="spellEnd"/>
       <w:r>
+        <w:rPr>
+          <w:rFonts w:ascii="Calibri" w:hAnsi="Calibri" w:cs="Calibri"/>
+        </w:rPr>
         <w:t xml:space="preserve"> (</w:t>
       </w:r>
       <w:proofErr w:type="spellStart"/>
       <w:r>
+        <w:rPr>
+          <w:rFonts w:ascii="Calibri" w:hAnsi="Calibri" w:cs="Calibri"/>
+        </w:rPr>
         <w:t>StandardScaler</w:t>
       </w:r>
       <w:proofErr w:type="spellEnd"/>
       <w:r>
+        <w:rPr>
+          <w:rFonts w:ascii="Calibri" w:hAnsi="Calibri" w:cs="Calibri"/>
+        </w:rPr>
         <w:t xml:space="preserve"> + </w:t>
       </w:r>
       <w:proofErr w:type="spellStart"/>
       <w:r>
+        <w:rPr>
+          <w:rFonts w:ascii="Calibri" w:hAnsi="Calibri" w:cs="Calibri"/>
+        </w:rPr>
         <w:t>OneHotEncoder</w:t>
       </w:r>
       <w:proofErr w:type="spellEnd"/>
       <w:r>
+        <w:rPr>
+          <w:rFonts w:ascii="Calibri" w:hAnsi="Calibri" w:cs="Calibri"/>
+        </w:rPr>
         <w:t>)</w:t>
       </w:r>
     </w:p>
     <w:p>
       <w:pPr>
         <w:pStyle w:val="ListBullet"/>
-      </w:pPr>
-      <w:r>
+        <w:numPr>
+          <w:ilvl w:val="0"/>
+          <w:numId w:val="0"/>
+        </w:numPr>
+        <w:rPr>
+          <w:rFonts w:ascii="Calibri" w:hAnsi="Calibri" w:cs="Calibri"/>
+        </w:rPr>
+      </w:pPr>
+      <w:r>
+        <w:rPr>
+          <w:rFonts w:ascii="Calibri" w:hAnsi="Calibri" w:cs="Calibri"/>
+        </w:rPr>
         <w:t xml:space="preserve">4. Training: 3 models with </w:t>
       </w:r>
       <w:proofErr w:type="spellStart"/>
       <w:r>
+        <w:rPr>
+          <w:rFonts w:ascii="Calibri" w:hAnsi="Calibri" w:cs="Calibri"/>
+        </w:rPr>
         <w:t>GridSearchCV</w:t>
       </w:r>
       <w:proofErr w:type="spellEnd"/>
       <w:r>
+        <w:rPr>
+          <w:rFonts w:ascii="Calibri" w:hAnsi="Calibri" w:cs="Calibri"/>
+        </w:rPr>
         <w:t>, 5-fold stratified CV</w:t>
       </w:r>
     </w:p>
     <w:p>
       <w:pPr>
         <w:pStyle w:val="ListBullet"/>
-      </w:pPr>
-      <w:r>
+        <w:numPr>
+          <w:ilvl w:val="0"/>
+          <w:numId w:val="0"/>
+        </w:numPr>
+        <w:rPr>
+          <w:rFonts w:ascii="Calibri" w:hAnsi="Calibri" w:cs="Calibri"/>
+        </w:rPr>
+      </w:pPr>
+      <w:r>
+        <w:rPr>
+          <w:rFonts w:ascii="Calibri" w:hAnsi="Calibri" w:cs="Calibri"/>
+        </w:rPr>
         <w:t xml:space="preserve">5. Experiment Tracking: </w:t>
       </w:r>
       <w:proofErr w:type="spellStart"/>
       <w:r>
+        <w:rPr>
+          <w:rFonts w:ascii="Calibri" w:hAnsi="Calibri" w:cs="Calibri"/>
+        </w:rPr>
         <w:t>MLflow</w:t>
       </w:r>
       <w:proofErr w:type="spellEnd"/>
       <w:r>
+        <w:rPr>
+          <w:rFonts w:ascii="Calibri" w:hAnsi="Calibri" w:cs="Calibri"/>
+        </w:rPr>
         <w:t xml:space="preserve"> logs params, metrics, artifacts per run</w:t>
       </w:r>
     </w:p>
     <w:p>
       <w:pPr>
         <w:pStyle w:val="ListBullet"/>
-      </w:pPr>
-      <w:r>
+        <w:numPr>
+          <w:ilvl w:val="0"/>
+          <w:numId w:val="0"/>
+        </w:numPr>
+        <w:rPr>
+          <w:rFonts w:ascii="Calibri" w:hAnsi="Calibri" w:cs="Calibri"/>
+        </w:rPr>
+      </w:pPr>
+      <w:r>
+        <w:rPr>
+          <w:rFonts w:ascii="Calibri" w:hAnsi="Calibri" w:cs="Calibri"/>
+        </w:rPr>
         <w:t xml:space="preserve">6. Model Packaging: </w:t>
       </w:r>
       <w:proofErr w:type="spellStart"/>
       <w:r>
+        <w:rPr>
+          <w:rFonts w:ascii="Calibri" w:hAnsi="Calibri" w:cs="Calibri"/>
+        </w:rPr>
         <w:t>joblib</w:t>
       </w:r>
       <w:proofErr w:type="spellEnd"/>
       <w:r>
+        <w:rPr>
+          <w:rFonts w:ascii="Calibri" w:hAnsi="Calibri" w:cs="Calibri"/>
+        </w:rPr>
         <w:t xml:space="preserve"> pickle + </w:t>
       </w:r>
       <w:proofErr w:type="spellStart"/>
       <w:r>
-        <w:t>models_metadata.json</w:t>
+        <w:rPr>
+          <w:rFonts w:ascii="Calibri" w:hAnsi="Calibri" w:cs="Calibri"/>
+        </w:rPr>
+        <w:t>models_</w:t>
+      </w:r>
+      <w:proofErr w:type="gramStart"/>
+      <w:r>
+        <w:rPr>
+          <w:rFonts w:ascii="Calibri" w:hAnsi="Calibri" w:cs="Calibri"/>
+        </w:rPr>
+        <w:t>metadata.json</w:t>
       </w:r>
       <w:proofErr w:type="spellEnd"/>
+      <w:proofErr w:type="gramEnd"/>
     </w:p>
     <w:p>
       <w:pPr>
         <w:pStyle w:val="ListBullet"/>
-      </w:pPr>
-      <w:r>
+        <w:numPr>
+          <w:ilvl w:val="0"/>
+          <w:numId w:val="0"/>
+        </w:numPr>
+        <w:rPr>
+          <w:rFonts w:ascii="Calibri" w:hAnsi="Calibri" w:cs="Calibri"/>
+        </w:rPr>
+      </w:pPr>
+      <w:r>
+        <w:rPr>
+          <w:rFonts w:ascii="Calibri" w:hAnsi="Calibri" w:cs="Calibri"/>
+        </w:rPr>
         <w:t xml:space="preserve">7. API: </w:t>
       </w:r>
       <w:proofErr w:type="spellStart"/>
       <w:r>
+        <w:rPr>
+          <w:rFonts w:ascii="Calibri" w:hAnsi="Calibri" w:cs="Calibri"/>
+        </w:rPr>
         <w:t>FastAPI</w:t>
       </w:r>
       <w:proofErr w:type="spellEnd"/>
       <w:r>
+        <w:rPr>
+          <w:rFonts w:ascii="Calibri" w:hAnsi="Calibri" w:cs="Calibri"/>
+        </w:rPr>
         <w:t xml:space="preserve"> with /predict, /health, /metrics endpoints</w:t>
       </w:r>
     </w:p>
     <w:p>
       <w:pPr>
         <w:pStyle w:val="ListBullet"/>
-      </w:pPr>
-      <w:r>
+        <w:numPr>
+          <w:ilvl w:val="0"/>
+          <w:numId w:val="0"/>
+        </w:numPr>
+        <w:rPr>
+          <w:rFonts w:ascii="Calibri" w:hAnsi="Calibri" w:cs="Calibri"/>
+        </w:rPr>
+      </w:pPr>
+      <w:r>
+        <w:rPr>
+          <w:rFonts w:ascii="Calibri" w:hAnsi="Calibri" w:cs="Calibri"/>
+        </w:rPr>
         <w:t>8. Containerization: Docker (python:3.11-slim)</w:t>
       </w:r>
     </w:p>
     <w:p>
       <w:pPr>
         <w:pStyle w:val="ListBullet"/>
-      </w:pPr>
-      <w:r>
+        <w:numPr>
+          <w:ilvl w:val="0"/>
+          <w:numId w:val="0"/>
+        </w:numPr>
+        <w:rPr>
+          <w:rFonts w:ascii="Calibri" w:hAnsi="Calibri" w:cs="Calibri"/>
+        </w:rPr>
+      </w:pPr>
+      <w:r>
+        <w:rPr>
+          <w:rFonts w:ascii="Calibri" w:hAnsi="Calibri" w:cs="Calibri"/>
+        </w:rPr>
         <w:t xml:space="preserve">9. CI/CD: GitHub Actions (lint -&gt; test -&gt; </w:t>
       </w:r>
       <w:proofErr w:type="spellStart"/>
       <w:r>
+        <w:rPr>
+          <w:rFonts w:ascii="Calibri" w:hAnsi="Calibri" w:cs="Calibri"/>
+        </w:rPr>
         <w:t>build+push</w:t>
       </w:r>
       <w:proofErr w:type="spellEnd"/>
       <w:r>
+        <w:rPr>
+          <w:rFonts w:ascii="Calibri" w:hAnsi="Calibri" w:cs="Calibri"/>
+        </w:rPr>
         <w:t xml:space="preserve"> -&gt; deploy)</w:t>
       </w:r>
     </w:p>
     <w:p>
       <w:pPr>
         <w:pStyle w:val="ListBullet"/>
-      </w:pPr>
-      <w:r>
+        <w:numPr>
+          <w:ilvl w:val="0"/>
+          <w:numId w:val="0"/>
+        </w:numPr>
+        <w:rPr>
+          <w:rFonts w:ascii="Calibri" w:hAnsi="Calibri" w:cs="Calibri"/>
+        </w:rPr>
+      </w:pPr>
+      <w:r>
+        <w:rPr>
+          <w:rFonts w:ascii="Calibri" w:hAnsi="Calibri" w:cs="Calibri"/>
+        </w:rPr>
         <w:t xml:space="preserve">10. Deployment: GKE (1 replica, </w:t>
       </w:r>
       <w:proofErr w:type="spellStart"/>
       <w:r>
+        <w:rPr>
+          <w:rFonts w:ascii="Calibri" w:hAnsi="Calibri" w:cs="Calibri"/>
+        </w:rPr>
         <w:t>LoadBalancer</w:t>
       </w:r>
       <w:proofErr w:type="spellEnd"/>
       <w:r>
+        <w:rPr>
+          <w:rFonts w:ascii="Calibri" w:hAnsi="Calibri" w:cs="Calibri"/>
+        </w:rPr>
         <w:t>, health probes)</w:t>
       </w:r>
     </w:p>
     <w:p>
       <w:pPr>
         <w:pStyle w:val="ListBullet"/>
-      </w:pPr>
-      <w:r>
+        <w:numPr>
+          <w:ilvl w:val="0"/>
+          <w:numId w:val="0"/>
+        </w:numPr>
+        <w:rPr>
+          <w:rFonts w:ascii="Calibri" w:hAnsi="Calibri" w:cs="Calibri"/>
+        </w:rPr>
+      </w:pPr>
+      <w:r>
+        <w:rPr>
+          <w:rFonts w:ascii="Calibri" w:hAnsi="Calibri" w:cs="Calibri"/>
+        </w:rPr>
         <w:t>11. Monitoring: Prometheus + Grafana (request rate, latency, errors)</w:t>
       </w:r>
     </w:p>
     <w:p>
       <w:pPr>
         <w:pStyle w:val="Heading2"/>
-      </w:pPr>
-      <w:r>
+        <w:rPr>
+          <w:rFonts w:ascii="Calibri" w:hAnsi="Calibri" w:cs="Calibri"/>
+        </w:rPr>
+      </w:pPr>
+      <w:r>
+        <w:rPr>
+          <w:rFonts w:ascii="Calibri" w:hAnsi="Calibri" w:cs="Calibri"/>
+        </w:rPr>
         <w:t>Conclusion</w:t>
       </w:r>
     </w:p>
     <w:p>
-      <w:r>
+      <w:pPr>
+        <w:rPr>
+          <w:rFonts w:ascii="Calibri" w:hAnsi="Calibri" w:cs="Calibri"/>
+        </w:rPr>
+      </w:pPr>
+      <w:r>
+        <w:rPr>
+          <w:rFonts w:ascii="Calibri" w:hAnsi="Calibri" w:cs="Calibri"/>
+        </w:rPr>
         <w:t xml:space="preserve">This project demonstrates a complete </w:t>
       </w:r>
       <w:proofErr w:type="spellStart"/>
       <w:r>
+        <w:rPr>
+          <w:rFonts w:ascii="Calibri" w:hAnsi="Calibri" w:cs="Calibri"/>
+        </w:rPr>
         <w:t>MLOps</w:t>
       </w:r>
       <w:proofErr w:type="spellEnd"/>
       <w:r>
+        <w:rPr>
+          <w:rFonts w:ascii="Calibri" w:hAnsi="Calibri" w:cs="Calibri"/>
+        </w:rPr>
         <w:t xml:space="preserve"> lifecycle from raw data to production-deployed model with automated CI/CD and monitoring. Key outcomes:</w:t>
       </w:r>
     </w:p>
     <w:p>
       <w:pPr>
         <w:pStyle w:val="ListBullet"/>
-      </w:pPr>
-      <w:r>
+        <w:rPr>
+          <w:rFonts w:ascii="Calibri" w:hAnsi="Calibri" w:cs="Calibri"/>
+        </w:rPr>
+      </w:pPr>
+      <w:r>
+        <w:rPr>
+          <w:rFonts w:ascii="Calibri" w:hAnsi="Calibri" w:cs="Calibri"/>
+        </w:rPr>
         <w:t>Logistic Regression achieved best performance (ROC-AUC: 0.9643) on the Cleveland dataset</w:t>
       </w:r>
     </w:p>
     <w:p>
       <w:pPr>
         <w:pStyle w:val="ListBullet"/>
-      </w:pPr>
-      <w:r>
+        <w:rPr>
+          <w:rFonts w:ascii="Calibri" w:hAnsi="Calibri" w:cs="Calibri"/>
+        </w:rPr>
+      </w:pPr>
+      <w:r>
+        <w:rPr>
+          <w:rFonts w:ascii="Calibri" w:hAnsi="Calibri" w:cs="Calibri"/>
+        </w:rPr>
         <w:t xml:space="preserve">Full reproducibility via </w:t>
       </w:r>
       <w:proofErr w:type="spellStart"/>
       <w:r>
+        <w:rPr>
+          <w:rFonts w:ascii="Calibri" w:hAnsi="Calibri" w:cs="Calibri"/>
+        </w:rPr>
         <w:t>ucimlrepo</w:t>
       </w:r>
       <w:proofErr w:type="spellEnd"/>
       <w:r>
+        <w:rPr>
+          <w:rFonts w:ascii="Calibri" w:hAnsi="Calibri" w:cs="Calibri"/>
+        </w:rPr>
         <w:t xml:space="preserve"> data fetching and pinned requirements</w:t>
       </w:r>
     </w:p>
     <w:p>
       <w:pPr>
         <w:pStyle w:val="ListBullet"/>
-      </w:pPr>
-      <w:r>
+        <w:rPr>
+          <w:rFonts w:ascii="Calibri" w:hAnsi="Calibri" w:cs="Calibri"/>
+        </w:rPr>
+      </w:pPr>
+      <w:r>
+        <w:rPr>
+          <w:rFonts w:ascii="Calibri" w:hAnsi="Calibri" w:cs="Calibri"/>
+        </w:rPr>
         <w:t>Automated pipeline ensures code quality (lint + 32 tests) before deployment</w:t>
       </w:r>
     </w:p>
     <w:p>
       <w:pPr>
         <w:pStyle w:val="ListBullet"/>
-      </w:pPr>
-      <w:r>
+        <w:rPr>
+          <w:rFonts w:ascii="Calibri" w:hAnsi="Calibri" w:cs="Calibri"/>
+        </w:rPr>
+      </w:pPr>
+      <w:r>
+        <w:rPr>
+          <w:rFonts w:ascii="Calibri" w:hAnsi="Calibri" w:cs="Calibri"/>
+        </w:rPr>
         <w:t>Production API serves predictions at http://34.60.20.112 with sub-second latency</w:t>
       </w:r>
     </w:p>
     <w:p>
       <w:pPr>
         <w:pStyle w:val="ListBullet"/>
-      </w:pPr>
-      <w:r>
+        <w:rPr>
+          <w:rFonts w:ascii="Calibri" w:hAnsi="Calibri" w:cs="Calibri"/>
+        </w:rPr>
+      </w:pPr>
+      <w:r>
+        <w:rPr>
+          <w:rFonts w:ascii="Calibri" w:hAnsi="Calibri" w:cs="Calibri"/>
+        </w:rPr>
         <w:t>Monitoring stack provides real-time visibility into API health and performance</w:t>
       </w:r>
     </w:p>
@@ -15629,6 +18320,41 @@
       </w:tcPr>
     </w:tblStylePr>
   </w:style>
+  <w:style w:type="character" w:styleId="Hyperlink">
+    <w:name w:val="Hyperlink"/>
+    <w:basedOn w:val="DefaultParagraphFont"/>
+    <w:uiPriority w:val="99"/>
+    <w:unhideWhenUsed/>
+    <w:rsid w:val="000B6F71"/>
+    <w:rPr>
+      <w:color w:val="0000FF" w:themeColor="hyperlink"/>
+      <w:u w:val="single"/>
+    </w:rPr>
+  </w:style>
+  <w:style w:type="character" w:styleId="UnresolvedMention">
+    <w:name w:val="Unresolved Mention"/>
+    <w:basedOn w:val="DefaultParagraphFont"/>
+    <w:uiPriority w:val="99"/>
+    <w:semiHidden/>
+    <w:unhideWhenUsed/>
+    <w:rsid w:val="000B6F71"/>
+    <w:rPr>
+      <w:color w:val="605E5C"/>
+      <w:shd w:val="clear" w:color="auto" w:fill="E1DFDD"/>
+    </w:rPr>
+  </w:style>
+  <w:style w:type="character" w:styleId="FollowedHyperlink">
+    <w:name w:val="FollowedHyperlink"/>
+    <w:basedOn w:val="DefaultParagraphFont"/>
+    <w:uiPriority w:val="99"/>
+    <w:semiHidden/>
+    <w:unhideWhenUsed/>
+    <w:rsid w:val="000B6F71"/>
+    <w:rPr>
+      <w:color w:val="800080" w:themeColor="followedHyperlink"/>
+      <w:u w:val="single"/>
+    </w:rPr>
+  </w:style>
 </w:styles>
 </file>
 

--- a/report/assignment_report.docx
+++ b/report/assignment_report.docx
@@ -67,7 +67,7 @@
           <w:b/>
           <w:sz w:val="56"/>
         </w:rPr>
-        <w:t xml:space="preserve"> Assignment 1</w:t>
+        <w:t xml:space="preserve"> Assignment</w:t>
       </w:r>
     </w:p>
     <w:p>
@@ -165,6 +165,57 @@
           <w:rFonts w:ascii="Calibri" w:hAnsi="Calibri" w:cs="Calibri"/>
         </w:rPr>
         <w:t>Date: May 08, 2026</w:t>
+      </w:r>
+    </w:p>
+    <w:p>
+      <w:pPr>
+        <w:jc w:val="center"/>
+        <w:rPr>
+          <w:rFonts w:ascii="Calibri" w:hAnsi="Calibri" w:cs="Calibri"/>
+        </w:rPr>
+      </w:pPr>
+    </w:p>
+    <w:p>
+      <w:pPr>
+        <w:jc w:val="center"/>
+        <w:rPr>
+          <w:rFonts w:ascii="Calibri" w:hAnsi="Calibri" w:cs="Calibri"/>
+        </w:rPr>
+      </w:pPr>
+      <w:r>
+        <w:rPr>
+          <w:rFonts w:ascii="Calibri" w:hAnsi="Calibri" w:cs="Calibri"/>
+        </w:rPr>
+        <w:t>Rishav Gupta (</w:t>
+      </w:r>
+      <w:r>
+        <w:rPr>
+          <w:rFonts w:ascii="Roboto" w:hAnsi="Roboto"/>
+          <w:color w:val="4F4C51"/>
+          <w:sz w:val="19"/>
+          <w:szCs w:val="19"/>
+          <w:shd w:val="clear" w:color="auto" w:fill="FFFFFF"/>
+        </w:rPr>
+        <w:t>2025cs05018</w:t>
+      </w:r>
+      <w:r>
+        <w:rPr>
+          <w:rFonts w:ascii="Calibri" w:hAnsi="Calibri" w:cs="Calibri"/>
+        </w:rPr>
+        <w:t>)</w:t>
+      </w:r>
+    </w:p>
+    <w:p>
+      <w:pPr>
+        <w:rPr>
+          <w:rFonts w:ascii="Calibri" w:hAnsi="Calibri" w:cs="Calibri"/>
+        </w:rPr>
+      </w:pPr>
+      <w:r>
+        <w:rPr>
+          <w:rFonts w:ascii="Calibri" w:hAnsi="Calibri" w:cs="Calibri"/>
+        </w:rPr>
+        <w:t xml:space="preserve">                                                       </w:t>
       </w:r>
     </w:p>
     <w:p>
@@ -994,6 +1045,8 @@
       <w:r>
         <w:rPr>
           <w:rFonts w:ascii="Calibri" w:hAnsi="Calibri" w:cs="Calibri"/>
+          <w:b/>
+          <w:bCs/>
         </w:rPr>
         <w:t>conda</w:t>
       </w:r>
@@ -1001,6 +1054,8 @@
       <w:r>
         <w:rPr>
           <w:rFonts w:ascii="Calibri" w:hAnsi="Calibri" w:cs="Calibri"/>
+          <w:b/>
+          <w:bCs/>
         </w:rPr>
         <w:t xml:space="preserve"> create -n </w:t>
       </w:r>
@@ -1008,6 +1063,8 @@
       <w:r>
         <w:rPr>
           <w:rFonts w:ascii="Calibri" w:hAnsi="Calibri" w:cs="Calibri"/>
+          <w:b/>
+          <w:bCs/>
         </w:rPr>
         <w:t>mlops</w:t>
       </w:r>
@@ -1015,6 +1072,8 @@
       <w:r>
         <w:rPr>
           <w:rFonts w:ascii="Calibri" w:hAnsi="Calibri" w:cs="Calibri"/>
+          <w:b/>
+          <w:bCs/>
         </w:rPr>
         <w:t xml:space="preserve"> python=3.11</w:t>
       </w:r>
@@ -1029,6 +1088,8 @@
         </w:numPr>
         <w:rPr>
           <w:rFonts w:ascii="Calibri" w:hAnsi="Calibri" w:cs="Calibri"/>
+          <w:b/>
+          <w:bCs/>
         </w:rPr>
       </w:pPr>
       <w:r>
@@ -1041,6 +1102,8 @@
       <w:r>
         <w:rPr>
           <w:rFonts w:ascii="Calibri" w:hAnsi="Calibri" w:cs="Calibri"/>
+          <w:b/>
+          <w:bCs/>
         </w:rPr>
         <w:t>conda</w:t>
       </w:r>
@@ -1048,6 +1111,8 @@
       <w:r>
         <w:rPr>
           <w:rFonts w:ascii="Calibri" w:hAnsi="Calibri" w:cs="Calibri"/>
+          <w:b/>
+          <w:bCs/>
         </w:rPr>
         <w:t xml:space="preserve"> activate </w:t>
       </w:r>
@@ -1055,6 +1120,8 @@
       <w:r>
         <w:rPr>
           <w:rFonts w:ascii="Calibri" w:hAnsi="Calibri" w:cs="Calibri"/>
+          <w:b/>
+          <w:bCs/>
         </w:rPr>
         <w:t>mlops</w:t>
       </w:r>
@@ -1075,7 +1142,15 @@
         <w:rPr>
           <w:rFonts w:ascii="Calibri" w:hAnsi="Calibri" w:cs="Calibri"/>
         </w:rPr>
-        <w:t>4. Install dependencies: pip install -r requirements.txt</w:t>
+        <w:t xml:space="preserve">4. Install dependencies: </w:t>
+      </w:r>
+      <w:r>
+        <w:rPr>
+          <w:rFonts w:ascii="Calibri" w:hAnsi="Calibri" w:cs="Calibri"/>
+          <w:b/>
+          <w:bCs/>
+        </w:rPr>
+        <w:t>pip install -r requirements.txt</w:t>
       </w:r>
     </w:p>
     <w:p>
@@ -1087,13 +1162,23 @@
         </w:numPr>
         <w:rPr>
           <w:rFonts w:ascii="Calibri" w:hAnsi="Calibri" w:cs="Calibri"/>
-        </w:rPr>
-      </w:pPr>
-      <w:r>
-        <w:rPr>
-          <w:rFonts w:ascii="Calibri" w:hAnsi="Calibri" w:cs="Calibri"/>
-        </w:rPr>
-        <w:t>5. Run training: python src/train.py</w:t>
+          <w:b/>
+          <w:bCs/>
+        </w:rPr>
+      </w:pPr>
+      <w:r>
+        <w:rPr>
+          <w:rFonts w:ascii="Calibri" w:hAnsi="Calibri" w:cs="Calibri"/>
+        </w:rPr>
+        <w:t xml:space="preserve">5. Run training: </w:t>
+      </w:r>
+      <w:r>
+        <w:rPr>
+          <w:rFonts w:ascii="Calibri" w:hAnsi="Calibri" w:cs="Calibri"/>
+          <w:b/>
+          <w:bCs/>
+        </w:rPr>
+        <w:t>python src/train.py</w:t>
       </w:r>
     </w:p>
     <w:p>
@@ -1117,6 +1202,8 @@
       <w:r>
         <w:rPr>
           <w:rFonts w:ascii="Calibri" w:hAnsi="Calibri" w:cs="Calibri"/>
+          <w:b/>
+          <w:bCs/>
         </w:rPr>
         <w:t>uvicorn</w:t>
       </w:r>
@@ -1124,6 +1211,8 @@
       <w:r>
         <w:rPr>
           <w:rFonts w:ascii="Calibri" w:hAnsi="Calibri" w:cs="Calibri"/>
+          <w:b/>
+          <w:bCs/>
         </w:rPr>
         <w:t xml:space="preserve"> </w:t>
       </w:r>
@@ -1131,6 +1220,8 @@
       <w:r>
         <w:rPr>
           <w:rFonts w:ascii="Calibri" w:hAnsi="Calibri" w:cs="Calibri"/>
+          <w:b/>
+          <w:bCs/>
         </w:rPr>
         <w:t>api.app:app</w:t>
       </w:r>
@@ -1138,6 +1229,8 @@
       <w:r>
         <w:rPr>
           <w:rFonts w:ascii="Calibri" w:hAnsi="Calibri" w:cs="Calibri"/>
+          <w:b/>
+          <w:bCs/>
         </w:rPr>
         <w:t xml:space="preserve"> --reload</w:t>
       </w:r>
@@ -1151,6 +1244,8 @@
         </w:numPr>
         <w:rPr>
           <w:rFonts w:ascii="Calibri" w:hAnsi="Calibri" w:cs="Calibri"/>
+          <w:b/>
+          <w:bCs/>
         </w:rPr>
       </w:pPr>
       <w:r>
@@ -1163,6 +1258,8 @@
       <w:r>
         <w:rPr>
           <w:rFonts w:ascii="Calibri" w:hAnsi="Calibri" w:cs="Calibri"/>
+          <w:b/>
+          <w:bCs/>
         </w:rPr>
         <w:t>pytest</w:t>
       </w:r>
@@ -1170,6 +1267,8 @@
       <w:r>
         <w:rPr>
           <w:rFonts w:ascii="Calibri" w:hAnsi="Calibri" w:cs="Calibri"/>
+          <w:b/>
+          <w:bCs/>
         </w:rPr>
         <w:t xml:space="preserve"> tests/ -v</w:t>
       </w:r>
@@ -6404,7 +6503,6 @@
               <v:path gradientshapeok="t" o:connecttype="rect"/>
             </v:shapetype>
             <v:shape id="Text Box 2" o:spid="_x0000_s1026" type="#_x0000_t202" alt="Cisco Confidential" style="position:absolute;margin-left:33pt;margin-top:0;width:84.2pt;height:26.25pt;z-index:251659264;visibility:visible;mso-wrap-style:none;mso-wrap-distance-left:0;mso-wrap-distance-top:0;mso-wrap-distance-right:0;mso-wrap-distance-bottom:0;mso-position-horizontal:right;mso-position-horizontal-relative:page;mso-position-vertical:bottom;mso-position-vertical-relative:page;v-text-anchor:bottom" o:gfxdata="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" filled="f" stroked="f">
-              <v:fill o:detectmouseclick="t"/>
               <v:textbox style="mso-fit-shape-to-text:t" inset="0,0,20pt,15pt">
                 <w:txbxContent>
                   <w:p>
@@ -6645,7 +6743,6 @@
               <v:path gradientshapeok="t" o:connecttype="rect"/>
             </v:shapetype>
             <v:shape id="Text Box 1" o:spid="_x0000_s1028" type="#_x0000_t202" alt="Cisco Confidential" style="position:absolute;margin-left:33pt;margin-top:0;width:84.2pt;height:26.25pt;z-index:251658240;visibility:visible;mso-wrap-style:none;mso-wrap-distance-left:0;mso-wrap-distance-top:0;mso-wrap-distance-right:0;mso-wrap-distance-bottom:0;mso-position-horizontal:right;mso-position-horizontal-relative:page;mso-position-vertical:bottom;mso-position-vertical-relative:page;v-text-anchor:bottom" o:gfxdata="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" filled="f" stroked="f">
-              <v:fill o:detectmouseclick="t"/>
               <v:textbox style="mso-fit-shape-to-text:t" inset="0,0,20pt,15pt">
                 <w:txbxContent>
                   <w:p>
